--- a/ИнтАнализЛаб1.docx
+++ b/ИнтАнализЛаб1.docx
@@ -735,7 +735,7 @@
                 <w:noProof/>
                 <w:webHidden/>
               </w:rPr>
-              <w:t>6</w:t>
+              <w:t>7</w:t>
             </w:r>
             <w:r>
               <w:rPr>
@@ -819,7 +819,7 @@
                 <w:noProof/>
                 <w:webHidden/>
               </w:rPr>
-              <w:t>7</w:t>
+              <w:t>8</w:t>
             </w:r>
             <w:r>
               <w:rPr>
@@ -903,7 +903,7 @@
                 <w:noProof/>
                 <w:webHidden/>
               </w:rPr>
-              <w:t>7</w:t>
+              <w:t>8</w:t>
             </w:r>
             <w:r>
               <w:rPr>
@@ -987,7 +987,7 @@
                 <w:noProof/>
                 <w:webHidden/>
               </w:rPr>
-              <w:t>8</w:t>
+              <w:t>10</w:t>
             </w:r>
             <w:r>
               <w:rPr>
@@ -1765,16 +1765,7 @@
                       <w:sz w:val="28"/>
                       <w:szCs w:val="28"/>
                     </w:rPr>
-                    <m:t>1.0</m:t>
-                  </m:r>
-                  <m:r>
-                    <w:rPr>
-                      <w:rFonts w:ascii="Cambria Math" w:hAnsi="Cambria Math"/>
-                      <w:color w:val="000000"/>
-                      <w:sz w:val="28"/>
-                      <w:szCs w:val="28"/>
-                    </w:rPr>
-                    <m:t>0</m:t>
+                    <m:t>1.00</m:t>
                   </m:r>
                 </m:e>
                 <m:e>
@@ -1934,16 +1925,7 @@
                       <w:sz w:val="28"/>
                       <w:szCs w:val="28"/>
                     </w:rPr>
-                    <m:t>0</m:t>
-                  </m:r>
-                  <m:r>
-                    <w:rPr>
-                      <w:rFonts w:ascii="Cambria Math" w:hAnsi="Cambria Math"/>
-                      <w:color w:val="000000"/>
-                      <w:sz w:val="28"/>
-                      <w:szCs w:val="28"/>
-                    </w:rPr>
-                    <m:t>.00</m:t>
+                    <m:t>0.00</m:t>
                   </m:r>
                 </m:e>
               </m:mr>
@@ -1967,16 +1949,7 @@
                       <w:sz w:val="28"/>
                       <w:szCs w:val="28"/>
                     </w:rPr>
-                    <m:t>0</m:t>
-                  </m:r>
-                  <m:r>
-                    <w:rPr>
-                      <w:rFonts w:ascii="Cambria Math" w:hAnsi="Cambria Math"/>
-                      <w:color w:val="000000"/>
-                      <w:sz w:val="28"/>
-                      <w:szCs w:val="28"/>
-                    </w:rPr>
-                    <m:t>.00</m:t>
+                    <m:t>0.00</m:t>
                   </m:r>
                 </m:e>
               </m:mr>
@@ -1989,16 +1962,7 @@
                       <w:sz w:val="28"/>
                       <w:szCs w:val="28"/>
                     </w:rPr>
-                    <m:t>1.0</m:t>
-                  </m:r>
-                  <m:r>
-                    <w:rPr>
-                      <w:rFonts w:ascii="Cambria Math" w:hAnsi="Cambria Math"/>
-                      <w:color w:val="000000"/>
-                      <w:sz w:val="28"/>
-                      <w:szCs w:val="28"/>
-                    </w:rPr>
-                    <m:t>0</m:t>
+                    <m:t>1.00</m:t>
                   </m:r>
                 </m:e>
                 <m:e>
@@ -2009,16 +1973,7 @@
                       <w:sz w:val="28"/>
                       <w:szCs w:val="28"/>
                     </w:rPr>
-                    <m:t>0</m:t>
-                  </m:r>
-                  <m:r>
-                    <w:rPr>
-                      <w:rFonts w:ascii="Cambria Math" w:hAnsi="Cambria Math"/>
-                      <w:color w:val="000000"/>
-                      <w:sz w:val="28"/>
-                      <w:szCs w:val="28"/>
-                    </w:rPr>
-                    <m:t>.00</m:t>
+                    <m:t>0.00</m:t>
                   </m:r>
                 </m:e>
               </m:mr>
@@ -4056,17 +4011,7 @@
             <w:lang w:eastAsia="ru-RU"/>
           </w:rPr>
           <w:lastRenderedPageBreak/>
-          <m:t>A=midA+radA</m:t>
-        </m:r>
-        <m:r>
-          <w:rPr>
-            <w:rFonts w:ascii="Cambria Math" w:eastAsia="Times New Roman" w:hAnsi="Cambria Math" w:cs="Times New Roman"/>
-            <w:color w:val="000000"/>
-            <w:sz w:val="28"/>
-            <w:szCs w:val="28"/>
-            <w:lang w:eastAsia="ru-RU"/>
-          </w:rPr>
-          <m:t>∙</m:t>
+          <m:t>A=midA+radA∙</m:t>
         </m:r>
         <m:d>
           <m:dPr>
@@ -5019,17 +4964,7 @@
               <w:szCs w:val="28"/>
               <w:lang w:eastAsia="ru-RU"/>
             </w:rPr>
-            <m:t xml:space="preserve">, </m:t>
-          </m:r>
-          <m:r>
-            <w:rPr>
-              <w:rFonts w:ascii="Cambria Math" w:eastAsia="Times New Roman" w:hAnsi="Cambria Math" w:cs="Times New Roman"/>
-              <w:color w:val="000000"/>
-              <w:sz w:val="28"/>
-              <w:szCs w:val="28"/>
-              <w:lang w:eastAsia="ru-RU"/>
-            </w:rPr>
-            <m:t xml:space="preserve"> </m:t>
+            <m:t xml:space="preserve">,  </m:t>
           </m:r>
           <m:sSub>
             <m:sSubPr>
@@ -5078,17 +5013,7 @@
               <w:szCs w:val="28"/>
               <w:lang w:eastAsia="ru-RU"/>
             </w:rPr>
-            <m:t>=1,</m:t>
-          </m:r>
-          <m:r>
-            <w:rPr>
-              <w:rFonts w:ascii="Cambria Math" w:eastAsia="Times New Roman" w:hAnsi="Cambria Math" w:cs="Times New Roman"/>
-              <w:color w:val="000000"/>
-              <w:sz w:val="28"/>
-              <w:szCs w:val="28"/>
-              <w:lang w:eastAsia="ru-RU"/>
-            </w:rPr>
-            <m:t xml:space="preserve">  </m:t>
+            <m:t xml:space="preserve">=1,  </m:t>
           </m:r>
           <m:r>
             <w:rPr>
@@ -5200,47 +5125,7 @@
             <w:szCs w:val="28"/>
             <w:lang w:eastAsia="ru-RU"/>
           </w:rPr>
-          <m:t>(1,</m:t>
-        </m:r>
-        <m:r>
-          <w:rPr>
-            <w:rFonts w:ascii="Cambria Math" w:eastAsia="Times New Roman" w:hAnsi="Cambria Math" w:cs="Times New Roman"/>
-            <w:color w:val="000000"/>
-            <w:sz w:val="28"/>
-            <w:szCs w:val="28"/>
-            <w:lang w:eastAsia="ru-RU"/>
-          </w:rPr>
-          <m:t xml:space="preserve"> </m:t>
-        </m:r>
-        <m:r>
-          <w:rPr>
-            <w:rFonts w:ascii="Cambria Math" w:eastAsia="Times New Roman" w:hAnsi="Cambria Math" w:cs="Times New Roman"/>
-            <w:color w:val="000000"/>
-            <w:sz w:val="28"/>
-            <w:szCs w:val="28"/>
-            <w:lang w:eastAsia="ru-RU"/>
-          </w:rPr>
-          <m:t>1,</m:t>
-        </m:r>
-        <m:r>
-          <w:rPr>
-            <w:rFonts w:ascii="Cambria Math" w:eastAsia="Times New Roman" w:hAnsi="Cambria Math" w:cs="Times New Roman"/>
-            <w:color w:val="000000"/>
-            <w:sz w:val="28"/>
-            <w:szCs w:val="28"/>
-            <w:lang w:eastAsia="ru-RU"/>
-          </w:rPr>
-          <m:t xml:space="preserve"> </m:t>
-        </m:r>
-        <m:r>
-          <w:rPr>
-            <w:rFonts w:ascii="Cambria Math" w:eastAsia="Times New Roman" w:hAnsi="Cambria Math" w:cs="Times New Roman"/>
-            <w:color w:val="000000"/>
-            <w:sz w:val="28"/>
-            <w:szCs w:val="28"/>
-            <w:lang w:eastAsia="ru-RU"/>
-          </w:rPr>
-          <m:t>1</m:t>
+          <m:t>(1, 1, 1</m:t>
         </m:r>
         <m:sSup>
           <m:sSupPr>
@@ -5674,17 +5559,7 @@
                 <w:szCs w:val="28"/>
                 <w:lang w:eastAsia="ru-RU"/>
               </w:rPr>
-              <m:t>+</m:t>
-            </m:r>
-            <m:r>
-              <w:rPr>
-                <w:rFonts w:ascii="Cambria Math" w:eastAsia="Times New Roman" w:hAnsi="Cambria Math" w:cs="Times New Roman"/>
-                <w:color w:val="000000"/>
-                <w:sz w:val="28"/>
-                <w:szCs w:val="28"/>
-                <w:lang w:eastAsia="ru-RU"/>
-              </w:rPr>
-              <m:t>δ</m:t>
+              <m:t>+δ</m:t>
             </m:r>
           </m:e>
         </m:d>
@@ -5881,17 +5756,7 @@
               <w:szCs w:val="28"/>
               <w:lang w:eastAsia="ru-RU"/>
             </w:rPr>
-            <m:t>1.10</m:t>
-          </m:r>
-          <m:r>
-            <w:rPr>
-              <w:rFonts w:ascii="Cambria Math" w:eastAsia="Times New Roman" w:hAnsi="Cambria Math" w:cs="Times New Roman"/>
-              <w:color w:val="000000"/>
-              <w:sz w:val="28"/>
-              <w:szCs w:val="28"/>
-              <w:lang w:eastAsia="ru-RU"/>
-            </w:rPr>
-            <m:t>-</m:t>
+            <m:t>1.10-</m:t>
           </m:r>
           <m:r>
             <w:rPr>
@@ -5980,27 +5845,7 @@
               <w:szCs w:val="28"/>
               <w:lang w:eastAsia="ru-RU"/>
             </w:rPr>
-            <m:t>=0.07</m:t>
-          </m:r>
-          <m:r>
-            <w:rPr>
-              <w:rFonts w:ascii="Cambria Math" w:eastAsia="Times New Roman" w:hAnsi="Cambria Math" w:cs="Times New Roman"/>
-              <w:color w:val="000000"/>
-              <w:sz w:val="28"/>
-              <w:szCs w:val="28"/>
-              <w:lang w:eastAsia="ru-RU"/>
-            </w:rPr>
-            <m:t>5</m:t>
-          </m:r>
-          <m:r>
-            <w:rPr>
-              <w:rFonts w:ascii="Cambria Math" w:eastAsia="Times New Roman" w:hAnsi="Cambria Math" w:cs="Times New Roman"/>
-              <w:color w:val="000000"/>
-              <w:sz w:val="28"/>
-              <w:szCs w:val="28"/>
-              <w:lang w:eastAsia="ru-RU"/>
-            </w:rPr>
-            <m:t>.</m:t>
+            <m:t>=0.075.</m:t>
           </m:r>
         </m:oMath>
       </m:oMathPara>
@@ -6047,17 +5892,7 @@
             <w:szCs w:val="28"/>
             <w:lang w:eastAsia="ru-RU"/>
           </w:rPr>
-          <m:t>∈[0.075, +</m:t>
-        </m:r>
-        <m:r>
-          <w:rPr>
-            <w:rFonts w:ascii="Cambria Math" w:eastAsia="Times New Roman" w:hAnsi="Cambria Math" w:cs="Times New Roman"/>
-            <w:color w:val="000000"/>
-            <w:sz w:val="28"/>
-            <w:szCs w:val="28"/>
-            <w:lang w:eastAsia="ru-RU"/>
-          </w:rPr>
-          <m:t>∞)</m:t>
+          <m:t>∈[0.075, +∞)</m:t>
         </m:r>
       </m:oMath>
       <w:r>
@@ -6520,17 +6355,7 @@
               <w:szCs w:val="28"/>
               <w:lang w:eastAsia="ru-RU"/>
             </w:rPr>
-            <m:t>=1.025</m:t>
-          </m:r>
-          <m:r>
-            <w:rPr>
-              <w:rFonts w:ascii="Cambria Math" w:eastAsia="Times New Roman" w:hAnsi="Cambria Math" w:cs="Times New Roman"/>
-              <w:color w:val="000000"/>
-              <w:sz w:val="28"/>
-              <w:szCs w:val="28"/>
-              <w:lang w:eastAsia="ru-RU"/>
-            </w:rPr>
-            <m:t>.</m:t>
+            <m:t>=1.025.</m:t>
           </m:r>
         </m:oMath>
       </m:oMathPara>
@@ -7710,17 +7535,7 @@
               <w:szCs w:val="28"/>
               <w:lang w:eastAsia="ru-RU"/>
             </w:rPr>
-            <m:t xml:space="preserve">, </m:t>
-          </m:r>
-          <m:r>
-            <w:rPr>
-              <w:rFonts w:ascii="Cambria Math" w:eastAsia="Times New Roman" w:hAnsi="Cambria Math" w:cs="Times New Roman"/>
-              <w:color w:val="000000"/>
-              <w:sz w:val="28"/>
-              <w:szCs w:val="28"/>
-              <w:lang w:eastAsia="ru-RU"/>
-            </w:rPr>
-            <m:t xml:space="preserve"> </m:t>
+            <m:t xml:space="preserve">,  </m:t>
           </m:r>
           <m:sSub>
             <m:sSubPr>
@@ -7806,27 +7621,7 @@
                   <w:szCs w:val="28"/>
                   <w:lang w:eastAsia="ru-RU"/>
                 </w:rPr>
-                <m:t>δ</m:t>
-              </m:r>
-              <m:r>
-                <w:rPr>
-                  <w:rFonts w:ascii="Cambria Math" w:eastAsia="Times New Roman" w:hAnsi="Cambria Math" w:cs="Times New Roman"/>
-                  <w:color w:val="000000"/>
-                  <w:sz w:val="28"/>
-                  <w:szCs w:val="28"/>
-                  <w:lang w:eastAsia="ru-RU"/>
-                </w:rPr>
-                <m:t>,1+</m:t>
-              </m:r>
-              <m:r>
-                <w:rPr>
-                  <w:rFonts w:ascii="Cambria Math" w:eastAsia="Times New Roman" w:hAnsi="Cambria Math" w:cs="Times New Roman"/>
-                  <w:color w:val="000000"/>
-                  <w:sz w:val="28"/>
-                  <w:szCs w:val="28"/>
-                  <w:lang w:eastAsia="ru-RU"/>
-                </w:rPr>
-                <m:t>δ</m:t>
+                <m:t>δ,1+δ</m:t>
               </m:r>
               <m:ctrlPr>
                 <w:rPr>
@@ -8123,17 +7918,7 @@
                   <w:szCs w:val="28"/>
                   <w:lang w:eastAsia="ru-RU"/>
                 </w:rPr>
-                <m:t>-</m:t>
-              </m:r>
-              <m:r>
-                <w:rPr>
-                  <w:rFonts w:ascii="Cambria Math" w:eastAsia="Times New Roman" w:hAnsi="Cambria Math" w:cs="Times New Roman"/>
-                  <w:color w:val="000000"/>
-                  <w:sz w:val="28"/>
-                  <w:szCs w:val="28"/>
-                  <w:lang w:eastAsia="ru-RU"/>
-                </w:rPr>
-                <m:t>δ</m:t>
+                <m:t>-δ</m:t>
               </m:r>
             </m:num>
             <m:den>
@@ -8145,17 +7930,7 @@
                   <w:szCs w:val="28"/>
                   <w:lang w:eastAsia="ru-RU"/>
                 </w:rPr>
-                <m:t>1+</m:t>
-              </m:r>
-              <m:r>
-                <w:rPr>
-                  <w:rFonts w:ascii="Cambria Math" w:eastAsia="Times New Roman" w:hAnsi="Cambria Math" w:cs="Times New Roman"/>
-                  <w:color w:val="000000"/>
-                  <w:sz w:val="28"/>
-                  <w:szCs w:val="28"/>
-                  <w:lang w:eastAsia="ru-RU"/>
-                </w:rPr>
-                <m:t>δ</m:t>
+                <m:t>1+δ</m:t>
               </m:r>
             </m:den>
           </m:f>
@@ -8231,17 +8006,7 @@
                   <w:szCs w:val="28"/>
                   <w:lang w:eastAsia="ru-RU"/>
                 </w:rPr>
-                <m:t>+</m:t>
-              </m:r>
-              <m:r>
-                <w:rPr>
-                  <w:rFonts w:ascii="Cambria Math" w:eastAsia="Times New Roman" w:hAnsi="Cambria Math" w:cs="Times New Roman"/>
-                  <w:color w:val="000000"/>
-                  <w:sz w:val="28"/>
-                  <w:szCs w:val="28"/>
-                  <w:lang w:eastAsia="ru-RU"/>
-                </w:rPr>
-                <m:t>δ</m:t>
+                <m:t>+δ</m:t>
               </m:r>
             </m:num>
             <m:den>
@@ -8253,17 +8018,7 @@
                   <w:szCs w:val="28"/>
                   <w:lang w:eastAsia="ru-RU"/>
                 </w:rPr>
-                <m:t>1-</m:t>
-              </m:r>
-              <m:r>
-                <w:rPr>
-                  <w:rFonts w:ascii="Cambria Math" w:eastAsia="Times New Roman" w:hAnsi="Cambria Math" w:cs="Times New Roman"/>
-                  <w:color w:val="000000"/>
-                  <w:sz w:val="28"/>
-                  <w:szCs w:val="28"/>
-                  <w:lang w:eastAsia="ru-RU"/>
-                </w:rPr>
-                <m:t>δ</m:t>
+                <m:t>1-δ</m:t>
               </m:r>
             </m:den>
           </m:f>
@@ -8427,17 +8182,7 @@
                 <w:szCs w:val="28"/>
                 <w:lang w:eastAsia="ru-RU"/>
               </w:rPr>
-              <m:t>-</m:t>
-            </m:r>
-            <m:r>
-              <w:rPr>
-                <w:rFonts w:ascii="Cambria Math" w:eastAsia="Times New Roman" w:hAnsi="Cambria Math" w:cs="Times New Roman"/>
-                <w:color w:val="000000"/>
-                <w:sz w:val="28"/>
-                <w:szCs w:val="28"/>
-                <w:lang w:eastAsia="ru-RU"/>
-              </w:rPr>
-              <m:t>δ</m:t>
+              <m:t>-δ</m:t>
             </m:r>
           </m:num>
           <m:den>
@@ -8449,17 +8194,7 @@
                 <w:szCs w:val="28"/>
                 <w:lang w:eastAsia="ru-RU"/>
               </w:rPr>
-              <m:t>1+</m:t>
-            </m:r>
-            <m:r>
-              <w:rPr>
-                <w:rFonts w:ascii="Cambria Math" w:eastAsia="Times New Roman" w:hAnsi="Cambria Math" w:cs="Times New Roman"/>
-                <w:color w:val="000000"/>
-                <w:sz w:val="28"/>
-                <w:szCs w:val="28"/>
-                <w:lang w:eastAsia="ru-RU"/>
-              </w:rPr>
-              <m:t>δ</m:t>
+              <m:t>1+δ</m:t>
             </m:r>
           </m:den>
         </m:f>
@@ -8574,17 +8309,7 @@
                 <w:szCs w:val="28"/>
                 <w:lang w:eastAsia="ru-RU"/>
               </w:rPr>
-              <m:t>+</m:t>
-            </m:r>
-            <m:r>
-              <w:rPr>
-                <w:rFonts w:ascii="Cambria Math" w:eastAsia="Times New Roman" w:hAnsi="Cambria Math" w:cs="Times New Roman"/>
-                <w:color w:val="000000"/>
-                <w:sz w:val="28"/>
-                <w:szCs w:val="28"/>
-                <w:lang w:eastAsia="ru-RU"/>
-              </w:rPr>
-              <m:t>δ</m:t>
+              <m:t>+δ</m:t>
             </m:r>
           </m:num>
           <m:den>
@@ -8596,17 +8321,7 @@
                 <w:szCs w:val="28"/>
                 <w:lang w:eastAsia="ru-RU"/>
               </w:rPr>
-              <m:t>1-</m:t>
-            </m:r>
-            <m:r>
-              <w:rPr>
-                <w:rFonts w:ascii="Cambria Math" w:eastAsia="Times New Roman" w:hAnsi="Cambria Math" w:cs="Times New Roman"/>
-                <w:color w:val="000000"/>
-                <w:sz w:val="28"/>
-                <w:szCs w:val="28"/>
-                <w:lang w:eastAsia="ru-RU"/>
-              </w:rPr>
-              <m:t>δ</m:t>
+              <m:t>1-δ</m:t>
             </m:r>
           </m:den>
         </m:f>
@@ -8630,7 +8345,7 @@
           <w:color w:val="000000"/>
           <w:sz w:val="28"/>
           <w:szCs w:val="28"/>
-          <w:lang w:val="en-US" w:eastAsia="ru-RU"/>
+          <w:lang w:eastAsia="ru-RU"/>
         </w:rPr>
       </w:pPr>
       <w:r>
@@ -9007,17 +8722,7 @@
                   <w:szCs w:val="28"/>
                   <w:lang w:eastAsia="ru-RU"/>
                 </w:rPr>
-                <m:t>1-</m:t>
-              </m:r>
-              <m:r>
-                <w:rPr>
-                  <w:rFonts w:ascii="Cambria Math" w:eastAsia="Times New Roman" w:hAnsi="Cambria Math" w:cs="Times New Roman"/>
-                  <w:color w:val="000000"/>
-                  <w:sz w:val="28"/>
-                  <w:szCs w:val="28"/>
-                  <w:lang w:eastAsia="ru-RU"/>
-                </w:rPr>
-                <m:t>δ</m:t>
+                <m:t>1-δ</m:t>
               </m:r>
             </m:e>
           </m:d>
@@ -9054,17 +8759,7 @@
                   <w:szCs w:val="28"/>
                   <w:lang w:eastAsia="ru-RU"/>
                 </w:rPr>
-                <m:t>0.95+</m:t>
-              </m:r>
-              <m:r>
-                <w:rPr>
-                  <w:rFonts w:ascii="Cambria Math" w:eastAsia="Times New Roman" w:hAnsi="Cambria Math" w:cs="Times New Roman"/>
-                  <w:color w:val="000000"/>
-                  <w:sz w:val="28"/>
-                  <w:szCs w:val="28"/>
-                  <w:lang w:eastAsia="ru-RU"/>
-                </w:rPr>
-                <m:t>δ</m:t>
+                <m:t>0.95+δ</m:t>
               </m:r>
             </m:e>
           </m:d>
@@ -9091,17 +8786,7 @@
                   <w:szCs w:val="28"/>
                   <w:lang w:eastAsia="ru-RU"/>
                 </w:rPr>
-                <m:t>1+</m:t>
-              </m:r>
-              <m:r>
-                <w:rPr>
-                  <w:rFonts w:ascii="Cambria Math" w:eastAsia="Times New Roman" w:hAnsi="Cambria Math" w:cs="Times New Roman"/>
-                  <w:color w:val="000000"/>
-                  <w:sz w:val="28"/>
-                  <w:szCs w:val="28"/>
-                  <w:lang w:eastAsia="ru-RU"/>
-                </w:rPr>
-                <m:t>δ</m:t>
+                <m:t>1+δ</m:t>
               </m:r>
             </m:e>
           </m:d>
@@ -9149,17 +8834,7 @@
               <w:szCs w:val="28"/>
               <w:lang w:eastAsia="ru-RU"/>
             </w:rPr>
-            <m:t>δ</m:t>
-          </m:r>
-          <m:r>
-            <w:rPr>
-              <w:rFonts w:ascii="Cambria Math" w:eastAsia="Times New Roman" w:hAnsi="Cambria Math" w:cs="Times New Roman"/>
-              <w:color w:val="000000"/>
-              <w:sz w:val="28"/>
-              <w:szCs w:val="28"/>
-              <w:lang w:eastAsia="ru-RU"/>
-            </w:rPr>
-            <m:t>+</m:t>
+            <m:t>δ+</m:t>
           </m:r>
           <m:sSup>
             <m:sSupPr>
@@ -9208,27 +8883,7 @@
               <w:szCs w:val="28"/>
               <w:lang w:eastAsia="ru-RU"/>
             </w:rPr>
-            <m:t>≤0.95+1.95</m:t>
-          </m:r>
-          <m:r>
-            <w:rPr>
-              <w:rFonts w:ascii="Cambria Math" w:eastAsia="Times New Roman" w:hAnsi="Cambria Math" w:cs="Times New Roman"/>
-              <w:color w:val="000000"/>
-              <w:sz w:val="28"/>
-              <w:szCs w:val="28"/>
-              <w:lang w:eastAsia="ru-RU"/>
-            </w:rPr>
-            <m:t>δ</m:t>
-          </m:r>
-          <m:r>
-            <w:rPr>
-              <w:rFonts w:ascii="Cambria Math" w:eastAsia="Times New Roman" w:hAnsi="Cambria Math" w:cs="Times New Roman"/>
-              <w:color w:val="000000"/>
-              <w:sz w:val="28"/>
-              <w:szCs w:val="28"/>
-              <w:lang w:eastAsia="ru-RU"/>
-            </w:rPr>
-            <m:t>+</m:t>
+            <m:t>≤0.95+1.95δ+</m:t>
           </m:r>
           <m:sSup>
             <m:sSupPr>
@@ -9313,37 +8968,7 @@
               <w:szCs w:val="28"/>
               <w:lang w:eastAsia="ru-RU"/>
             </w:rPr>
-            <m:t>δ</m:t>
-          </m:r>
-          <m:r>
-            <w:rPr>
-              <w:rFonts w:ascii="Cambria Math" w:eastAsia="Times New Roman" w:hAnsi="Cambria Math" w:cs="Times New Roman"/>
-              <w:color w:val="000000"/>
-              <w:sz w:val="28"/>
-              <w:szCs w:val="28"/>
-              <w:lang w:eastAsia="ru-RU"/>
-            </w:rPr>
-            <m:t>⟹</m:t>
-          </m:r>
-          <m:r>
-            <w:rPr>
-              <w:rFonts w:ascii="Cambria Math" w:eastAsia="Times New Roman" w:hAnsi="Cambria Math" w:cs="Times New Roman"/>
-              <w:color w:val="000000"/>
-              <w:sz w:val="28"/>
-              <w:szCs w:val="28"/>
-              <w:lang w:eastAsia="ru-RU"/>
-            </w:rPr>
-            <m:t>δ</m:t>
-          </m:r>
-          <m:r>
-            <w:rPr>
-              <w:rFonts w:ascii="Cambria Math" w:eastAsia="Times New Roman" w:hAnsi="Cambria Math" w:cs="Times New Roman"/>
-              <w:color w:val="000000"/>
-              <w:sz w:val="28"/>
-              <w:szCs w:val="28"/>
-              <w:lang w:eastAsia="ru-RU"/>
-            </w:rPr>
-            <m:t>≥</m:t>
+            <m:t>δ⟹δ≥</m:t>
           </m:r>
           <m:f>
             <m:fPr>
@@ -9700,6 +9325,160 @@
         <w:rPr>
           <w:rFonts w:ascii="Times New Roman" w:eastAsia="Times New Roman" w:hAnsi="Times New Roman" w:cs="Times New Roman"/>
           <w:bCs/>
+          <w:i/>
+          <w:color w:val="000000"/>
+          <w:sz w:val="28"/>
+          <w:szCs w:val="28"/>
+          <w:lang w:eastAsia="ru-RU"/>
+        </w:rPr>
+      </w:pPr>
+      <w:r>
+        <w:rPr>
+          <w:rFonts w:ascii="Times New Roman" w:eastAsia="Times New Roman" w:hAnsi="Times New Roman" w:cs="Times New Roman"/>
+          <w:bCs/>
+          <w:color w:val="000000"/>
+          <w:sz w:val="28"/>
+          <w:szCs w:val="28"/>
+          <w:lang w:eastAsia="ru-RU"/>
+        </w:rPr>
+        <w:t xml:space="preserve">Аналитическая форма для </w:t>
+      </w:r>
+      <m:oMath>
+        <m:r>
+          <w:rPr>
+            <w:rFonts w:ascii="Cambria Math" w:eastAsia="Times New Roman" w:hAnsi="Cambria Math" w:cs="Times New Roman"/>
+            <w:color w:val="000000"/>
+            <w:sz w:val="28"/>
+            <w:szCs w:val="28"/>
+            <w:lang w:eastAsia="ru-RU"/>
+          </w:rPr>
+          <m:t>λ</m:t>
+        </m:r>
+      </m:oMath>
+      <w:r>
+        <w:rPr>
+          <w:rFonts w:ascii="Times New Roman" w:eastAsia="Times New Roman" w:hAnsi="Times New Roman" w:cs="Times New Roman"/>
+          <w:color w:val="000000"/>
+          <w:sz w:val="28"/>
+          <w:szCs w:val="28"/>
+          <w:lang w:eastAsia="ru-RU"/>
+        </w:rPr>
+        <w:t xml:space="preserve"> справедлива при  </w:t>
+      </w:r>
+      <m:oMath>
+        <m:r>
+          <w:rPr>
+            <w:rFonts w:ascii="Cambria Math" w:eastAsia="Times New Roman" w:hAnsi="Cambria Math" w:cs="Times New Roman"/>
+            <w:color w:val="000000"/>
+            <w:sz w:val="28"/>
+            <w:szCs w:val="28"/>
+            <w:lang w:val="en-US" w:eastAsia="ru-RU"/>
+          </w:rPr>
+          <m:t>δ</m:t>
+        </m:r>
+        <m:r>
+          <w:rPr>
+            <w:rFonts w:ascii="Cambria Math" w:eastAsia="Times New Roman" w:hAnsi="Cambria Math" w:cs="Times New Roman"/>
+            <w:color w:val="000000"/>
+            <w:sz w:val="28"/>
+            <w:szCs w:val="28"/>
+            <w:lang w:eastAsia="ru-RU"/>
+          </w:rPr>
+          <m:t>&lt;1</m:t>
+        </m:r>
+      </m:oMath>
+      <w:r>
+        <w:rPr>
+          <w:rFonts w:ascii="Times New Roman" w:eastAsia="Times New Roman" w:hAnsi="Times New Roman" w:cs="Times New Roman"/>
+          <w:color w:val="000000"/>
+          <w:sz w:val="28"/>
+          <w:szCs w:val="28"/>
+          <w:lang w:eastAsia="ru-RU"/>
+        </w:rPr>
+        <w:t xml:space="preserve">. При </w:t>
+      </w:r>
+      <m:oMath>
+        <m:r>
+          <w:rPr>
+            <w:rFonts w:ascii="Cambria Math" w:eastAsia="Times New Roman" w:hAnsi="Cambria Math" w:cs="Times New Roman"/>
+            <w:color w:val="000000"/>
+            <w:sz w:val="28"/>
+            <w:szCs w:val="28"/>
+            <w:lang w:val="en-US" w:eastAsia="ru-RU"/>
+          </w:rPr>
+          <m:t>δ</m:t>
+        </m:r>
+        <m:r>
+          <w:rPr>
+            <w:rFonts w:ascii="Cambria Math" w:eastAsia="Times New Roman" w:hAnsi="Cambria Math" w:cs="Times New Roman"/>
+            <w:color w:val="000000"/>
+            <w:sz w:val="28"/>
+            <w:szCs w:val="28"/>
+            <w:lang w:eastAsia="ru-RU"/>
+          </w:rPr>
+          <m:t>=1</m:t>
+        </m:r>
+      </m:oMath>
+      <w:r>
+        <w:rPr>
+          <w:rFonts w:ascii="Times New Roman" w:eastAsia="Times New Roman" w:hAnsi="Times New Roman" w:cs="Times New Roman"/>
+          <w:color w:val="000000"/>
+          <w:sz w:val="28"/>
+          <w:szCs w:val="28"/>
+          <w:lang w:eastAsia="ru-RU"/>
+        </w:rPr>
+        <w:t xml:space="preserve"> знаменатель обращается в 0, и формула теряет смысл. Однако факт особенности матрицы при этом сохраняется (при больших </w:t>
+      </w:r>
+      <m:oMath>
+        <m:r>
+          <w:rPr>
+            <w:rFonts w:ascii="Cambria Math" w:eastAsia="Times New Roman" w:hAnsi="Cambria Math" w:cs="Times New Roman"/>
+            <w:color w:val="000000"/>
+            <w:sz w:val="28"/>
+            <w:szCs w:val="28"/>
+            <w:lang w:val="en-US" w:eastAsia="ru-RU"/>
+          </w:rPr>
+          <m:t>δ</m:t>
+        </m:r>
+      </m:oMath>
+      <w:r>
+        <w:rPr>
+          <w:rFonts w:ascii="Times New Roman" w:eastAsia="Times New Roman" w:hAnsi="Times New Roman" w:cs="Times New Roman"/>
+          <w:color w:val="000000"/>
+          <w:sz w:val="28"/>
+          <w:szCs w:val="28"/>
+          <w:lang w:eastAsia="ru-RU"/>
+        </w:rPr>
+        <w:t xml:space="preserve"> второй столбец может принимать нулевые значения, что даёт дополнительную свободу для достижения вырожденности), поэтому диапазон для </w:t>
+      </w:r>
+      <m:oMath>
+        <m:r>
+          <w:rPr>
+            <w:rFonts w:ascii="Cambria Math" w:eastAsia="Times New Roman" w:hAnsi="Cambria Math" w:cs="Times New Roman"/>
+            <w:color w:val="000000"/>
+            <w:sz w:val="28"/>
+            <w:szCs w:val="28"/>
+            <w:lang w:val="en-US" w:eastAsia="ru-RU"/>
+          </w:rPr>
+          <m:t>δ</m:t>
+        </m:r>
+      </m:oMath>
+      <w:r>
+        <w:rPr>
+          <w:rFonts w:ascii="Times New Roman" w:eastAsia="Times New Roman" w:hAnsi="Times New Roman" w:cs="Times New Roman"/>
+          <w:color w:val="000000"/>
+          <w:sz w:val="28"/>
+          <w:szCs w:val="28"/>
+          <w:lang w:eastAsia="ru-RU"/>
+        </w:rPr>
+        <w:t xml:space="preserve"> остаётся верным.</w:t>
+      </w:r>
+    </w:p>
+    <w:p>
+      <w:pPr>
+        <w:rPr>
+          <w:rFonts w:ascii="Times New Roman" w:eastAsia="Times New Roman" w:hAnsi="Times New Roman" w:cs="Times New Roman"/>
+          <w:bCs/>
           <w:color w:val="000000"/>
           <w:sz w:val="28"/>
           <w:szCs w:val="28"/>
@@ -9846,18 +9625,7 @@
           <w:szCs w:val="28"/>
           <w:lang w:eastAsia="ru-RU"/>
         </w:rPr>
-        <w:t xml:space="preserve"> общ</w:t>
-      </w:r>
-      <w:r>
-        <w:rPr>
-          <w:rFonts w:ascii="Times New Roman" w:eastAsia="Times New Roman" w:hAnsi="Times New Roman" w:cs="Times New Roman"/>
-          <w:bCs/>
-          <w:color w:val="000000"/>
-          <w:sz w:val="28"/>
-          <w:szCs w:val="28"/>
-          <w:lang w:eastAsia="ru-RU"/>
-        </w:rPr>
-        <w:t>ее</w:t>
+        <w:t xml:space="preserve"> общее</w:t>
       </w:r>
       <w:r>
         <w:rPr>
@@ -10183,6 +9951,7 @@
             <w:szCs w:val="28"/>
             <w:lang w:eastAsia="ru-RU"/>
           </w:rPr>
+          <w:lastRenderedPageBreak/>
           <m:t>(</m:t>
         </m:r>
         <m:sSub>
@@ -10521,17 +10290,7 @@
             <w:szCs w:val="28"/>
             <w:lang w:eastAsia="ru-RU"/>
           </w:rPr>
-          <m:t>=1.05</m:t>
-        </m:r>
-        <m:r>
-          <w:rPr>
-            <w:rFonts w:ascii="Cambria Math" w:eastAsia="Times New Roman" w:hAnsi="Cambria Math" w:cs="Times New Roman"/>
-            <w:color w:val="000000"/>
-            <w:sz w:val="28"/>
-            <w:szCs w:val="28"/>
-            <w:lang w:eastAsia="ru-RU"/>
-          </w:rPr>
-          <m:t>)</m:t>
+          <m:t>=1.05)</m:t>
         </m:r>
       </m:oMath>
       <w:r>
@@ -10771,18 +10530,7 @@
           <w:szCs w:val="28"/>
           <w:lang w:eastAsia="ru-RU"/>
         </w:rPr>
-        <w:t xml:space="preserve">Проверка </w:t>
-      </w:r>
-      <w:r>
-        <w:rPr>
-          <w:rFonts w:ascii="Times New Roman" w:eastAsia="Times New Roman" w:hAnsi="Times New Roman" w:cs="Times New Roman"/>
-          <w:bCs/>
-          <w:color w:val="000000"/>
-          <w:sz w:val="28"/>
-          <w:szCs w:val="28"/>
-          <w:lang w:eastAsia="ru-RU"/>
-        </w:rPr>
-        <w:t xml:space="preserve">принадлежности </w:t>
+        <w:t xml:space="preserve">Проверка принадлежности </w:t>
       </w:r>
       <m:oMath>
         <m:sSubSup>
@@ -11564,27 +11312,7 @@
             <w:szCs w:val="28"/>
             <w:lang w:eastAsia="ru-RU"/>
           </w:rPr>
-          <m:t>λ≈1</m:t>
-        </m:r>
-        <m:r>
-          <w:rPr>
-            <w:rFonts w:ascii="Cambria Math" w:eastAsia="Times New Roman" w:hAnsi="Cambria Math" w:cs="Times New Roman"/>
-            <w:color w:val="000000"/>
-            <w:sz w:val="28"/>
-            <w:szCs w:val="28"/>
-            <w:lang w:eastAsia="ru-RU"/>
-          </w:rPr>
-          <m:t>.025</m:t>
-        </m:r>
-        <m:r>
-          <w:rPr>
-            <w:rFonts w:ascii="Cambria Math" w:eastAsia="Times New Roman" w:hAnsi="Cambria Math" w:cs="Times New Roman"/>
-            <w:color w:val="000000"/>
-            <w:sz w:val="28"/>
-            <w:szCs w:val="28"/>
-            <w:lang w:eastAsia="ru-RU"/>
-          </w:rPr>
-          <m:t>:  1.025∙0.963≈0.987, 1.025∙1=1.025, 1.025∙1.037≈1.063.</m:t>
+          <m:t>λ≈1.025:  1.025∙0.963≈0.987, 1.025∙1=1.025, 1.025∙1.037≈1.063.</m:t>
         </m:r>
       </m:oMath>
     </w:p>
@@ -11754,7 +11482,114 @@
           <w:szCs w:val="28"/>
           <w:lang w:eastAsia="ru-RU"/>
         </w:rPr>
-        <w:t xml:space="preserve">квадратной матрицы условие особенности - </w:t>
+        <w:t>квадратн</w:t>
+      </w:r>
+      <w:r>
+        <w:rPr>
+          <w:rFonts w:ascii="Times New Roman" w:eastAsia="Times New Roman" w:hAnsi="Times New Roman" w:cs="Times New Roman"/>
+          <w:bCs/>
+          <w:color w:val="000000"/>
+          <w:sz w:val="28"/>
+          <w:szCs w:val="28"/>
+          <w:lang w:eastAsia="ru-RU"/>
+        </w:rPr>
+        <w:t xml:space="preserve">ой матрицы условие особенности: </w:t>
+      </w:r>
+      <w:proofErr w:type="spellStart"/>
+      <w:r>
+        <w:rPr>
+          <w:rFonts w:ascii="Times New Roman" w:eastAsia="Times New Roman" w:hAnsi="Times New Roman" w:cs="Times New Roman"/>
+          <w:bCs/>
+          <w:color w:val="000000"/>
+          <w:sz w:val="28"/>
+          <w:szCs w:val="28"/>
+          <w:lang w:eastAsia="ru-RU"/>
+        </w:rPr>
+        <w:t>начилие</w:t>
+      </w:r>
+      <w:proofErr w:type="spellEnd"/>
+      <w:r>
+        <w:rPr>
+          <w:rFonts w:ascii="Times New Roman" w:eastAsia="Times New Roman" w:hAnsi="Times New Roman" w:cs="Times New Roman"/>
+          <w:bCs/>
+          <w:color w:val="000000"/>
+          <w:sz w:val="28"/>
+          <w:szCs w:val="28"/>
+          <w:lang w:eastAsia="ru-RU"/>
+        </w:rPr>
+        <w:t xml:space="preserve"> точечной матрицы </w:t>
+      </w:r>
+      <m:oMath>
+        <m:r>
+          <w:rPr>
+            <w:rFonts w:ascii="Cambria Math" w:eastAsia="Times New Roman" w:hAnsi="Cambria Math" w:cs="Times New Roman"/>
+            <w:color w:val="000000"/>
+            <w:sz w:val="28"/>
+            <w:szCs w:val="28"/>
+            <w:lang w:eastAsia="ru-RU"/>
+          </w:rPr>
+          <m:t>A∈</m:t>
+        </m:r>
+        <m:sSub>
+          <m:sSubPr>
+            <m:ctrlPr>
+              <w:rPr>
+                <w:rFonts w:ascii="Cambria Math" w:eastAsia="Times New Roman" w:hAnsi="Cambria Math" w:cs="Times New Roman"/>
+                <w:bCs/>
+                <w:i/>
+                <w:color w:val="000000"/>
+                <w:sz w:val="28"/>
+                <w:szCs w:val="28"/>
+                <w:lang w:eastAsia="ru-RU"/>
+              </w:rPr>
+            </m:ctrlPr>
+          </m:sSubPr>
+          <m:e>
+            <m:r>
+              <w:rPr>
+                <w:rFonts w:ascii="Cambria Math" w:eastAsia="Times New Roman" w:hAnsi="Cambria Math" w:cs="Times New Roman"/>
+                <w:color w:val="000000"/>
+                <w:sz w:val="28"/>
+                <w:szCs w:val="28"/>
+                <w:lang w:eastAsia="ru-RU"/>
+              </w:rPr>
+              <m:t>A</m:t>
+            </m:r>
+          </m:e>
+          <m:sub>
+            <m:r>
+              <w:rPr>
+                <w:rFonts w:ascii="Cambria Math" w:eastAsia="Times New Roman" w:hAnsi="Cambria Math" w:cs="Times New Roman"/>
+                <w:color w:val="000000"/>
+                <w:sz w:val="28"/>
+                <w:szCs w:val="28"/>
+                <w:lang w:eastAsia="ru-RU"/>
+              </w:rPr>
+              <m:t>2</m:t>
+            </m:r>
+          </m:sub>
+        </m:sSub>
+        <m:r>
+          <w:rPr>
+            <w:rFonts w:ascii="Cambria Math" w:eastAsia="Times New Roman" w:hAnsi="Cambria Math" w:cs="Times New Roman"/>
+            <w:color w:val="000000"/>
+            <w:sz w:val="28"/>
+            <w:szCs w:val="28"/>
+            <w:lang w:eastAsia="ru-RU"/>
+          </w:rPr>
+          <m:t>,</m:t>
+        </m:r>
+      </m:oMath>
+      <w:r>
+        <w:rPr>
+          <w:rFonts w:ascii="Times New Roman" w:eastAsia="Times New Roman" w:hAnsi="Times New Roman" w:cs="Times New Roman"/>
+          <w:bCs/>
+          <w:color w:val="000000"/>
+          <w:sz w:val="28"/>
+          <w:szCs w:val="28"/>
+          <w:lang w:eastAsia="ru-RU"/>
+        </w:rPr>
+        <w:t xml:space="preserve"> </w:t>
       </w:r>
       <m:oMath>
         <m:r>
@@ -11799,16 +11634,223 @@
         </w:rPr>
         <w:t xml:space="preserve"> </w:t>
       </w:r>
-      <w:r>
-        <w:rPr>
-          <w:rFonts w:ascii="Times New Roman" w:eastAsia="Times New Roman" w:hAnsi="Times New Roman" w:cs="Times New Roman"/>
-          <w:bCs/>
-          <w:color w:val="000000"/>
-          <w:sz w:val="28"/>
-          <w:szCs w:val="28"/>
-          <w:lang w:eastAsia="ru-RU"/>
-        </w:rPr>
-        <w:t xml:space="preserve">Минимальное </w:t>
+    </w:p>
+    <w:p>
+      <w:pPr>
+        <w:rPr>
+          <w:rFonts w:ascii="Times New Roman" w:eastAsia="Times New Roman" w:hAnsi="Times New Roman" w:cs="Times New Roman"/>
+          <w:bCs/>
+          <w:color w:val="000000"/>
+          <w:sz w:val="28"/>
+          <w:szCs w:val="28"/>
+          <w:lang w:eastAsia="ru-RU"/>
+        </w:rPr>
+      </w:pPr>
+      <w:r>
+        <w:rPr>
+          <w:rFonts w:ascii="Times New Roman" w:eastAsia="Times New Roman" w:hAnsi="Times New Roman" w:cs="Times New Roman"/>
+          <w:bCs/>
+          <w:color w:val="000000"/>
+          <w:sz w:val="28"/>
+          <w:szCs w:val="28"/>
+          <w:lang w:eastAsia="ru-RU"/>
+        </w:rPr>
+        <w:t xml:space="preserve">Пусть </w:t>
+      </w:r>
+      <m:oMath>
+        <m:sSubSup>
+          <m:sSubSupPr>
+            <m:ctrlPr>
+              <w:rPr>
+                <w:rFonts w:ascii="Cambria Math" w:eastAsia="Times New Roman" w:hAnsi="Cambria Math" w:cs="Times New Roman"/>
+                <w:bCs/>
+                <w:i/>
+                <w:color w:val="000000"/>
+                <w:sz w:val="28"/>
+                <w:szCs w:val="28"/>
+                <w:lang w:eastAsia="ru-RU"/>
+              </w:rPr>
+            </m:ctrlPr>
+          </m:sSubSupPr>
+          <m:e>
+            <m:r>
+              <w:rPr>
+                <w:rFonts w:ascii="Cambria Math" w:eastAsia="Times New Roman" w:hAnsi="Cambria Math" w:cs="Times New Roman"/>
+                <w:color w:val="000000"/>
+                <w:sz w:val="28"/>
+                <w:szCs w:val="28"/>
+                <w:lang w:eastAsia="ru-RU"/>
+              </w:rPr>
+              <m:t>A</m:t>
+            </m:r>
+          </m:e>
+          <m:sub>
+            <m:r>
+              <w:rPr>
+                <w:rFonts w:ascii="Cambria Math" w:eastAsia="Times New Roman" w:hAnsi="Cambria Math" w:cs="Times New Roman"/>
+                <w:color w:val="000000"/>
+                <w:sz w:val="28"/>
+                <w:szCs w:val="28"/>
+                <w:lang w:eastAsia="ru-RU"/>
+              </w:rPr>
+              <m:t>c</m:t>
+            </m:r>
+          </m:sub>
+          <m:sup/>
+        </m:sSubSup>
+        <m:r>
+          <w:rPr>
+            <w:rFonts w:ascii="Cambria Math" w:eastAsia="Times New Roman" w:hAnsi="Cambria Math" w:cs="Times New Roman"/>
+            <w:color w:val="000000"/>
+            <w:sz w:val="28"/>
+            <w:szCs w:val="28"/>
+            <w:lang w:eastAsia="ru-RU"/>
+          </w:rPr>
+          <m:t>=</m:t>
+        </m:r>
+        <m:r>
+          <w:rPr>
+            <w:rFonts w:ascii="Cambria Math" w:eastAsia="Times New Roman" w:hAnsi="Cambria Math" w:cs="Times New Roman"/>
+            <w:color w:val="000000"/>
+            <w:sz w:val="28"/>
+            <w:szCs w:val="28"/>
+            <w:lang w:val="en-US" w:eastAsia="ru-RU"/>
+          </w:rPr>
+          <m:t>mid</m:t>
+        </m:r>
+        <m:sSub>
+          <m:sSubPr>
+            <m:ctrlPr>
+              <w:rPr>
+                <w:rFonts w:ascii="Cambria Math" w:eastAsia="Times New Roman" w:hAnsi="Cambria Math" w:cs="Times New Roman"/>
+                <w:bCs/>
+                <w:i/>
+                <w:color w:val="000000"/>
+                <w:sz w:val="28"/>
+                <w:szCs w:val="28"/>
+                <w:lang w:eastAsia="ru-RU"/>
+              </w:rPr>
+            </m:ctrlPr>
+          </m:sSubPr>
+          <m:e>
+            <m:r>
+              <w:rPr>
+                <w:rFonts w:ascii="Cambria Math" w:eastAsia="Times New Roman" w:hAnsi="Cambria Math" w:cs="Times New Roman"/>
+                <w:color w:val="000000"/>
+                <w:sz w:val="28"/>
+                <w:szCs w:val="28"/>
+                <w:lang w:eastAsia="ru-RU"/>
+              </w:rPr>
+              <m:t>A</m:t>
+            </m:r>
+          </m:e>
+          <m:sub>
+            <m:r>
+              <w:rPr>
+                <w:rFonts w:ascii="Cambria Math" w:eastAsia="Times New Roman" w:hAnsi="Cambria Math" w:cs="Times New Roman"/>
+                <w:color w:val="000000"/>
+                <w:sz w:val="28"/>
+                <w:szCs w:val="28"/>
+                <w:lang w:eastAsia="ru-RU"/>
+              </w:rPr>
+              <m:t>2</m:t>
+            </m:r>
+          </m:sub>
+        </m:sSub>
+      </m:oMath>
+      <w:r>
+        <w:rPr>
+          <w:rFonts w:ascii="Times New Roman" w:eastAsia="Times New Roman" w:hAnsi="Times New Roman" w:cs="Times New Roman"/>
+          <w:bCs/>
+          <w:color w:val="000000"/>
+          <w:sz w:val="28"/>
+          <w:szCs w:val="28"/>
+          <w:lang w:eastAsia="ru-RU"/>
+        </w:rPr>
+        <w:t xml:space="preserve"> - матрица центров</w:t>
+      </w:r>
+      <w:r>
+        <w:rPr>
+          <w:rFonts w:ascii="Times New Roman" w:eastAsia="Times New Roman" w:hAnsi="Times New Roman" w:cs="Times New Roman"/>
+          <w:bCs/>
+          <w:color w:val="000000"/>
+          <w:sz w:val="28"/>
+          <w:szCs w:val="28"/>
+          <w:lang w:eastAsia="ru-RU"/>
+        </w:rPr>
+        <w:t xml:space="preserve">, </w:t>
+      </w:r>
+      <m:oMath>
+        <m:r>
+          <w:rPr>
+            <w:rFonts w:ascii="Cambria Math" w:eastAsia="Times New Roman" w:hAnsi="Cambria Math" w:cs="Times New Roman"/>
+            <w:color w:val="000000"/>
+            <w:sz w:val="28"/>
+            <w:szCs w:val="28"/>
+            <w:lang w:eastAsia="ru-RU"/>
+          </w:rPr>
+          <m:t>rad</m:t>
+        </m:r>
+        <m:sSub>
+          <m:sSubPr>
+            <m:ctrlPr>
+              <w:rPr>
+                <w:rFonts w:ascii="Cambria Math" w:eastAsia="Times New Roman" w:hAnsi="Cambria Math" w:cs="Times New Roman"/>
+                <w:bCs/>
+                <w:i/>
+                <w:color w:val="000000"/>
+                <w:sz w:val="28"/>
+                <w:szCs w:val="28"/>
+                <w:lang w:eastAsia="ru-RU"/>
+              </w:rPr>
+            </m:ctrlPr>
+          </m:sSubPr>
+          <m:e>
+            <m:r>
+              <w:rPr>
+                <w:rFonts w:ascii="Cambria Math" w:eastAsia="Times New Roman" w:hAnsi="Cambria Math" w:cs="Times New Roman"/>
+                <w:color w:val="000000"/>
+                <w:sz w:val="28"/>
+                <w:szCs w:val="28"/>
+                <w:lang w:eastAsia="ru-RU"/>
+              </w:rPr>
+              <m:t>A</m:t>
+            </m:r>
+          </m:e>
+          <m:sub>
+            <m:r>
+              <w:rPr>
+                <w:rFonts w:ascii="Cambria Math" w:eastAsia="Times New Roman" w:hAnsi="Cambria Math" w:cs="Times New Roman"/>
+                <w:color w:val="000000"/>
+                <w:sz w:val="28"/>
+                <w:szCs w:val="28"/>
+                <w:lang w:eastAsia="ru-RU"/>
+              </w:rPr>
+              <m:t>2</m:t>
+            </m:r>
+          </m:sub>
+        </m:sSub>
+        <m:r>
+          <w:rPr>
+            <w:rFonts w:ascii="Cambria Math" w:eastAsia="Times New Roman" w:hAnsi="Cambria Math" w:cs="Times New Roman"/>
+            <w:color w:val="000000"/>
+            <w:sz w:val="28"/>
+            <w:szCs w:val="28"/>
+            <w:lang w:eastAsia="ru-RU"/>
+          </w:rPr>
+          <m:t>=1</m:t>
+        </m:r>
+      </m:oMath>
+      <w:r>
+        <w:rPr>
+          <w:rFonts w:ascii="Times New Roman" w:eastAsia="Times New Roman" w:hAnsi="Times New Roman" w:cs="Times New Roman"/>
+          <w:bCs/>
+          <w:color w:val="000000"/>
+          <w:sz w:val="28"/>
+          <w:szCs w:val="28"/>
+          <w:lang w:eastAsia="ru-RU"/>
+        </w:rPr>
+        <w:t xml:space="preserve"> (все элементы равны </w:t>
       </w:r>
       <m:oMath>
         <m:r>
@@ -11825,13 +11867,442 @@
       <w:r>
         <w:rPr>
           <w:rFonts w:ascii="Times New Roman" w:eastAsia="Times New Roman" w:hAnsi="Times New Roman" w:cs="Times New Roman"/>
-          <w:bCs/>
-          <w:color w:val="000000"/>
-          <w:sz w:val="28"/>
-          <w:szCs w:val="28"/>
-          <w:lang w:eastAsia="ru-RU"/>
-        </w:rPr>
-        <w:t xml:space="preserve">, при котором существует вырожденная точечная матрица внутри </w:t>
+          <w:color w:val="000000"/>
+          <w:sz w:val="28"/>
+          <w:szCs w:val="28"/>
+          <w:lang w:eastAsia="ru-RU"/>
+        </w:rPr>
+        <w:t>). Тогда интервальная матрица имеет вид</w:t>
+      </w:r>
+      <w:r>
+        <w:rPr>
+          <w:rFonts w:ascii="Times New Roman" w:eastAsia="Times New Roman" w:hAnsi="Times New Roman" w:cs="Times New Roman"/>
+          <w:bCs/>
+          <w:color w:val="000000"/>
+          <w:sz w:val="28"/>
+          <w:szCs w:val="28"/>
+          <w:lang w:eastAsia="ru-RU"/>
+        </w:rPr>
+        <w:t>:</w:t>
+      </w:r>
+    </w:p>
+    <w:p>
+      <w:pPr>
+        <w:rPr>
+          <w:rFonts w:ascii="Times New Roman" w:eastAsia="Times New Roman" w:hAnsi="Times New Roman" w:cs="Times New Roman"/>
+          <w:color w:val="000000"/>
+          <w:sz w:val="28"/>
+          <w:szCs w:val="28"/>
+          <w:lang w:val="en-US" w:eastAsia="ru-RU"/>
+        </w:rPr>
+      </w:pPr>
+      <m:oMathPara>
+        <m:oMath>
+          <m:sSub>
+            <m:sSubPr>
+              <m:ctrlPr>
+                <w:rPr>
+                  <w:rFonts w:ascii="Cambria Math" w:eastAsia="Times New Roman" w:hAnsi="Cambria Math" w:cs="Times New Roman"/>
+                  <w:bCs/>
+                  <w:i/>
+                  <w:color w:val="000000"/>
+                  <w:sz w:val="28"/>
+                  <w:szCs w:val="28"/>
+                  <w:lang w:eastAsia="ru-RU"/>
+                </w:rPr>
+              </m:ctrlPr>
+            </m:sSubPr>
+            <m:e>
+              <m:r>
+                <w:rPr>
+                  <w:rFonts w:ascii="Cambria Math" w:eastAsia="Times New Roman" w:hAnsi="Cambria Math" w:cs="Times New Roman"/>
+                  <w:color w:val="000000"/>
+                  <w:sz w:val="28"/>
+                  <w:szCs w:val="28"/>
+                  <w:lang w:eastAsia="ru-RU"/>
+                </w:rPr>
+                <m:t>A</m:t>
+              </m:r>
+            </m:e>
+            <m:sub>
+              <m:r>
+                <w:rPr>
+                  <w:rFonts w:ascii="Cambria Math" w:eastAsia="Times New Roman" w:hAnsi="Cambria Math" w:cs="Times New Roman"/>
+                  <w:color w:val="000000"/>
+                  <w:sz w:val="28"/>
+                  <w:szCs w:val="28"/>
+                  <w:lang w:eastAsia="ru-RU"/>
+                </w:rPr>
+                <m:t>2</m:t>
+              </m:r>
+            </m:sub>
+          </m:sSub>
+          <m:r>
+            <w:rPr>
+              <w:rFonts w:ascii="Cambria Math" w:eastAsia="Times New Roman" w:hAnsi="Cambria Math" w:cs="Times New Roman"/>
+              <w:color w:val="000000"/>
+              <w:sz w:val="28"/>
+              <w:szCs w:val="28"/>
+              <w:lang w:eastAsia="ru-RU"/>
+            </w:rPr>
+            <m:t>=</m:t>
+          </m:r>
+          <m:sSubSup>
+            <m:sSubSupPr>
+              <m:ctrlPr>
+                <w:rPr>
+                  <w:rFonts w:ascii="Cambria Math" w:eastAsia="Times New Roman" w:hAnsi="Cambria Math" w:cs="Times New Roman"/>
+                  <w:bCs/>
+                  <w:i/>
+                  <w:color w:val="000000"/>
+                  <w:sz w:val="28"/>
+                  <w:szCs w:val="28"/>
+                  <w:lang w:eastAsia="ru-RU"/>
+                </w:rPr>
+              </m:ctrlPr>
+            </m:sSubSupPr>
+            <m:e>
+              <m:r>
+                <w:rPr>
+                  <w:rFonts w:ascii="Cambria Math" w:eastAsia="Times New Roman" w:hAnsi="Cambria Math" w:cs="Times New Roman"/>
+                  <w:color w:val="000000"/>
+                  <w:sz w:val="28"/>
+                  <w:szCs w:val="28"/>
+                  <w:lang w:eastAsia="ru-RU"/>
+                </w:rPr>
+                <m:t>A</m:t>
+              </m:r>
+            </m:e>
+            <m:sub>
+              <m:r>
+                <w:rPr>
+                  <w:rFonts w:ascii="Cambria Math" w:eastAsia="Times New Roman" w:hAnsi="Cambria Math" w:cs="Times New Roman"/>
+                  <w:color w:val="000000"/>
+                  <w:sz w:val="28"/>
+                  <w:szCs w:val="28"/>
+                  <w:lang w:eastAsia="ru-RU"/>
+                </w:rPr>
+                <m:t>c</m:t>
+              </m:r>
+            </m:sub>
+            <m:sup/>
+          </m:sSubSup>
+          <m:r>
+            <w:rPr>
+              <w:rFonts w:ascii="Cambria Math" w:eastAsia="Times New Roman" w:hAnsi="Cambria Math" w:cs="Times New Roman"/>
+              <w:color w:val="000000"/>
+              <w:sz w:val="28"/>
+              <w:szCs w:val="28"/>
+              <w:lang w:eastAsia="ru-RU"/>
+            </w:rPr>
+            <m:t>+</m:t>
+          </m:r>
+          <m:r>
+            <w:rPr>
+              <w:rFonts w:ascii="Cambria Math" w:eastAsia="Times New Roman" w:hAnsi="Cambria Math" w:cs="Times New Roman"/>
+              <w:color w:val="000000"/>
+              <w:sz w:val="28"/>
+              <w:szCs w:val="28"/>
+              <w:lang w:val="en-US" w:eastAsia="ru-RU"/>
+            </w:rPr>
+            <m:t>δ</m:t>
+          </m:r>
+          <m:r>
+            <w:rPr>
+              <w:rFonts w:ascii="Cambria Math" w:eastAsia="Times New Roman" w:hAnsi="Cambria Math" w:cs="Times New Roman"/>
+              <w:color w:val="000000"/>
+              <w:sz w:val="28"/>
+              <w:szCs w:val="28"/>
+              <w:lang w:val="en-US" w:eastAsia="ru-RU"/>
+            </w:rPr>
+            <m:t>∙[-1, 1</m:t>
+          </m:r>
+          <m:sSup>
+            <m:sSupPr>
+              <m:ctrlPr>
+                <w:rPr>
+                  <w:rFonts w:ascii="Cambria Math" w:eastAsia="Times New Roman" w:hAnsi="Cambria Math" w:cs="Times New Roman"/>
+                  <w:i/>
+                  <w:color w:val="000000"/>
+                  <w:sz w:val="28"/>
+                  <w:szCs w:val="28"/>
+                  <w:lang w:val="en-US" w:eastAsia="ru-RU"/>
+                </w:rPr>
+              </m:ctrlPr>
+            </m:sSupPr>
+            <m:e>
+              <m:r>
+                <w:rPr>
+                  <w:rFonts w:ascii="Cambria Math" w:eastAsia="Times New Roman" w:hAnsi="Cambria Math" w:cs="Times New Roman"/>
+                  <w:color w:val="000000"/>
+                  <w:sz w:val="28"/>
+                  <w:szCs w:val="28"/>
+                  <w:lang w:val="en-US" w:eastAsia="ru-RU"/>
+                </w:rPr>
+                <m:t>]</m:t>
+              </m:r>
+            </m:e>
+            <m:sup>
+              <m:r>
+                <w:rPr>
+                  <w:rFonts w:ascii="Cambria Math" w:eastAsia="Times New Roman" w:hAnsi="Cambria Math" w:cs="Times New Roman"/>
+                  <w:color w:val="000000"/>
+                  <w:sz w:val="28"/>
+                  <w:szCs w:val="28"/>
+                  <w:lang w:val="en-US" w:eastAsia="ru-RU"/>
+                </w:rPr>
+                <m:t>3×3</m:t>
+              </m:r>
+            </m:sup>
+          </m:sSup>
+          <m:r>
+            <w:rPr>
+              <w:rFonts w:ascii="Cambria Math" w:eastAsia="Times New Roman" w:hAnsi="Cambria Math" w:cs="Times New Roman"/>
+              <w:color w:val="000000"/>
+              <w:sz w:val="28"/>
+              <w:szCs w:val="28"/>
+              <w:lang w:val="en-US" w:eastAsia="ru-RU"/>
+            </w:rPr>
+            <m:t>.</m:t>
+          </m:r>
+        </m:oMath>
+      </m:oMathPara>
+    </w:p>
+    <w:p>
+      <w:pPr>
+        <w:rPr>
+          <w:rFonts w:ascii="Times New Roman" w:eastAsia="Times New Roman" w:hAnsi="Times New Roman" w:cs="Times New Roman"/>
+          <w:color w:val="000000"/>
+          <w:sz w:val="28"/>
+          <w:szCs w:val="28"/>
+          <w:lang w:eastAsia="ru-RU"/>
+        </w:rPr>
+      </w:pPr>
+      <w:r>
+        <w:rPr>
+          <w:rFonts w:ascii="Times New Roman" w:eastAsia="Times New Roman" w:hAnsi="Times New Roman" w:cs="Times New Roman"/>
+          <w:color w:val="000000"/>
+          <w:sz w:val="28"/>
+          <w:szCs w:val="28"/>
+          <w:lang w:eastAsia="ru-RU"/>
+        </w:rPr>
+        <w:t xml:space="preserve">Согласно критерию особенности (интервальная матрица </w:t>
+      </w:r>
+      <w:r>
+        <w:rPr>
+          <w:rFonts w:ascii="Times New Roman" w:eastAsia="Times New Roman" w:hAnsi="Times New Roman" w:cs="Times New Roman"/>
+          <w:color w:val="000000"/>
+          <w:sz w:val="28"/>
+          <w:szCs w:val="28"/>
+          <w:lang w:val="en-US" w:eastAsia="ru-RU"/>
+        </w:rPr>
+        <w:t>A</w:t>
+      </w:r>
+      <w:r>
+        <w:rPr>
+          <w:rFonts w:ascii="Times New Roman" w:eastAsia="Times New Roman" w:hAnsi="Times New Roman" w:cs="Times New Roman"/>
+          <w:color w:val="000000"/>
+          <w:sz w:val="28"/>
+          <w:szCs w:val="28"/>
+          <w:lang w:eastAsia="ru-RU"/>
+        </w:rPr>
+        <w:t xml:space="preserve"> </w:t>
+      </w:r>
+      <w:r>
+        <w:rPr>
+          <w:rFonts w:ascii="Times New Roman" w:eastAsia="Times New Roman" w:hAnsi="Times New Roman" w:cs="Times New Roman"/>
+          <w:color w:val="000000"/>
+          <w:sz w:val="28"/>
+          <w:szCs w:val="28"/>
+          <w:lang w:eastAsia="ru-RU"/>
+        </w:rPr>
+        <w:t xml:space="preserve">особенная тогда и только тогда, когда </w:t>
+      </w:r>
+      <m:oMath>
+        <m:d>
+          <m:dPr>
+            <m:begChr m:val="|"/>
+            <m:endChr m:val="|"/>
+            <m:ctrlPr>
+              <w:rPr>
+                <w:rFonts w:ascii="Cambria Math" w:eastAsia="Times New Roman" w:hAnsi="Cambria Math" w:cs="Times New Roman"/>
+                <w:i/>
+                <w:color w:val="000000"/>
+                <w:sz w:val="28"/>
+                <w:szCs w:val="28"/>
+                <w:lang w:eastAsia="ru-RU"/>
+              </w:rPr>
+            </m:ctrlPr>
+          </m:dPr>
+          <m:e>
+            <m:d>
+              <m:dPr>
+                <m:ctrlPr>
+                  <w:rPr>
+                    <w:rFonts w:ascii="Cambria Math" w:eastAsia="Times New Roman" w:hAnsi="Cambria Math" w:cs="Times New Roman"/>
+                    <w:i/>
+                    <w:color w:val="000000"/>
+                    <w:sz w:val="28"/>
+                    <w:szCs w:val="28"/>
+                    <w:lang w:eastAsia="ru-RU"/>
+                  </w:rPr>
+                </m:ctrlPr>
+              </m:dPr>
+              <m:e>
+                <m:r>
+                  <w:rPr>
+                    <w:rFonts w:ascii="Cambria Math" w:eastAsia="Times New Roman" w:hAnsi="Cambria Math" w:cs="Times New Roman"/>
+                    <w:color w:val="000000"/>
+                    <w:sz w:val="28"/>
+                    <w:szCs w:val="28"/>
+                    <w:lang w:val="en-US" w:eastAsia="ru-RU"/>
+                  </w:rPr>
+                  <m:t>midA</m:t>
+                </m:r>
+                <m:ctrlPr>
+                  <w:rPr>
+                    <w:rFonts w:ascii="Cambria Math" w:eastAsia="Times New Roman" w:hAnsi="Cambria Math" w:cs="Times New Roman"/>
+                    <w:i/>
+                    <w:color w:val="000000"/>
+                    <w:sz w:val="28"/>
+                    <w:szCs w:val="28"/>
+                    <w:lang w:val="en-US" w:eastAsia="ru-RU"/>
+                  </w:rPr>
+                </m:ctrlPr>
+              </m:e>
+            </m:d>
+            <m:r>
+              <w:rPr>
+                <w:rFonts w:ascii="Cambria Math" w:eastAsia="Times New Roman" w:hAnsi="Cambria Math" w:cs="Times New Roman"/>
+                <w:color w:val="000000"/>
+                <w:sz w:val="28"/>
+                <w:szCs w:val="28"/>
+                <w:lang w:val="en-US" w:eastAsia="ru-RU"/>
+              </w:rPr>
+              <m:t>x</m:t>
+            </m:r>
+          </m:e>
+        </m:d>
+        <m:r>
+          <w:rPr>
+            <w:rFonts w:ascii="Cambria Math" w:eastAsia="Times New Roman" w:hAnsi="Cambria Math" w:cs="Times New Roman"/>
+            <w:color w:val="000000"/>
+            <w:sz w:val="28"/>
+            <w:szCs w:val="28"/>
+            <w:lang w:eastAsia="ru-RU"/>
+          </w:rPr>
+          <m:t>≤(radA)</m:t>
+        </m:r>
+        <m:d>
+          <m:dPr>
+            <m:begChr m:val="|"/>
+            <m:endChr m:val="|"/>
+            <m:ctrlPr>
+              <w:rPr>
+                <w:rFonts w:ascii="Cambria Math" w:eastAsia="Times New Roman" w:hAnsi="Cambria Math" w:cs="Times New Roman"/>
+                <w:i/>
+                <w:color w:val="000000"/>
+                <w:sz w:val="28"/>
+                <w:szCs w:val="28"/>
+                <w:lang w:eastAsia="ru-RU"/>
+              </w:rPr>
+            </m:ctrlPr>
+          </m:dPr>
+          <m:e>
+            <m:r>
+              <w:rPr>
+                <w:rFonts w:ascii="Cambria Math" w:eastAsia="Times New Roman" w:hAnsi="Cambria Math" w:cs="Times New Roman"/>
+                <w:color w:val="000000"/>
+                <w:sz w:val="28"/>
+                <w:szCs w:val="28"/>
+                <w:lang w:eastAsia="ru-RU"/>
+              </w:rPr>
+              <m:t>x</m:t>
+            </m:r>
+          </m:e>
+        </m:d>
+      </m:oMath>
+      <w:r>
+        <w:rPr>
+          <w:rFonts w:ascii="Times New Roman" w:eastAsia="Times New Roman" w:hAnsi="Times New Roman" w:cs="Times New Roman"/>
+          <w:color w:val="000000"/>
+          <w:sz w:val="28"/>
+          <w:szCs w:val="28"/>
+          <w:lang w:eastAsia="ru-RU"/>
+        </w:rPr>
+        <w:t xml:space="preserve"> </w:t>
+      </w:r>
+      <w:r>
+        <w:rPr>
+          <w:rFonts w:ascii="Times New Roman" w:eastAsia="Times New Roman" w:hAnsi="Times New Roman" w:cs="Times New Roman"/>
+          <w:color w:val="000000"/>
+          <w:sz w:val="28"/>
+          <w:szCs w:val="28"/>
+          <w:lang w:eastAsia="ru-RU"/>
+        </w:rPr>
+        <w:t>имеет ненулевое решение - Теорема 2.5.4 «</w:t>
+      </w:r>
+      <w:r>
+        <w:rPr>
+          <w:rFonts w:ascii="Times New Roman" w:eastAsia="Times New Roman" w:hAnsi="Times New Roman" w:cs="Times New Roman"/>
+          <w:color w:val="000000"/>
+          <w:sz w:val="28"/>
+          <w:szCs w:val="28"/>
+          <w:lang w:eastAsia="ru-RU"/>
+        </w:rPr>
+        <w:t>Конечномерный интервальный анализ.</w:t>
+      </w:r>
+      <w:r>
+        <w:rPr>
+          <w:rFonts w:ascii="Times New Roman" w:eastAsia="Times New Roman" w:hAnsi="Times New Roman" w:cs="Times New Roman"/>
+          <w:color w:val="000000"/>
+          <w:sz w:val="28"/>
+          <w:szCs w:val="28"/>
+          <w:lang w:eastAsia="ru-RU"/>
+        </w:rPr>
+        <w:t>»</w:t>
+      </w:r>
+      <w:r>
+        <w:rPr>
+          <w:rFonts w:ascii="Times New Roman" w:eastAsia="Times New Roman" w:hAnsi="Times New Roman" w:cs="Times New Roman"/>
+          <w:color w:val="000000"/>
+          <w:sz w:val="28"/>
+          <w:szCs w:val="28"/>
+          <w:lang w:eastAsia="ru-RU"/>
+        </w:rPr>
+        <w:t> С.П. </w:t>
+      </w:r>
+      <w:proofErr w:type="spellStart"/>
+      <w:r>
+        <w:rPr>
+          <w:rFonts w:ascii="Times New Roman" w:eastAsia="Times New Roman" w:hAnsi="Times New Roman" w:cs="Times New Roman"/>
+          <w:color w:val="000000"/>
+          <w:sz w:val="28"/>
+          <w:szCs w:val="28"/>
+          <w:lang w:eastAsia="ru-RU"/>
+        </w:rPr>
+        <w:t>Шарый</w:t>
+      </w:r>
+      <w:proofErr w:type="spellEnd"/>
+      <w:r>
+        <w:rPr>
+          <w:rFonts w:ascii="Times New Roman" w:eastAsia="Times New Roman" w:hAnsi="Times New Roman" w:cs="Times New Roman"/>
+          <w:color w:val="000000"/>
+          <w:sz w:val="28"/>
+          <w:szCs w:val="28"/>
+          <w:lang w:eastAsia="ru-RU"/>
+        </w:rPr>
+        <w:t>.</w:t>
+      </w:r>
+      <w:r>
+        <w:rPr>
+          <w:rFonts w:ascii="Times New Roman" w:eastAsia="Times New Roman" w:hAnsi="Times New Roman" w:cs="Times New Roman"/>
+          <w:color w:val="000000"/>
+          <w:sz w:val="28"/>
+          <w:szCs w:val="28"/>
+          <w:lang w:eastAsia="ru-RU"/>
+        </w:rPr>
+        <w:t xml:space="preserve">) </w:t>
       </w:r>
       <m:oMath>
         <m:sSub>
@@ -11839,7 +12310,6 @@
             <m:ctrlPr>
               <w:rPr>
                 <w:rFonts w:ascii="Cambria Math" w:eastAsia="Times New Roman" w:hAnsi="Cambria Math" w:cs="Times New Roman"/>
-                <w:bCs/>
                 <w:i/>
                 <w:color w:val="000000"/>
                 <w:sz w:val="28"/>
@@ -11855,7 +12325,7 @@
                 <w:color w:val="000000"/>
                 <w:sz w:val="28"/>
                 <w:szCs w:val="28"/>
-                <w:lang w:eastAsia="ru-RU"/>
+                <w:lang w:val="en-US" w:eastAsia="ru-RU"/>
               </w:rPr>
               <m:t>A</m:t>
             </m:r>
@@ -11870,6 +12340,819 @@
                 <w:lang w:eastAsia="ru-RU"/>
               </w:rPr>
               <m:t>2</m:t>
+            </m:r>
+          </m:sub>
+        </m:sSub>
+      </m:oMath>
+      <w:r>
+        <w:rPr>
+          <w:rFonts w:ascii="Times New Roman" w:eastAsia="Times New Roman" w:hAnsi="Times New Roman" w:cs="Times New Roman"/>
+          <w:color w:val="000000"/>
+          <w:sz w:val="28"/>
+          <w:szCs w:val="28"/>
+          <w:lang w:eastAsia="ru-RU"/>
+        </w:rPr>
+        <w:t xml:space="preserve"> </w:t>
+      </w:r>
+      <w:r>
+        <w:rPr>
+          <w:rFonts w:ascii="Times New Roman" w:eastAsia="Times New Roman" w:hAnsi="Times New Roman" w:cs="Times New Roman"/>
+          <w:color w:val="000000"/>
+          <w:sz w:val="28"/>
+          <w:szCs w:val="28"/>
+          <w:lang w:eastAsia="ru-RU"/>
+        </w:rPr>
+        <w:t xml:space="preserve">особенна, когда существует ненулевой вектор </w:t>
+      </w:r>
+      <w:r>
+        <w:rPr>
+          <w:rFonts w:ascii="Times New Roman" w:eastAsia="Times New Roman" w:hAnsi="Times New Roman" w:cs="Times New Roman"/>
+          <w:color w:val="000000"/>
+          <w:sz w:val="28"/>
+          <w:szCs w:val="28"/>
+          <w:lang w:val="en-US" w:eastAsia="ru-RU"/>
+        </w:rPr>
+        <w:t>x</w:t>
+      </w:r>
+      <w:r>
+        <w:rPr>
+          <w:rFonts w:ascii="Times New Roman" w:eastAsia="Times New Roman" w:hAnsi="Times New Roman" w:cs="Times New Roman"/>
+          <w:color w:val="000000"/>
+          <w:sz w:val="28"/>
+          <w:szCs w:val="28"/>
+          <w:lang w:eastAsia="ru-RU"/>
+        </w:rPr>
+        <w:t>, для которого:</w:t>
+      </w:r>
+    </w:p>
+    <w:p>
+      <w:pPr>
+        <w:rPr>
+          <w:rFonts w:ascii="Times New Roman" w:eastAsia="Times New Roman" w:hAnsi="Times New Roman" w:cs="Times New Roman"/>
+          <w:color w:val="000000"/>
+          <w:sz w:val="28"/>
+          <w:szCs w:val="28"/>
+          <w:lang w:val="en-US" w:eastAsia="ru-RU"/>
+        </w:rPr>
+      </w:pPr>
+      <m:oMathPara>
+        <m:oMath>
+          <m:d>
+            <m:dPr>
+              <m:begChr m:val="|"/>
+              <m:endChr m:val="|"/>
+              <m:ctrlPr>
+                <w:rPr>
+                  <w:rFonts w:ascii="Cambria Math" w:eastAsia="Times New Roman" w:hAnsi="Cambria Math" w:cs="Times New Roman"/>
+                  <w:i/>
+                  <w:color w:val="000000"/>
+                  <w:sz w:val="28"/>
+                  <w:szCs w:val="28"/>
+                  <w:lang w:eastAsia="ru-RU"/>
+                </w:rPr>
+              </m:ctrlPr>
+            </m:dPr>
+            <m:e>
+              <m:sSubSup>
+                <m:sSubSupPr>
+                  <m:ctrlPr>
+                    <w:rPr>
+                      <w:rFonts w:ascii="Cambria Math" w:eastAsia="Times New Roman" w:hAnsi="Cambria Math" w:cs="Times New Roman"/>
+                      <w:bCs/>
+                      <w:i/>
+                      <w:color w:val="000000"/>
+                      <w:sz w:val="28"/>
+                      <w:szCs w:val="28"/>
+                      <w:lang w:eastAsia="ru-RU"/>
+                    </w:rPr>
+                  </m:ctrlPr>
+                </m:sSubSupPr>
+                <m:e>
+                  <m:r>
+                    <w:rPr>
+                      <w:rFonts w:ascii="Cambria Math" w:eastAsia="Times New Roman" w:hAnsi="Cambria Math" w:cs="Times New Roman"/>
+                      <w:color w:val="000000"/>
+                      <w:sz w:val="28"/>
+                      <w:szCs w:val="28"/>
+                      <w:lang w:eastAsia="ru-RU"/>
+                    </w:rPr>
+                    <m:t>A</m:t>
+                  </m:r>
+                </m:e>
+                <m:sub>
+                  <m:r>
+                    <w:rPr>
+                      <w:rFonts w:ascii="Cambria Math" w:eastAsia="Times New Roman" w:hAnsi="Cambria Math" w:cs="Times New Roman"/>
+                      <w:color w:val="000000"/>
+                      <w:sz w:val="28"/>
+                      <w:szCs w:val="28"/>
+                      <w:lang w:eastAsia="ru-RU"/>
+                    </w:rPr>
+                    <m:t>c</m:t>
+                  </m:r>
+                </m:sub>
+                <m:sup/>
+              </m:sSubSup>
+              <m:r>
+                <w:rPr>
+                  <w:rFonts w:ascii="Cambria Math" w:eastAsia="Times New Roman" w:hAnsi="Cambria Math" w:cs="Times New Roman"/>
+                  <w:color w:val="000000"/>
+                  <w:sz w:val="28"/>
+                  <w:szCs w:val="28"/>
+                  <w:lang w:val="en-US" w:eastAsia="ru-RU"/>
+                </w:rPr>
+                <m:t>x</m:t>
+              </m:r>
+            </m:e>
+          </m:d>
+          <m:r>
+            <w:rPr>
+              <w:rFonts w:ascii="Cambria Math" w:eastAsia="Times New Roman" w:hAnsi="Cambria Math" w:cs="Times New Roman"/>
+              <w:color w:val="000000"/>
+              <w:sz w:val="28"/>
+              <w:szCs w:val="28"/>
+              <w:lang w:eastAsia="ru-RU"/>
+            </w:rPr>
+            <m:t>≤</m:t>
+          </m:r>
+          <m:r>
+            <w:rPr>
+              <w:rFonts w:ascii="Cambria Math" w:eastAsia="Times New Roman" w:hAnsi="Cambria Math" w:cs="Times New Roman"/>
+              <w:color w:val="000000"/>
+              <w:sz w:val="28"/>
+              <w:szCs w:val="28"/>
+              <w:lang w:val="en-US" w:eastAsia="ru-RU"/>
+            </w:rPr>
+            <m:t>δ</m:t>
+          </m:r>
+          <m:d>
+            <m:dPr>
+              <m:begChr m:val="|"/>
+              <m:endChr m:val="|"/>
+              <m:ctrlPr>
+                <w:rPr>
+                  <w:rFonts w:ascii="Cambria Math" w:eastAsia="Times New Roman" w:hAnsi="Cambria Math" w:cs="Times New Roman"/>
+                  <w:i/>
+                  <w:color w:val="000000"/>
+                  <w:sz w:val="28"/>
+                  <w:szCs w:val="28"/>
+                  <w:lang w:val="en-US" w:eastAsia="ru-RU"/>
+                </w:rPr>
+              </m:ctrlPr>
+            </m:dPr>
+            <m:e>
+              <m:r>
+                <w:rPr>
+                  <w:rFonts w:ascii="Cambria Math" w:eastAsia="Times New Roman" w:hAnsi="Cambria Math" w:cs="Times New Roman"/>
+                  <w:color w:val="000000"/>
+                  <w:sz w:val="28"/>
+                  <w:szCs w:val="28"/>
+                  <w:lang w:val="en-US" w:eastAsia="ru-RU"/>
+                </w:rPr>
+                <m:t>x</m:t>
+              </m:r>
+            </m:e>
+          </m:d>
+          <m:r>
+            <w:rPr>
+              <w:rFonts w:ascii="Cambria Math" w:eastAsia="Times New Roman" w:hAnsi="Cambria Math" w:cs="Times New Roman"/>
+              <w:color w:val="000000"/>
+              <w:sz w:val="28"/>
+              <w:szCs w:val="28"/>
+              <w:lang w:val="en-US" w:eastAsia="ru-RU"/>
+            </w:rPr>
+            <m:t>.</m:t>
+          </m:r>
+        </m:oMath>
+      </m:oMathPara>
+    </w:p>
+    <w:p>
+      <w:pPr>
+        <w:rPr>
+          <w:rFonts w:ascii="Times New Roman" w:eastAsia="Times New Roman" w:hAnsi="Times New Roman" w:cs="Times New Roman"/>
+          <w:color w:val="000000"/>
+          <w:sz w:val="28"/>
+          <w:szCs w:val="28"/>
+          <w:lang w:eastAsia="ru-RU"/>
+        </w:rPr>
+      </w:pPr>
+      <w:r>
+        <w:rPr>
+          <w:rFonts w:ascii="Times New Roman" w:eastAsia="Times New Roman" w:hAnsi="Times New Roman" w:cs="Times New Roman"/>
+          <w:color w:val="000000"/>
+          <w:sz w:val="28"/>
+          <w:szCs w:val="28"/>
+          <w:lang w:eastAsia="ru-RU"/>
+        </w:rPr>
+        <w:t>Это неравенство можно переписать через норму обратной матрицы:</w:t>
+      </w:r>
+    </w:p>
+    <w:p>
+      <w:pPr>
+        <w:rPr>
+          <w:rFonts w:ascii="Times New Roman" w:eastAsia="Times New Roman" w:hAnsi="Times New Roman" w:cs="Times New Roman"/>
+          <w:color w:val="000000"/>
+          <w:sz w:val="28"/>
+          <w:szCs w:val="28"/>
+          <w:lang w:val="en-US" w:eastAsia="ru-RU"/>
+        </w:rPr>
+      </w:pPr>
+      <m:oMathPara>
+        <m:oMath>
+          <m:d>
+            <m:dPr>
+              <m:begChr m:val="|"/>
+              <m:endChr m:val="|"/>
+              <m:ctrlPr>
+                <w:rPr>
+                  <w:rFonts w:ascii="Cambria Math" w:eastAsia="Times New Roman" w:hAnsi="Cambria Math" w:cs="Times New Roman"/>
+                  <w:i/>
+                  <w:color w:val="000000"/>
+                  <w:sz w:val="28"/>
+                  <w:szCs w:val="28"/>
+                  <w:lang w:val="en-US" w:eastAsia="ru-RU"/>
+                </w:rPr>
+              </m:ctrlPr>
+            </m:dPr>
+            <m:e>
+              <m:r>
+                <w:rPr>
+                  <w:rFonts w:ascii="Cambria Math" w:eastAsia="Times New Roman" w:hAnsi="Cambria Math" w:cs="Times New Roman"/>
+                  <w:color w:val="000000"/>
+                  <w:sz w:val="28"/>
+                  <w:szCs w:val="28"/>
+                  <w:lang w:val="en-US" w:eastAsia="ru-RU"/>
+                </w:rPr>
+                <m:t>x</m:t>
+              </m:r>
+            </m:e>
+          </m:d>
+          <m:r>
+            <w:rPr>
+              <w:rFonts w:ascii="Cambria Math" w:eastAsia="Times New Roman" w:hAnsi="Cambria Math" w:cs="Times New Roman"/>
+              <w:color w:val="000000"/>
+              <w:sz w:val="28"/>
+              <w:szCs w:val="28"/>
+              <w:lang w:val="en-US" w:eastAsia="ru-RU"/>
+            </w:rPr>
+            <m:t>=</m:t>
+          </m:r>
+          <m:d>
+            <m:dPr>
+              <m:begChr m:val="|"/>
+              <m:endChr m:val="|"/>
+              <m:ctrlPr>
+                <w:rPr>
+                  <w:rFonts w:ascii="Cambria Math" w:eastAsia="Times New Roman" w:hAnsi="Cambria Math" w:cs="Times New Roman"/>
+                  <w:i/>
+                  <w:color w:val="000000"/>
+                  <w:sz w:val="28"/>
+                  <w:szCs w:val="28"/>
+                  <w:lang w:eastAsia="ru-RU"/>
+                </w:rPr>
+              </m:ctrlPr>
+            </m:dPr>
+            <m:e>
+              <m:sSubSup>
+                <m:sSubSupPr>
+                  <m:ctrlPr>
+                    <w:rPr>
+                      <w:rFonts w:ascii="Cambria Math" w:eastAsia="Times New Roman" w:hAnsi="Cambria Math" w:cs="Times New Roman"/>
+                      <w:bCs/>
+                      <w:i/>
+                      <w:color w:val="000000"/>
+                      <w:sz w:val="28"/>
+                      <w:szCs w:val="28"/>
+                      <w:lang w:eastAsia="ru-RU"/>
+                    </w:rPr>
+                  </m:ctrlPr>
+                </m:sSubSupPr>
+                <m:e>
+                  <m:r>
+                    <w:rPr>
+                      <w:rFonts w:ascii="Cambria Math" w:eastAsia="Times New Roman" w:hAnsi="Cambria Math" w:cs="Times New Roman"/>
+                      <w:color w:val="000000"/>
+                      <w:sz w:val="28"/>
+                      <w:szCs w:val="28"/>
+                      <w:lang w:eastAsia="ru-RU"/>
+                    </w:rPr>
+                    <m:t>A</m:t>
+                  </m:r>
+                </m:e>
+                <m:sub>
+                  <m:r>
+                    <w:rPr>
+                      <w:rFonts w:ascii="Cambria Math" w:eastAsia="Times New Roman" w:hAnsi="Cambria Math" w:cs="Times New Roman"/>
+                      <w:color w:val="000000"/>
+                      <w:sz w:val="28"/>
+                      <w:szCs w:val="28"/>
+                      <w:lang w:eastAsia="ru-RU"/>
+                    </w:rPr>
+                    <m:t>c</m:t>
+                  </m:r>
+                </m:sub>
+                <m:sup>
+                  <m:r>
+                    <w:rPr>
+                      <w:rFonts w:ascii="Cambria Math" w:eastAsia="Times New Roman" w:hAnsi="Cambria Math" w:cs="Times New Roman"/>
+                      <w:color w:val="000000"/>
+                      <w:sz w:val="28"/>
+                      <w:szCs w:val="28"/>
+                      <w:lang w:eastAsia="ru-RU"/>
+                    </w:rPr>
+                    <m:t>-1</m:t>
+                  </m:r>
+                </m:sup>
+              </m:sSubSup>
+              <m:sSubSup>
+                <m:sSubSupPr>
+                  <m:ctrlPr>
+                    <w:rPr>
+                      <w:rFonts w:ascii="Cambria Math" w:eastAsia="Times New Roman" w:hAnsi="Cambria Math" w:cs="Times New Roman"/>
+                      <w:bCs/>
+                      <w:i/>
+                      <w:color w:val="000000"/>
+                      <w:sz w:val="28"/>
+                      <w:szCs w:val="28"/>
+                      <w:lang w:eastAsia="ru-RU"/>
+                    </w:rPr>
+                  </m:ctrlPr>
+                </m:sSubSupPr>
+                <m:e>
+                  <m:r>
+                    <w:rPr>
+                      <w:rFonts w:ascii="Cambria Math" w:eastAsia="Times New Roman" w:hAnsi="Cambria Math" w:cs="Times New Roman"/>
+                      <w:color w:val="000000"/>
+                      <w:sz w:val="28"/>
+                      <w:szCs w:val="28"/>
+                      <w:lang w:eastAsia="ru-RU"/>
+                    </w:rPr>
+                    <m:t>A</m:t>
+                  </m:r>
+                </m:e>
+                <m:sub>
+                  <m:r>
+                    <w:rPr>
+                      <w:rFonts w:ascii="Cambria Math" w:eastAsia="Times New Roman" w:hAnsi="Cambria Math" w:cs="Times New Roman"/>
+                      <w:color w:val="000000"/>
+                      <w:sz w:val="28"/>
+                      <w:szCs w:val="28"/>
+                      <w:lang w:eastAsia="ru-RU"/>
+                    </w:rPr>
+                    <m:t>c</m:t>
+                  </m:r>
+                </m:sub>
+                <m:sup/>
+              </m:sSubSup>
+              <m:r>
+                <w:rPr>
+                  <w:rFonts w:ascii="Cambria Math" w:eastAsia="Times New Roman" w:hAnsi="Cambria Math" w:cs="Times New Roman"/>
+                  <w:color w:val="000000"/>
+                  <w:sz w:val="28"/>
+                  <w:szCs w:val="28"/>
+                  <w:lang w:val="en-US" w:eastAsia="ru-RU"/>
+                </w:rPr>
+                <m:t>x</m:t>
+              </m:r>
+            </m:e>
+          </m:d>
+          <m:r>
+            <w:rPr>
+              <w:rFonts w:ascii="Cambria Math" w:eastAsia="Times New Roman" w:hAnsi="Cambria Math" w:cs="Times New Roman"/>
+              <w:color w:val="000000"/>
+              <w:sz w:val="28"/>
+              <w:szCs w:val="28"/>
+              <w:lang w:eastAsia="ru-RU"/>
+            </w:rPr>
+            <m:t>≤</m:t>
+          </m:r>
+          <m:d>
+            <m:dPr>
+              <m:begChr m:val="|"/>
+              <m:endChr m:val="|"/>
+              <m:ctrlPr>
+                <w:rPr>
+                  <w:rFonts w:ascii="Cambria Math" w:eastAsia="Times New Roman" w:hAnsi="Cambria Math" w:cs="Times New Roman"/>
+                  <w:i/>
+                  <w:color w:val="000000"/>
+                  <w:sz w:val="28"/>
+                  <w:szCs w:val="28"/>
+                  <w:lang w:eastAsia="ru-RU"/>
+                </w:rPr>
+              </m:ctrlPr>
+            </m:dPr>
+            <m:e>
+              <m:sSubSup>
+                <m:sSubSupPr>
+                  <m:ctrlPr>
+                    <w:rPr>
+                      <w:rFonts w:ascii="Cambria Math" w:eastAsia="Times New Roman" w:hAnsi="Cambria Math" w:cs="Times New Roman"/>
+                      <w:bCs/>
+                      <w:i/>
+                      <w:color w:val="000000"/>
+                      <w:sz w:val="28"/>
+                      <w:szCs w:val="28"/>
+                      <w:lang w:eastAsia="ru-RU"/>
+                    </w:rPr>
+                  </m:ctrlPr>
+                </m:sSubSupPr>
+                <m:e>
+                  <m:r>
+                    <w:rPr>
+                      <w:rFonts w:ascii="Cambria Math" w:eastAsia="Times New Roman" w:hAnsi="Cambria Math" w:cs="Times New Roman"/>
+                      <w:color w:val="000000"/>
+                      <w:sz w:val="28"/>
+                      <w:szCs w:val="28"/>
+                      <w:lang w:eastAsia="ru-RU"/>
+                    </w:rPr>
+                    <m:t>A</m:t>
+                  </m:r>
+                </m:e>
+                <m:sub>
+                  <m:r>
+                    <w:rPr>
+                      <w:rFonts w:ascii="Cambria Math" w:eastAsia="Times New Roman" w:hAnsi="Cambria Math" w:cs="Times New Roman"/>
+                      <w:color w:val="000000"/>
+                      <w:sz w:val="28"/>
+                      <w:szCs w:val="28"/>
+                      <w:lang w:eastAsia="ru-RU"/>
+                    </w:rPr>
+                    <m:t>c</m:t>
+                  </m:r>
+                </m:sub>
+                <m:sup>
+                  <m:r>
+                    <w:rPr>
+                      <w:rFonts w:ascii="Cambria Math" w:eastAsia="Times New Roman" w:hAnsi="Cambria Math" w:cs="Times New Roman"/>
+                      <w:color w:val="000000"/>
+                      <w:sz w:val="28"/>
+                      <w:szCs w:val="28"/>
+                      <w:lang w:eastAsia="ru-RU"/>
+                    </w:rPr>
+                    <m:t>-1</m:t>
+                  </m:r>
+                </m:sup>
+              </m:sSubSup>
+            </m:e>
+          </m:d>
+          <m:r>
+            <w:rPr>
+              <w:rFonts w:ascii="Cambria Math" w:eastAsia="Times New Roman" w:hAnsi="Cambria Math" w:cs="Times New Roman"/>
+              <w:color w:val="000000"/>
+              <w:sz w:val="28"/>
+              <w:szCs w:val="28"/>
+              <w:lang w:eastAsia="ru-RU"/>
+            </w:rPr>
+            <m:t>∙</m:t>
+          </m:r>
+          <m:d>
+            <m:dPr>
+              <m:begChr m:val="|"/>
+              <m:endChr m:val="|"/>
+              <m:ctrlPr>
+                <w:rPr>
+                  <w:rFonts w:ascii="Cambria Math" w:eastAsia="Times New Roman" w:hAnsi="Cambria Math" w:cs="Times New Roman"/>
+                  <w:i/>
+                  <w:color w:val="000000"/>
+                  <w:sz w:val="28"/>
+                  <w:szCs w:val="28"/>
+                  <w:lang w:eastAsia="ru-RU"/>
+                </w:rPr>
+              </m:ctrlPr>
+            </m:dPr>
+            <m:e>
+              <m:sSubSup>
+                <m:sSubSupPr>
+                  <m:ctrlPr>
+                    <w:rPr>
+                      <w:rFonts w:ascii="Cambria Math" w:eastAsia="Times New Roman" w:hAnsi="Cambria Math" w:cs="Times New Roman"/>
+                      <w:bCs/>
+                      <w:i/>
+                      <w:color w:val="000000"/>
+                      <w:sz w:val="28"/>
+                      <w:szCs w:val="28"/>
+                      <w:lang w:eastAsia="ru-RU"/>
+                    </w:rPr>
+                  </m:ctrlPr>
+                </m:sSubSupPr>
+                <m:e>
+                  <m:r>
+                    <w:rPr>
+                      <w:rFonts w:ascii="Cambria Math" w:eastAsia="Times New Roman" w:hAnsi="Cambria Math" w:cs="Times New Roman"/>
+                      <w:color w:val="000000"/>
+                      <w:sz w:val="28"/>
+                      <w:szCs w:val="28"/>
+                      <w:lang w:eastAsia="ru-RU"/>
+                    </w:rPr>
+                    <m:t>A</m:t>
+                  </m:r>
+                </m:e>
+                <m:sub>
+                  <m:r>
+                    <w:rPr>
+                      <w:rFonts w:ascii="Cambria Math" w:eastAsia="Times New Roman" w:hAnsi="Cambria Math" w:cs="Times New Roman"/>
+                      <w:color w:val="000000"/>
+                      <w:sz w:val="28"/>
+                      <w:szCs w:val="28"/>
+                      <w:lang w:eastAsia="ru-RU"/>
+                    </w:rPr>
+                    <m:t>c</m:t>
+                  </m:r>
+                </m:sub>
+                <m:sup/>
+              </m:sSubSup>
+              <m:r>
+                <w:rPr>
+                  <w:rFonts w:ascii="Cambria Math" w:eastAsia="Times New Roman" w:hAnsi="Cambria Math" w:cs="Times New Roman"/>
+                  <w:color w:val="000000"/>
+                  <w:sz w:val="28"/>
+                  <w:szCs w:val="28"/>
+                  <w:lang w:val="en-US" w:eastAsia="ru-RU"/>
+                </w:rPr>
+                <m:t>x</m:t>
+              </m:r>
+            </m:e>
+          </m:d>
+          <m:r>
+            <w:rPr>
+              <w:rFonts w:ascii="Cambria Math" w:eastAsia="Times New Roman" w:hAnsi="Cambria Math" w:cs="Times New Roman"/>
+              <w:color w:val="000000"/>
+              <w:sz w:val="28"/>
+              <w:szCs w:val="28"/>
+              <w:lang w:eastAsia="ru-RU"/>
+            </w:rPr>
+            <m:t>≤</m:t>
+          </m:r>
+          <m:r>
+            <w:rPr>
+              <w:rFonts w:ascii="Cambria Math" w:eastAsia="Times New Roman" w:hAnsi="Cambria Math" w:cs="Times New Roman"/>
+              <w:color w:val="000000"/>
+              <w:sz w:val="28"/>
+              <w:szCs w:val="28"/>
+              <w:lang w:val="en-US" w:eastAsia="ru-RU"/>
+            </w:rPr>
+            <m:t>δ</m:t>
+          </m:r>
+          <m:r>
+            <w:rPr>
+              <w:rFonts w:ascii="Cambria Math" w:eastAsia="Times New Roman" w:hAnsi="Cambria Math" w:cs="Times New Roman"/>
+              <w:color w:val="000000"/>
+              <w:sz w:val="28"/>
+              <w:szCs w:val="28"/>
+              <w:lang w:val="en-US" w:eastAsia="ru-RU"/>
+            </w:rPr>
+            <m:t>∙</m:t>
+          </m:r>
+          <m:d>
+            <m:dPr>
+              <m:begChr m:val="|"/>
+              <m:endChr m:val="|"/>
+              <m:ctrlPr>
+                <w:rPr>
+                  <w:rFonts w:ascii="Cambria Math" w:eastAsia="Times New Roman" w:hAnsi="Cambria Math" w:cs="Times New Roman"/>
+                  <w:i/>
+                  <w:color w:val="000000"/>
+                  <w:sz w:val="28"/>
+                  <w:szCs w:val="28"/>
+                  <w:lang w:eastAsia="ru-RU"/>
+                </w:rPr>
+              </m:ctrlPr>
+            </m:dPr>
+            <m:e>
+              <m:sSubSup>
+                <m:sSubSupPr>
+                  <m:ctrlPr>
+                    <w:rPr>
+                      <w:rFonts w:ascii="Cambria Math" w:eastAsia="Times New Roman" w:hAnsi="Cambria Math" w:cs="Times New Roman"/>
+                      <w:bCs/>
+                      <w:i/>
+                      <w:color w:val="000000"/>
+                      <w:sz w:val="28"/>
+                      <w:szCs w:val="28"/>
+                      <w:lang w:eastAsia="ru-RU"/>
+                    </w:rPr>
+                  </m:ctrlPr>
+                </m:sSubSupPr>
+                <m:e>
+                  <m:r>
+                    <w:rPr>
+                      <w:rFonts w:ascii="Cambria Math" w:eastAsia="Times New Roman" w:hAnsi="Cambria Math" w:cs="Times New Roman"/>
+                      <w:color w:val="000000"/>
+                      <w:sz w:val="28"/>
+                      <w:szCs w:val="28"/>
+                      <w:lang w:eastAsia="ru-RU"/>
+                    </w:rPr>
+                    <m:t>A</m:t>
+                  </m:r>
+                </m:e>
+                <m:sub>
+                  <m:r>
+                    <w:rPr>
+                      <w:rFonts w:ascii="Cambria Math" w:eastAsia="Times New Roman" w:hAnsi="Cambria Math" w:cs="Times New Roman"/>
+                      <w:color w:val="000000"/>
+                      <w:sz w:val="28"/>
+                      <w:szCs w:val="28"/>
+                      <w:lang w:eastAsia="ru-RU"/>
+                    </w:rPr>
+                    <m:t>c</m:t>
+                  </m:r>
+                </m:sub>
+                <m:sup>
+                  <m:r>
+                    <w:rPr>
+                      <w:rFonts w:ascii="Cambria Math" w:eastAsia="Times New Roman" w:hAnsi="Cambria Math" w:cs="Times New Roman"/>
+                      <w:color w:val="000000"/>
+                      <w:sz w:val="28"/>
+                      <w:szCs w:val="28"/>
+                      <w:lang w:eastAsia="ru-RU"/>
+                    </w:rPr>
+                    <m:t>-1</m:t>
+                  </m:r>
+                </m:sup>
+              </m:sSubSup>
+            </m:e>
+          </m:d>
+          <m:r>
+            <w:rPr>
+              <w:rFonts w:ascii="Cambria Math" w:eastAsia="Times New Roman" w:hAnsi="Cambria Math" w:cs="Times New Roman"/>
+              <w:color w:val="000000"/>
+              <w:sz w:val="28"/>
+              <w:szCs w:val="28"/>
+              <w:lang w:eastAsia="ru-RU"/>
+            </w:rPr>
+            <m:t>∙</m:t>
+          </m:r>
+          <m:d>
+            <m:dPr>
+              <m:begChr m:val="|"/>
+              <m:endChr m:val="|"/>
+              <m:ctrlPr>
+                <w:rPr>
+                  <w:rFonts w:ascii="Cambria Math" w:eastAsia="Times New Roman" w:hAnsi="Cambria Math" w:cs="Times New Roman"/>
+                  <w:i/>
+                  <w:color w:val="000000"/>
+                  <w:sz w:val="28"/>
+                  <w:szCs w:val="28"/>
+                  <w:lang w:val="en-US" w:eastAsia="ru-RU"/>
+                </w:rPr>
+              </m:ctrlPr>
+            </m:dPr>
+            <m:e>
+              <m:r>
+                <w:rPr>
+                  <w:rFonts w:ascii="Cambria Math" w:eastAsia="Times New Roman" w:hAnsi="Cambria Math" w:cs="Times New Roman"/>
+                  <w:color w:val="000000"/>
+                  <w:sz w:val="28"/>
+                  <w:szCs w:val="28"/>
+                  <w:lang w:val="en-US" w:eastAsia="ru-RU"/>
+                </w:rPr>
+                <m:t>x</m:t>
+              </m:r>
+            </m:e>
+          </m:d>
+        </m:oMath>
+      </m:oMathPara>
+    </w:p>
+    <w:p>
+      <w:pPr>
+        <w:rPr>
+          <w:rFonts w:ascii="Times New Roman" w:eastAsia="Times New Roman" w:hAnsi="Times New Roman" w:cs="Times New Roman"/>
+          <w:i/>
+          <w:color w:val="000000"/>
+          <w:sz w:val="28"/>
+          <w:szCs w:val="28"/>
+          <w:lang w:eastAsia="ru-RU"/>
+        </w:rPr>
+      </w:pPr>
+      <w:r>
+        <w:rPr>
+          <w:rFonts w:ascii="Times New Roman" w:eastAsia="Times New Roman" w:hAnsi="Times New Roman" w:cs="Times New Roman"/>
+          <w:color w:val="000000"/>
+          <w:sz w:val="28"/>
+          <w:szCs w:val="28"/>
+          <w:lang w:eastAsia="ru-RU"/>
+        </w:rPr>
+        <w:t xml:space="preserve">Поскольку </w:t>
+      </w:r>
+      <m:oMath>
+        <m:r>
+          <w:rPr>
+            <w:rFonts w:ascii="Cambria Math" w:eastAsia="Times New Roman" w:hAnsi="Cambria Math" w:cs="Times New Roman"/>
+            <w:color w:val="000000"/>
+            <w:sz w:val="28"/>
+            <w:szCs w:val="28"/>
+            <w:lang w:eastAsia="ru-RU"/>
+          </w:rPr>
+          <m:t>x≠0,</m:t>
+        </m:r>
+      </m:oMath>
+      <w:r>
+        <w:rPr>
+          <w:rFonts w:ascii="Times New Roman" w:eastAsia="Times New Roman" w:hAnsi="Times New Roman" w:cs="Times New Roman"/>
+          <w:color w:val="000000"/>
+          <w:sz w:val="28"/>
+          <w:szCs w:val="28"/>
+          <w:lang w:eastAsia="ru-RU"/>
+        </w:rPr>
+        <w:t xml:space="preserve"> получаем условие: </w:t>
+      </w:r>
+      <m:oMath>
+        <m:sSub>
+          <m:sSubPr>
+            <m:ctrlPr>
+              <w:rPr>
+                <w:rFonts w:ascii="Cambria Math" w:eastAsia="Times New Roman" w:hAnsi="Cambria Math" w:cs="Times New Roman"/>
+                <w:bCs/>
+                <w:i/>
+                <w:color w:val="000000"/>
+                <w:sz w:val="28"/>
+                <w:szCs w:val="28"/>
+                <w:lang w:eastAsia="ru-RU"/>
+              </w:rPr>
+            </m:ctrlPr>
+          </m:sSubPr>
+          <m:e>
+            <m:d>
+              <m:dPr>
+                <m:begChr m:val="‖"/>
+                <m:endChr m:val="‖"/>
+                <m:ctrlPr>
+                  <w:rPr>
+                    <w:rFonts w:ascii="Cambria Math" w:eastAsia="Times New Roman" w:hAnsi="Cambria Math" w:cs="Times New Roman"/>
+                    <w:bCs/>
+                    <w:i/>
+                    <w:color w:val="000000"/>
+                    <w:sz w:val="28"/>
+                    <w:szCs w:val="28"/>
+                    <w:lang w:eastAsia="ru-RU"/>
+                  </w:rPr>
+                </m:ctrlPr>
+              </m:dPr>
+              <m:e>
+                <m:sSubSup>
+                  <m:sSubSupPr>
+                    <m:ctrlPr>
+                      <w:rPr>
+                        <w:rFonts w:ascii="Cambria Math" w:eastAsia="Times New Roman" w:hAnsi="Cambria Math" w:cs="Times New Roman"/>
+                        <w:bCs/>
+                        <w:i/>
+                        <w:color w:val="000000"/>
+                        <w:sz w:val="28"/>
+                        <w:szCs w:val="28"/>
+                        <w:lang w:eastAsia="ru-RU"/>
+                      </w:rPr>
+                    </m:ctrlPr>
+                  </m:sSubSupPr>
+                  <m:e>
+                    <m:r>
+                      <w:rPr>
+                        <w:rFonts w:ascii="Cambria Math" w:eastAsia="Times New Roman" w:hAnsi="Cambria Math" w:cs="Times New Roman"/>
+                        <w:color w:val="000000"/>
+                        <w:sz w:val="28"/>
+                        <w:szCs w:val="28"/>
+                        <w:lang w:eastAsia="ru-RU"/>
+                      </w:rPr>
+                      <m:t>A</m:t>
+                    </m:r>
+                  </m:e>
+                  <m:sub>
+                    <m:r>
+                      <w:rPr>
+                        <w:rFonts w:ascii="Cambria Math" w:eastAsia="Times New Roman" w:hAnsi="Cambria Math" w:cs="Times New Roman"/>
+                        <w:color w:val="000000"/>
+                        <w:sz w:val="28"/>
+                        <w:szCs w:val="28"/>
+                        <w:lang w:eastAsia="ru-RU"/>
+                      </w:rPr>
+                      <m:t>c</m:t>
+                    </m:r>
+                  </m:sub>
+                  <m:sup>
+                    <m:r>
+                      <w:rPr>
+                        <w:rFonts w:ascii="Cambria Math" w:eastAsia="Times New Roman" w:hAnsi="Cambria Math" w:cs="Times New Roman"/>
+                        <w:color w:val="000000"/>
+                        <w:sz w:val="28"/>
+                        <w:szCs w:val="28"/>
+                        <w:lang w:eastAsia="ru-RU"/>
+                      </w:rPr>
+                      <m:t>-1</m:t>
+                    </m:r>
+                  </m:sup>
+                </m:sSubSup>
+              </m:e>
+            </m:d>
+          </m:e>
+          <m:sub>
+            <m:r>
+              <w:rPr>
+                <w:rFonts w:ascii="Cambria Math" w:eastAsia="Times New Roman" w:hAnsi="Cambria Math" w:cs="Times New Roman"/>
+                <w:color w:val="000000"/>
+                <w:sz w:val="28"/>
+                <w:szCs w:val="28"/>
+                <w:lang w:eastAsia="ru-RU"/>
+              </w:rPr>
+              <m:t>1</m:t>
             </m:r>
           </m:sub>
         </m:sSub>
@@ -11881,19 +13164,340 @@
             <w:szCs w:val="28"/>
             <w:lang w:eastAsia="ru-RU"/>
           </w:rPr>
-          <m:t>,</m:t>
+          <m:t>∙</m:t>
+        </m:r>
+        <m:r>
+          <w:rPr>
+            <w:rFonts w:ascii="Cambria Math" w:eastAsia="Times New Roman" w:hAnsi="Cambria Math" w:cs="Times New Roman"/>
+            <w:color w:val="000000"/>
+            <w:sz w:val="28"/>
+            <w:szCs w:val="28"/>
+            <w:lang w:val="en-US" w:eastAsia="ru-RU"/>
+          </w:rPr>
+          <m:t>δ</m:t>
+        </m:r>
+        <m:r>
+          <w:rPr>
+            <w:rFonts w:ascii="Cambria Math" w:eastAsia="Times New Roman" w:hAnsi="Cambria Math" w:cs="Times New Roman"/>
+            <w:color w:val="000000"/>
+            <w:sz w:val="28"/>
+            <w:szCs w:val="28"/>
+            <w:lang w:eastAsia="ru-RU"/>
+          </w:rPr>
+          <m:t>≥1</m:t>
         </m:r>
       </m:oMath>
       <w:r>
         <w:rPr>
           <w:rFonts w:ascii="Times New Roman" w:eastAsia="Times New Roman" w:hAnsi="Times New Roman" w:cs="Times New Roman"/>
-          <w:bCs/>
-          <w:color w:val="000000"/>
-          <w:sz w:val="28"/>
-          <w:szCs w:val="28"/>
-          <w:lang w:eastAsia="ru-RU"/>
-        </w:rPr>
-        <w:t xml:space="preserve"> находится через норму обратной матрицы центров:</w:t>
+          <w:color w:val="000000"/>
+          <w:sz w:val="28"/>
+          <w:szCs w:val="28"/>
+          <w:lang w:eastAsia="ru-RU"/>
+        </w:rPr>
+        <w:t xml:space="preserve">, откуда </w:t>
+      </w:r>
+      <m:oMath>
+        <m:sSub>
+          <m:sSubPr>
+            <m:ctrlPr>
+              <w:rPr>
+                <w:rFonts w:ascii="Cambria Math" w:eastAsia="Times New Roman" w:hAnsi="Cambria Math" w:cs="Times New Roman"/>
+                <w:bCs/>
+                <w:i/>
+                <w:color w:val="000000"/>
+                <w:sz w:val="28"/>
+                <w:szCs w:val="28"/>
+                <w:lang w:eastAsia="ru-RU"/>
+              </w:rPr>
+            </m:ctrlPr>
+          </m:sSubPr>
+          <m:e>
+            <m:r>
+              <w:rPr>
+                <w:rFonts w:ascii="Cambria Math" w:eastAsia="Times New Roman" w:hAnsi="Cambria Math" w:cs="Times New Roman"/>
+                <w:color w:val="000000"/>
+                <w:sz w:val="28"/>
+                <w:szCs w:val="28"/>
+                <w:lang w:val="en-US" w:eastAsia="ru-RU"/>
+              </w:rPr>
+              <m:t>δ</m:t>
+            </m:r>
+          </m:e>
+          <m:sub>
+            <m:r>
+              <w:rPr>
+                <w:rFonts w:ascii="Cambria Math" w:eastAsia="Times New Roman" w:hAnsi="Cambria Math" w:cs="Times New Roman"/>
+                <w:color w:val="000000"/>
+                <w:sz w:val="28"/>
+                <w:szCs w:val="28"/>
+                <w:lang w:val="en-US" w:eastAsia="ru-RU"/>
+              </w:rPr>
+              <m:t>min</m:t>
+            </m:r>
+          </m:sub>
+        </m:sSub>
+        <m:r>
+          <w:rPr>
+            <w:rFonts w:ascii="Cambria Math" w:eastAsia="Times New Roman" w:hAnsi="Cambria Math" w:cs="Times New Roman"/>
+            <w:color w:val="000000"/>
+            <w:sz w:val="28"/>
+            <w:szCs w:val="28"/>
+            <w:lang w:eastAsia="ru-RU"/>
+          </w:rPr>
+          <m:t>=</m:t>
+        </m:r>
+        <m:f>
+          <m:fPr>
+            <m:ctrlPr>
+              <w:rPr>
+                <w:rFonts w:ascii="Cambria Math" w:eastAsia="Times New Roman" w:hAnsi="Cambria Math" w:cs="Times New Roman"/>
+                <w:bCs/>
+                <w:i/>
+                <w:color w:val="000000"/>
+                <w:sz w:val="28"/>
+                <w:szCs w:val="28"/>
+                <w:lang w:eastAsia="ru-RU"/>
+              </w:rPr>
+            </m:ctrlPr>
+          </m:fPr>
+          <m:num>
+            <m:r>
+              <w:rPr>
+                <w:rFonts w:ascii="Cambria Math" w:eastAsia="Times New Roman" w:hAnsi="Cambria Math" w:cs="Times New Roman"/>
+                <w:color w:val="000000"/>
+                <w:sz w:val="28"/>
+                <w:szCs w:val="28"/>
+                <w:lang w:eastAsia="ru-RU"/>
+              </w:rPr>
+              <m:t>1</m:t>
+            </m:r>
+          </m:num>
+          <m:den>
+            <m:sSub>
+              <m:sSubPr>
+                <m:ctrlPr>
+                  <w:rPr>
+                    <w:rFonts w:ascii="Cambria Math" w:eastAsia="Times New Roman" w:hAnsi="Cambria Math" w:cs="Times New Roman"/>
+                    <w:bCs/>
+                    <w:i/>
+                    <w:color w:val="000000"/>
+                    <w:sz w:val="28"/>
+                    <w:szCs w:val="28"/>
+                    <w:lang w:eastAsia="ru-RU"/>
+                  </w:rPr>
+                </m:ctrlPr>
+              </m:sSubPr>
+              <m:e>
+                <m:d>
+                  <m:dPr>
+                    <m:begChr m:val="‖"/>
+                    <m:endChr m:val="‖"/>
+                    <m:ctrlPr>
+                      <w:rPr>
+                        <w:rFonts w:ascii="Cambria Math" w:eastAsia="Times New Roman" w:hAnsi="Cambria Math" w:cs="Times New Roman"/>
+                        <w:bCs/>
+                        <w:i/>
+                        <w:color w:val="000000"/>
+                        <w:sz w:val="28"/>
+                        <w:szCs w:val="28"/>
+                        <w:lang w:eastAsia="ru-RU"/>
+                      </w:rPr>
+                    </m:ctrlPr>
+                  </m:dPr>
+                  <m:e>
+                    <m:sSubSup>
+                      <m:sSubSupPr>
+                        <m:ctrlPr>
+                          <w:rPr>
+                            <w:rFonts w:ascii="Cambria Math" w:eastAsia="Times New Roman" w:hAnsi="Cambria Math" w:cs="Times New Roman"/>
+                            <w:bCs/>
+                            <w:i/>
+                            <w:color w:val="000000"/>
+                            <w:sz w:val="28"/>
+                            <w:szCs w:val="28"/>
+                            <w:lang w:eastAsia="ru-RU"/>
+                          </w:rPr>
+                        </m:ctrlPr>
+                      </m:sSubSupPr>
+                      <m:e>
+                        <m:r>
+                          <w:rPr>
+                            <w:rFonts w:ascii="Cambria Math" w:eastAsia="Times New Roman" w:hAnsi="Cambria Math" w:cs="Times New Roman"/>
+                            <w:color w:val="000000"/>
+                            <w:sz w:val="28"/>
+                            <w:szCs w:val="28"/>
+                            <w:lang w:eastAsia="ru-RU"/>
+                          </w:rPr>
+                          <m:t>A</m:t>
+                        </m:r>
+                      </m:e>
+                      <m:sub>
+                        <m:r>
+                          <w:rPr>
+                            <w:rFonts w:ascii="Cambria Math" w:eastAsia="Times New Roman" w:hAnsi="Cambria Math" w:cs="Times New Roman"/>
+                            <w:color w:val="000000"/>
+                            <w:sz w:val="28"/>
+                            <w:szCs w:val="28"/>
+                            <w:lang w:eastAsia="ru-RU"/>
+                          </w:rPr>
+                          <m:t>c</m:t>
+                        </m:r>
+                      </m:sub>
+                      <m:sup>
+                        <m:r>
+                          <w:rPr>
+                            <w:rFonts w:ascii="Cambria Math" w:eastAsia="Times New Roman" w:hAnsi="Cambria Math" w:cs="Times New Roman"/>
+                            <w:color w:val="000000"/>
+                            <w:sz w:val="28"/>
+                            <w:szCs w:val="28"/>
+                            <w:lang w:eastAsia="ru-RU"/>
+                          </w:rPr>
+                          <m:t>-1</m:t>
+                        </m:r>
+                      </m:sup>
+                    </m:sSubSup>
+                  </m:e>
+                </m:d>
+              </m:e>
+              <m:sub>
+                <m:r>
+                  <w:rPr>
+                    <w:rFonts w:ascii="Cambria Math" w:eastAsia="Times New Roman" w:hAnsi="Cambria Math" w:cs="Times New Roman"/>
+                    <w:color w:val="000000"/>
+                    <w:sz w:val="28"/>
+                    <w:szCs w:val="28"/>
+                    <w:lang w:eastAsia="ru-RU"/>
+                  </w:rPr>
+                  <m:t>1</m:t>
+                </m:r>
+              </m:sub>
+            </m:sSub>
+          </m:den>
+        </m:f>
+      </m:oMath>
+      <w:r>
+        <w:rPr>
+          <w:rFonts w:ascii="Times New Roman" w:eastAsia="Times New Roman" w:hAnsi="Times New Roman" w:cs="Times New Roman"/>
+          <w:bCs/>
+          <w:color w:val="000000"/>
+          <w:sz w:val="28"/>
+          <w:szCs w:val="28"/>
+          <w:lang w:eastAsia="ru-RU"/>
+        </w:rPr>
+        <w:t xml:space="preserve">, где </w:t>
+      </w:r>
+      <m:oMath>
+        <m:sSub>
+          <m:sSubPr>
+            <m:ctrlPr>
+              <w:rPr>
+                <w:rFonts w:ascii="Cambria Math" w:eastAsia="Times New Roman" w:hAnsi="Cambria Math" w:cs="Times New Roman"/>
+                <w:bCs/>
+                <w:i/>
+                <w:color w:val="000000"/>
+                <w:sz w:val="28"/>
+                <w:szCs w:val="28"/>
+                <w:lang w:eastAsia="ru-RU"/>
+              </w:rPr>
+            </m:ctrlPr>
+          </m:sSubPr>
+          <m:e>
+            <m:d>
+              <m:dPr>
+                <m:begChr m:val="‖"/>
+                <m:endChr m:val="‖"/>
+                <m:ctrlPr>
+                  <w:rPr>
+                    <w:rFonts w:ascii="Cambria Math" w:eastAsia="Times New Roman" w:hAnsi="Cambria Math" w:cs="Times New Roman"/>
+                    <w:bCs/>
+                    <w:i/>
+                    <w:color w:val="000000"/>
+                    <w:sz w:val="28"/>
+                    <w:szCs w:val="28"/>
+                    <w:lang w:eastAsia="ru-RU"/>
+                  </w:rPr>
+                </m:ctrlPr>
+              </m:dPr>
+              <m:e>
+                <m:sSubSup>
+                  <m:sSubSupPr>
+                    <m:ctrlPr>
+                      <w:rPr>
+                        <w:rFonts w:ascii="Cambria Math" w:eastAsia="Times New Roman" w:hAnsi="Cambria Math" w:cs="Times New Roman"/>
+                        <w:bCs/>
+                        <w:i/>
+                        <w:color w:val="000000"/>
+                        <w:sz w:val="28"/>
+                        <w:szCs w:val="28"/>
+                        <w:lang w:eastAsia="ru-RU"/>
+                      </w:rPr>
+                    </m:ctrlPr>
+                  </m:sSubSupPr>
+                  <m:e>
+                    <m:r>
+                      <w:rPr>
+                        <w:rFonts w:ascii="Cambria Math" w:eastAsia="Times New Roman" w:hAnsi="Cambria Math" w:cs="Times New Roman"/>
+                        <w:color w:val="000000"/>
+                        <w:sz w:val="28"/>
+                        <w:szCs w:val="28"/>
+                        <w:lang w:eastAsia="ru-RU"/>
+                      </w:rPr>
+                      <m:t>A</m:t>
+                    </m:r>
+                  </m:e>
+                  <m:sub>
+                    <m:r>
+                      <w:rPr>
+                        <w:rFonts w:ascii="Cambria Math" w:eastAsia="Times New Roman" w:hAnsi="Cambria Math" w:cs="Times New Roman"/>
+                        <w:color w:val="000000"/>
+                        <w:sz w:val="28"/>
+                        <w:szCs w:val="28"/>
+                        <w:lang w:eastAsia="ru-RU"/>
+                      </w:rPr>
+                      <m:t>c</m:t>
+                    </m:r>
+                  </m:sub>
+                  <m:sup>
+                    <m:r>
+                      <w:rPr>
+                        <w:rFonts w:ascii="Cambria Math" w:eastAsia="Times New Roman" w:hAnsi="Cambria Math" w:cs="Times New Roman"/>
+                        <w:color w:val="000000"/>
+                        <w:sz w:val="28"/>
+                        <w:szCs w:val="28"/>
+                        <w:lang w:eastAsia="ru-RU"/>
+                      </w:rPr>
+                      <m:t>-1</m:t>
+                    </m:r>
+                  </m:sup>
+                </m:sSubSup>
+              </m:e>
+            </m:d>
+          </m:e>
+          <m:sub>
+            <m:r>
+              <w:rPr>
+                <w:rFonts w:ascii="Cambria Math" w:eastAsia="Times New Roman" w:hAnsi="Cambria Math" w:cs="Times New Roman"/>
+                <w:color w:val="000000"/>
+                <w:sz w:val="28"/>
+                <w:szCs w:val="28"/>
+                <w:lang w:eastAsia="ru-RU"/>
+              </w:rPr>
+              <m:t>1</m:t>
+            </m:r>
+          </m:sub>
+        </m:sSub>
+      </m:oMath>
+      <w:r>
+        <w:rPr>
+          <w:rFonts w:ascii="Times New Roman" w:eastAsia="Times New Roman" w:hAnsi="Times New Roman" w:cs="Times New Roman"/>
+          <w:bCs/>
+          <w:color w:val="000000"/>
+          <w:sz w:val="28"/>
+          <w:szCs w:val="28"/>
+          <w:lang w:eastAsia="ru-RU"/>
+        </w:rPr>
+        <w:t xml:space="preserve"> - подчинённая 1-норма обратной матрицы. По определению подчинённой нормы:</w:t>
       </w:r>
     </w:p>
     <w:p>
@@ -11901,6 +13505,581 @@
         <w:rPr>
           <w:rFonts w:ascii="Times New Roman" w:eastAsia="Times New Roman" w:hAnsi="Times New Roman" w:cs="Times New Roman"/>
           <w:bCs/>
+          <w:i/>
+          <w:color w:val="000000"/>
+          <w:sz w:val="28"/>
+          <w:szCs w:val="28"/>
+          <w:lang w:eastAsia="ru-RU"/>
+        </w:rPr>
+      </w:pPr>
+      <m:oMathPara>
+        <m:oMath>
+          <m:sSub>
+            <m:sSubPr>
+              <m:ctrlPr>
+                <w:rPr>
+                  <w:rFonts w:ascii="Cambria Math" w:eastAsia="Times New Roman" w:hAnsi="Cambria Math" w:cs="Times New Roman"/>
+                  <w:bCs/>
+                  <w:i/>
+                  <w:color w:val="000000"/>
+                  <w:sz w:val="28"/>
+                  <w:szCs w:val="28"/>
+                  <w:lang w:eastAsia="ru-RU"/>
+                </w:rPr>
+              </m:ctrlPr>
+            </m:sSubPr>
+            <m:e>
+              <m:d>
+                <m:dPr>
+                  <m:begChr m:val="‖"/>
+                  <m:endChr m:val="‖"/>
+                  <m:ctrlPr>
+                    <w:rPr>
+                      <w:rFonts w:ascii="Cambria Math" w:eastAsia="Times New Roman" w:hAnsi="Cambria Math" w:cs="Times New Roman"/>
+                      <w:bCs/>
+                      <w:i/>
+                      <w:color w:val="000000"/>
+                      <w:sz w:val="28"/>
+                      <w:szCs w:val="28"/>
+                      <w:lang w:eastAsia="ru-RU"/>
+                    </w:rPr>
+                  </m:ctrlPr>
+                </m:dPr>
+                <m:e>
+                  <m:sSubSup>
+                    <m:sSubSupPr>
+                      <m:ctrlPr>
+                        <w:rPr>
+                          <w:rFonts w:ascii="Cambria Math" w:eastAsia="Times New Roman" w:hAnsi="Cambria Math" w:cs="Times New Roman"/>
+                          <w:bCs/>
+                          <w:i/>
+                          <w:color w:val="000000"/>
+                          <w:sz w:val="28"/>
+                          <w:szCs w:val="28"/>
+                          <w:lang w:eastAsia="ru-RU"/>
+                        </w:rPr>
+                      </m:ctrlPr>
+                    </m:sSubSupPr>
+                    <m:e>
+                      <m:r>
+                        <w:rPr>
+                          <w:rFonts w:ascii="Cambria Math" w:eastAsia="Times New Roman" w:hAnsi="Cambria Math" w:cs="Times New Roman"/>
+                          <w:color w:val="000000"/>
+                          <w:sz w:val="28"/>
+                          <w:szCs w:val="28"/>
+                          <w:lang w:eastAsia="ru-RU"/>
+                        </w:rPr>
+                        <m:t>A</m:t>
+                      </m:r>
+                    </m:e>
+                    <m:sub>
+                      <m:r>
+                        <w:rPr>
+                          <w:rFonts w:ascii="Cambria Math" w:eastAsia="Times New Roman" w:hAnsi="Cambria Math" w:cs="Times New Roman"/>
+                          <w:color w:val="000000"/>
+                          <w:sz w:val="28"/>
+                          <w:szCs w:val="28"/>
+                          <w:lang w:eastAsia="ru-RU"/>
+                        </w:rPr>
+                        <m:t>c</m:t>
+                      </m:r>
+                    </m:sub>
+                    <m:sup>
+                      <m:r>
+                        <w:rPr>
+                          <w:rFonts w:ascii="Cambria Math" w:eastAsia="Times New Roman" w:hAnsi="Cambria Math" w:cs="Times New Roman"/>
+                          <w:color w:val="000000"/>
+                          <w:sz w:val="28"/>
+                          <w:szCs w:val="28"/>
+                          <w:lang w:eastAsia="ru-RU"/>
+                        </w:rPr>
+                        <m:t>-1</m:t>
+                      </m:r>
+                    </m:sup>
+                  </m:sSubSup>
+                </m:e>
+              </m:d>
+            </m:e>
+            <m:sub>
+              <m:r>
+                <w:rPr>
+                  <w:rFonts w:ascii="Cambria Math" w:eastAsia="Times New Roman" w:hAnsi="Cambria Math" w:cs="Times New Roman"/>
+                  <w:color w:val="000000"/>
+                  <w:sz w:val="28"/>
+                  <w:szCs w:val="28"/>
+                  <w:lang w:eastAsia="ru-RU"/>
+                </w:rPr>
+                <m:t>1</m:t>
+              </m:r>
+            </m:sub>
+          </m:sSub>
+          <m:r>
+            <w:rPr>
+              <w:rFonts w:ascii="Cambria Math" w:eastAsia="Times New Roman" w:hAnsi="Cambria Math" w:cs="Times New Roman"/>
+              <w:color w:val="000000"/>
+              <w:sz w:val="28"/>
+              <w:szCs w:val="28"/>
+              <w:lang w:eastAsia="ru-RU"/>
+            </w:rPr>
+            <m:t>=</m:t>
+          </m:r>
+          <m:sSub>
+            <m:sSubPr>
+              <m:ctrlPr>
+                <w:rPr>
+                  <w:rFonts w:ascii="Cambria Math" w:eastAsia="Times New Roman" w:hAnsi="Cambria Math" w:cs="Times New Roman"/>
+                  <w:bCs/>
+                  <w:i/>
+                  <w:color w:val="000000"/>
+                  <w:sz w:val="28"/>
+                  <w:szCs w:val="28"/>
+                  <w:lang w:eastAsia="ru-RU"/>
+                </w:rPr>
+              </m:ctrlPr>
+            </m:sSubPr>
+            <m:e>
+              <m:r>
+                <w:rPr>
+                  <w:rFonts w:ascii="Cambria Math" w:eastAsia="Times New Roman" w:hAnsi="Cambria Math" w:cs="Times New Roman"/>
+                  <w:color w:val="000000"/>
+                  <w:sz w:val="28"/>
+                  <w:szCs w:val="28"/>
+                  <w:lang w:val="en-US" w:eastAsia="ru-RU"/>
+                </w:rPr>
+                <m:t>max</m:t>
+              </m:r>
+            </m:e>
+            <m:sub>
+              <m:sSub>
+                <m:sSubPr>
+                  <m:ctrlPr>
+                    <w:rPr>
+                      <w:rFonts w:ascii="Cambria Math" w:eastAsia="Times New Roman" w:hAnsi="Cambria Math" w:cs="Times New Roman"/>
+                      <w:bCs/>
+                      <w:i/>
+                      <w:color w:val="000000"/>
+                      <w:sz w:val="28"/>
+                      <w:szCs w:val="28"/>
+                      <w:lang w:eastAsia="ru-RU"/>
+                    </w:rPr>
+                  </m:ctrlPr>
+                </m:sSubPr>
+                <m:e>
+                  <m:d>
+                    <m:dPr>
+                      <m:begChr m:val="‖"/>
+                      <m:endChr m:val="‖"/>
+                      <m:ctrlPr>
+                        <w:rPr>
+                          <w:rFonts w:ascii="Cambria Math" w:eastAsia="Times New Roman" w:hAnsi="Cambria Math" w:cs="Times New Roman"/>
+                          <w:bCs/>
+                          <w:i/>
+                          <w:color w:val="000000"/>
+                          <w:sz w:val="28"/>
+                          <w:szCs w:val="28"/>
+                          <w:lang w:eastAsia="ru-RU"/>
+                        </w:rPr>
+                      </m:ctrlPr>
+                    </m:dPr>
+                    <m:e>
+                      <m:r>
+                        <w:rPr>
+                          <w:rFonts w:ascii="Cambria Math" w:eastAsia="Times New Roman" w:hAnsi="Cambria Math" w:cs="Times New Roman"/>
+                          <w:color w:val="000000"/>
+                          <w:sz w:val="28"/>
+                          <w:szCs w:val="28"/>
+                          <w:lang w:eastAsia="ru-RU"/>
+                        </w:rPr>
+                        <m:t>y</m:t>
+                      </m:r>
+                    </m:e>
+                  </m:d>
+                </m:e>
+                <m:sub>
+                  <m:r>
+                    <w:rPr>
+                      <w:rFonts w:ascii="Cambria Math" w:eastAsia="Times New Roman" w:hAnsi="Cambria Math" w:cs="Times New Roman"/>
+                      <w:color w:val="000000"/>
+                      <w:sz w:val="28"/>
+                      <w:szCs w:val="28"/>
+                      <w:lang w:eastAsia="ru-RU"/>
+                    </w:rPr>
+                    <m:t>1</m:t>
+                  </m:r>
+                </m:sub>
+              </m:sSub>
+              <m:r>
+                <w:rPr>
+                  <w:rFonts w:ascii="Cambria Math" w:eastAsia="Times New Roman" w:hAnsi="Cambria Math" w:cs="Times New Roman"/>
+                  <w:color w:val="000000"/>
+                  <w:sz w:val="28"/>
+                  <w:szCs w:val="28"/>
+                  <w:lang w:eastAsia="ru-RU"/>
+                </w:rPr>
+                <m:t>≤1</m:t>
+              </m:r>
+            </m:sub>
+          </m:sSub>
+          <m:sSub>
+            <m:sSubPr>
+              <m:ctrlPr>
+                <w:rPr>
+                  <w:rFonts w:ascii="Cambria Math" w:eastAsia="Times New Roman" w:hAnsi="Cambria Math" w:cs="Times New Roman"/>
+                  <w:bCs/>
+                  <w:i/>
+                  <w:color w:val="000000"/>
+                  <w:sz w:val="28"/>
+                  <w:szCs w:val="28"/>
+                  <w:lang w:eastAsia="ru-RU"/>
+                </w:rPr>
+              </m:ctrlPr>
+            </m:sSubPr>
+            <m:e>
+              <m:d>
+                <m:dPr>
+                  <m:begChr m:val="‖"/>
+                  <m:endChr m:val="‖"/>
+                  <m:ctrlPr>
+                    <w:rPr>
+                      <w:rFonts w:ascii="Cambria Math" w:eastAsia="Times New Roman" w:hAnsi="Cambria Math" w:cs="Times New Roman"/>
+                      <w:bCs/>
+                      <w:i/>
+                      <w:color w:val="000000"/>
+                      <w:sz w:val="28"/>
+                      <w:szCs w:val="28"/>
+                      <w:lang w:eastAsia="ru-RU"/>
+                    </w:rPr>
+                  </m:ctrlPr>
+                </m:dPr>
+                <m:e>
+                  <m:sSubSup>
+                    <m:sSubSupPr>
+                      <m:ctrlPr>
+                        <w:rPr>
+                          <w:rFonts w:ascii="Cambria Math" w:eastAsia="Times New Roman" w:hAnsi="Cambria Math" w:cs="Times New Roman"/>
+                          <w:bCs/>
+                          <w:i/>
+                          <w:color w:val="000000"/>
+                          <w:sz w:val="28"/>
+                          <w:szCs w:val="28"/>
+                          <w:lang w:eastAsia="ru-RU"/>
+                        </w:rPr>
+                      </m:ctrlPr>
+                    </m:sSubSupPr>
+                    <m:e>
+                      <m:r>
+                        <w:rPr>
+                          <w:rFonts w:ascii="Cambria Math" w:eastAsia="Times New Roman" w:hAnsi="Cambria Math" w:cs="Times New Roman"/>
+                          <w:color w:val="000000"/>
+                          <w:sz w:val="28"/>
+                          <w:szCs w:val="28"/>
+                          <w:lang w:eastAsia="ru-RU"/>
+                        </w:rPr>
+                        <m:t>A</m:t>
+                      </m:r>
+                    </m:e>
+                    <m:sub>
+                      <m:r>
+                        <w:rPr>
+                          <w:rFonts w:ascii="Cambria Math" w:eastAsia="Times New Roman" w:hAnsi="Cambria Math" w:cs="Times New Roman"/>
+                          <w:color w:val="000000"/>
+                          <w:sz w:val="28"/>
+                          <w:szCs w:val="28"/>
+                          <w:lang w:eastAsia="ru-RU"/>
+                        </w:rPr>
+                        <m:t>c</m:t>
+                      </m:r>
+                    </m:sub>
+                    <m:sup>
+                      <m:r>
+                        <w:rPr>
+                          <w:rFonts w:ascii="Cambria Math" w:eastAsia="Times New Roman" w:hAnsi="Cambria Math" w:cs="Times New Roman"/>
+                          <w:color w:val="000000"/>
+                          <w:sz w:val="28"/>
+                          <w:szCs w:val="28"/>
+                          <w:lang w:eastAsia="ru-RU"/>
+                        </w:rPr>
+                        <m:t>-1</m:t>
+                      </m:r>
+                    </m:sup>
+                  </m:sSubSup>
+                  <m:r>
+                    <w:rPr>
+                      <w:rFonts w:ascii="Cambria Math" w:eastAsia="Times New Roman" w:hAnsi="Cambria Math" w:cs="Times New Roman"/>
+                      <w:color w:val="000000"/>
+                      <w:sz w:val="28"/>
+                      <w:szCs w:val="28"/>
+                      <w:lang w:eastAsia="ru-RU"/>
+                    </w:rPr>
+                    <m:t>y</m:t>
+                  </m:r>
+                </m:e>
+              </m:d>
+            </m:e>
+            <m:sub>
+              <m:r>
+                <w:rPr>
+                  <w:rFonts w:ascii="Cambria Math" w:eastAsia="Times New Roman" w:hAnsi="Cambria Math" w:cs="Times New Roman"/>
+                  <w:color w:val="000000"/>
+                  <w:sz w:val="28"/>
+                  <w:szCs w:val="28"/>
+                  <w:lang w:eastAsia="ru-RU"/>
+                </w:rPr>
+                <m:t>1</m:t>
+              </m:r>
+            </m:sub>
+          </m:sSub>
+          <m:r>
+            <w:rPr>
+              <w:rFonts w:ascii="Cambria Math" w:eastAsia="Times New Roman" w:hAnsi="Cambria Math" w:cs="Times New Roman"/>
+              <w:color w:val="000000"/>
+              <w:sz w:val="28"/>
+              <w:szCs w:val="28"/>
+              <w:lang w:eastAsia="ru-RU"/>
+            </w:rPr>
+            <m:t>.</m:t>
+          </m:r>
+        </m:oMath>
+      </m:oMathPara>
+    </w:p>
+    <w:p>
+      <w:pPr>
+        <w:rPr>
+          <w:rFonts w:ascii="Times New Roman" w:eastAsia="Times New Roman" w:hAnsi="Times New Roman" w:cs="Times New Roman"/>
+          <w:bCs/>
+          <w:color w:val="000000"/>
+          <w:sz w:val="28"/>
+          <w:szCs w:val="28"/>
+          <w:lang w:eastAsia="ru-RU"/>
+        </w:rPr>
+      </w:pPr>
+      <w:r>
+        <w:rPr>
+          <w:rFonts w:ascii="Times New Roman" w:eastAsia="Times New Roman" w:hAnsi="Times New Roman" w:cs="Times New Roman"/>
+          <w:bCs/>
+          <w:color w:val="000000"/>
+          <w:sz w:val="28"/>
+          <w:szCs w:val="28"/>
+          <w:lang w:eastAsia="ru-RU"/>
+        </w:rPr>
+        <w:lastRenderedPageBreak/>
+        <w:t xml:space="preserve">Используя двойственность норм </w:t>
+      </w:r>
+      <m:oMath>
+        <m:sSub>
+          <m:sSubPr>
+            <m:ctrlPr>
+              <w:rPr>
+                <w:rFonts w:ascii="Cambria Math" w:eastAsia="Times New Roman" w:hAnsi="Cambria Math" w:cs="Times New Roman"/>
+                <w:bCs/>
+                <w:i/>
+                <w:color w:val="000000"/>
+                <w:sz w:val="28"/>
+                <w:szCs w:val="28"/>
+                <w:lang w:eastAsia="ru-RU"/>
+              </w:rPr>
+            </m:ctrlPr>
+          </m:sSubPr>
+          <m:e>
+            <m:d>
+              <m:dPr>
+                <m:begChr m:val="‖"/>
+                <m:endChr m:val="‖"/>
+                <m:ctrlPr>
+                  <w:rPr>
+                    <w:rFonts w:ascii="Cambria Math" w:eastAsia="Times New Roman" w:hAnsi="Cambria Math" w:cs="Times New Roman"/>
+                    <w:bCs/>
+                    <w:i/>
+                    <w:color w:val="000000"/>
+                    <w:sz w:val="28"/>
+                    <w:szCs w:val="28"/>
+                    <w:lang w:eastAsia="ru-RU"/>
+                  </w:rPr>
+                </m:ctrlPr>
+              </m:dPr>
+              <m:e>
+                <m:r>
+                  <w:rPr>
+                    <w:rFonts w:ascii="Cambria Math" w:eastAsia="Times New Roman" w:hAnsi="Cambria Math" w:cs="Times New Roman"/>
+                    <w:color w:val="000000"/>
+                    <w:sz w:val="28"/>
+                    <w:szCs w:val="28"/>
+                    <w:lang w:eastAsia="ru-RU"/>
+                  </w:rPr>
+                  <m:t>∙</m:t>
+                </m:r>
+              </m:e>
+            </m:d>
+          </m:e>
+          <m:sub>
+            <m:r>
+              <w:rPr>
+                <w:rFonts w:ascii="Cambria Math" w:eastAsia="Times New Roman" w:hAnsi="Cambria Math" w:cs="Times New Roman"/>
+                <w:color w:val="000000"/>
+                <w:sz w:val="28"/>
+                <w:szCs w:val="28"/>
+                <w:lang w:eastAsia="ru-RU"/>
+              </w:rPr>
+              <m:t>1</m:t>
+            </m:r>
+          </m:sub>
+        </m:sSub>
+        <m:r>
+          <w:rPr>
+            <w:rFonts w:ascii="Cambria Math" w:eastAsia="Times New Roman" w:hAnsi="Cambria Math" w:cs="Times New Roman"/>
+            <w:color w:val="000000"/>
+            <w:sz w:val="28"/>
+            <w:szCs w:val="28"/>
+            <w:lang w:eastAsia="ru-RU"/>
+          </w:rPr>
+          <m:t xml:space="preserve"> и </m:t>
+        </m:r>
+        <m:sSub>
+          <m:sSubPr>
+            <m:ctrlPr>
+              <w:rPr>
+                <w:rFonts w:ascii="Cambria Math" w:eastAsia="Times New Roman" w:hAnsi="Cambria Math" w:cs="Times New Roman"/>
+                <w:bCs/>
+                <w:i/>
+                <w:color w:val="000000"/>
+                <w:sz w:val="28"/>
+                <w:szCs w:val="28"/>
+                <w:lang w:eastAsia="ru-RU"/>
+              </w:rPr>
+            </m:ctrlPr>
+          </m:sSubPr>
+          <m:e>
+            <m:d>
+              <m:dPr>
+                <m:begChr m:val="‖"/>
+                <m:endChr m:val="‖"/>
+                <m:ctrlPr>
+                  <w:rPr>
+                    <w:rFonts w:ascii="Cambria Math" w:eastAsia="Times New Roman" w:hAnsi="Cambria Math" w:cs="Times New Roman"/>
+                    <w:bCs/>
+                    <w:i/>
+                    <w:color w:val="000000"/>
+                    <w:sz w:val="28"/>
+                    <w:szCs w:val="28"/>
+                    <w:lang w:eastAsia="ru-RU"/>
+                  </w:rPr>
+                </m:ctrlPr>
+              </m:dPr>
+              <m:e>
+                <m:r>
+                  <w:rPr>
+                    <w:rFonts w:ascii="Cambria Math" w:eastAsia="Times New Roman" w:hAnsi="Cambria Math" w:cs="Times New Roman"/>
+                    <w:color w:val="000000"/>
+                    <w:sz w:val="28"/>
+                    <w:szCs w:val="28"/>
+                    <w:lang w:eastAsia="ru-RU"/>
+                  </w:rPr>
+                  <m:t>∙</m:t>
+                </m:r>
+              </m:e>
+            </m:d>
+          </m:e>
+          <m:sub>
+            <m:r>
+              <w:rPr>
+                <w:rFonts w:ascii="Cambria Math" w:eastAsia="Times New Roman" w:hAnsi="Cambria Math" w:cs="Times New Roman"/>
+                <w:color w:val="000000"/>
+                <w:sz w:val="28"/>
+                <w:szCs w:val="28"/>
+                <w:lang w:eastAsia="ru-RU"/>
+              </w:rPr>
+              <m:t>∞</m:t>
+            </m:r>
+          </m:sub>
+        </m:sSub>
+      </m:oMath>
+      <w:r>
+        <w:rPr>
+          <w:rFonts w:ascii="Times New Roman" w:eastAsia="Times New Roman" w:hAnsi="Times New Roman" w:cs="Times New Roman"/>
+          <w:bCs/>
+          <w:color w:val="000000"/>
+          <w:sz w:val="28"/>
+          <w:szCs w:val="28"/>
+          <w:lang w:eastAsia="ru-RU"/>
+        </w:rPr>
+        <w:t xml:space="preserve">, переходим к максимуму по единичному шару в </w:t>
+      </w:r>
+      <m:oMath>
+        <m:sSub>
+          <m:sSubPr>
+            <m:ctrlPr>
+              <w:rPr>
+                <w:rFonts w:ascii="Cambria Math" w:eastAsia="Times New Roman" w:hAnsi="Cambria Math" w:cs="Times New Roman"/>
+                <w:bCs/>
+                <w:i/>
+                <w:color w:val="000000"/>
+                <w:sz w:val="28"/>
+                <w:szCs w:val="28"/>
+                <w:lang w:eastAsia="ru-RU"/>
+              </w:rPr>
+            </m:ctrlPr>
+          </m:sSubPr>
+          <m:e>
+            <m:d>
+              <m:dPr>
+                <m:begChr m:val="‖"/>
+                <m:endChr m:val="‖"/>
+                <m:ctrlPr>
+                  <w:rPr>
+                    <w:rFonts w:ascii="Cambria Math" w:eastAsia="Times New Roman" w:hAnsi="Cambria Math" w:cs="Times New Roman"/>
+                    <w:bCs/>
+                    <w:i/>
+                    <w:color w:val="000000"/>
+                    <w:sz w:val="28"/>
+                    <w:szCs w:val="28"/>
+                    <w:lang w:eastAsia="ru-RU"/>
+                  </w:rPr>
+                </m:ctrlPr>
+              </m:dPr>
+              <m:e>
+                <m:r>
+                  <w:rPr>
+                    <w:rFonts w:ascii="Cambria Math" w:eastAsia="Times New Roman" w:hAnsi="Cambria Math" w:cs="Times New Roman"/>
+                    <w:color w:val="000000"/>
+                    <w:sz w:val="28"/>
+                    <w:szCs w:val="28"/>
+                    <w:lang w:eastAsia="ru-RU"/>
+                  </w:rPr>
+                  <m:t>∙</m:t>
+                </m:r>
+              </m:e>
+            </m:d>
+          </m:e>
+          <m:sub>
+            <m:r>
+              <w:rPr>
+                <w:rFonts w:ascii="Cambria Math" w:eastAsia="Times New Roman" w:hAnsi="Cambria Math" w:cs="Times New Roman"/>
+                <w:color w:val="000000"/>
+                <w:sz w:val="28"/>
+                <w:szCs w:val="28"/>
+                <w:lang w:eastAsia="ru-RU"/>
+              </w:rPr>
+              <m:t>∞</m:t>
+            </m:r>
+          </m:sub>
+        </m:sSub>
+      </m:oMath>
+      <w:r>
+        <w:rPr>
+          <w:rFonts w:ascii="Times New Roman" w:eastAsia="Times New Roman" w:hAnsi="Times New Roman" w:cs="Times New Roman"/>
+          <w:bCs/>
+          <w:color w:val="000000"/>
+          <w:sz w:val="28"/>
+          <w:szCs w:val="28"/>
+          <w:lang w:eastAsia="ru-RU"/>
+        </w:rPr>
+        <w:t>:</w:t>
+      </w:r>
+    </w:p>
+    <w:p>
+      <w:pPr>
+        <w:rPr>
+          <w:rFonts w:ascii="Times New Roman" w:eastAsia="Times New Roman" w:hAnsi="Times New Roman" w:cs="Times New Roman"/>
           <w:i/>
           <w:color w:val="000000"/>
           <w:sz w:val="28"/>
@@ -12028,6 +14207,64 @@
                       </m:r>
                     </m:e>
                     <m:sub>
+                      <m:sSub>
+                        <m:sSubPr>
+                          <m:ctrlPr>
+                            <w:rPr>
+                              <w:rFonts w:ascii="Cambria Math" w:eastAsia="Times New Roman" w:hAnsi="Cambria Math" w:cs="Times New Roman"/>
+                              <w:bCs/>
+                              <w:i/>
+                              <w:color w:val="000000"/>
+                              <w:sz w:val="28"/>
+                              <w:szCs w:val="28"/>
+                              <w:lang w:eastAsia="ru-RU"/>
+                            </w:rPr>
+                          </m:ctrlPr>
+                        </m:sSubPr>
+                        <m:e>
+                          <m:d>
+                            <m:dPr>
+                              <m:begChr m:val="‖"/>
+                              <m:endChr m:val="‖"/>
+                              <m:ctrlPr>
+                                <w:rPr>
+                                  <w:rFonts w:ascii="Cambria Math" w:eastAsia="Times New Roman" w:hAnsi="Cambria Math" w:cs="Times New Roman"/>
+                                  <w:bCs/>
+                                  <w:i/>
+                                  <w:color w:val="000000"/>
+                                  <w:sz w:val="28"/>
+                                  <w:szCs w:val="28"/>
+                                  <w:lang w:eastAsia="ru-RU"/>
+                                </w:rPr>
+                              </m:ctrlPr>
+                            </m:dPr>
+                            <m:e>
+                              <m:r>
+                                <w:rPr>
+                                  <w:rFonts w:ascii="Cambria Math" w:eastAsia="Times New Roman" w:hAnsi="Cambria Math" w:cs="Times New Roman"/>
+                                  <w:color w:val="000000"/>
+                                  <w:sz w:val="28"/>
+                                  <w:szCs w:val="28"/>
+                                  <w:lang w:eastAsia="ru-RU"/>
+                                </w:rPr>
+                                <m:t>y</m:t>
+                              </m:r>
+                            </m:e>
+                          </m:d>
+                        </m:e>
+                        <m:sub>
+                          <m:r>
+                            <w:rPr>
+                              <w:rFonts w:ascii="Cambria Math" w:eastAsia="Times New Roman" w:hAnsi="Cambria Math" w:cs="Times New Roman"/>
+                              <w:color w:val="000000"/>
+                              <w:sz w:val="28"/>
+                              <w:szCs w:val="28"/>
+                              <w:lang w:eastAsia="ru-RU"/>
+                            </w:rPr>
+                            <m:t>∞</m:t>
+                          </m:r>
+                        </m:sub>
+                      </m:sSub>
                       <m:r>
                         <w:rPr>
                           <w:rFonts w:ascii="Cambria Math" w:eastAsia="Times New Roman" w:hAnsi="Cambria Math" w:cs="Times New Roman"/>
@@ -12036,7 +14273,20 @@
                           <w:szCs w:val="28"/>
                           <w:lang w:eastAsia="ru-RU"/>
                         </w:rPr>
-                        <m:t>y</m:t>
+                        <m:t>=1</m:t>
+                      </m:r>
+                      <m:r>
+                        <m:rPr>
+                          <m:sty m:val="p"/>
+                        </m:rPr>
+                        <w:rPr>
+                          <w:rFonts w:ascii="Cambria Math" w:eastAsia="Times New Roman" w:hAnsi="Cambria Math" w:cs="Times New Roman"/>
+                          <w:color w:val="000000"/>
+                          <w:sz w:val="28"/>
+                          <w:szCs w:val="28"/>
+                          <w:lang w:eastAsia="ru-RU"/>
+                        </w:rPr>
+                        <m:t xml:space="preserve"> </m:t>
                       </m:r>
                     </m:sub>
                   </m:sSub>
@@ -12144,7 +14394,7 @@
               <w:szCs w:val="28"/>
               <w:lang w:eastAsia="ru-RU"/>
             </w:rPr>
-            <m:t xml:space="preserve">, </m:t>
+            <m:t>.</m:t>
           </m:r>
         </m:oMath>
       </m:oMathPara>
@@ -12163,180 +14413,12 @@
       <w:r>
         <w:rPr>
           <w:rFonts w:ascii="Times New Roman" w:eastAsia="Times New Roman" w:hAnsi="Times New Roman" w:cs="Times New Roman"/>
-          <w:bCs/>
-          <w:color w:val="000000"/>
-          <w:sz w:val="28"/>
-          <w:szCs w:val="28"/>
-          <w:lang w:eastAsia="ru-RU"/>
-        </w:rPr>
-        <w:t xml:space="preserve">где </w:t>
-      </w:r>
-      <m:oMath>
-        <m:sSubSup>
-          <m:sSubSupPr>
-            <m:ctrlPr>
-              <w:rPr>
-                <w:rFonts w:ascii="Cambria Math" w:eastAsia="Times New Roman" w:hAnsi="Cambria Math" w:cs="Times New Roman"/>
-                <w:bCs/>
-                <w:i/>
-                <w:color w:val="000000"/>
-                <w:sz w:val="28"/>
-                <w:szCs w:val="28"/>
-                <w:lang w:eastAsia="ru-RU"/>
-              </w:rPr>
-            </m:ctrlPr>
-          </m:sSubSupPr>
-          <m:e>
-            <m:r>
-              <w:rPr>
-                <w:rFonts w:ascii="Cambria Math" w:eastAsia="Times New Roman" w:hAnsi="Cambria Math" w:cs="Times New Roman"/>
-                <w:color w:val="000000"/>
-                <w:sz w:val="28"/>
-                <w:szCs w:val="28"/>
-                <w:lang w:eastAsia="ru-RU"/>
-              </w:rPr>
-              <m:t>A</m:t>
-            </m:r>
-          </m:e>
-          <m:sub>
-            <m:r>
-              <w:rPr>
-                <w:rFonts w:ascii="Cambria Math" w:eastAsia="Times New Roman" w:hAnsi="Cambria Math" w:cs="Times New Roman"/>
-                <w:color w:val="000000"/>
-                <w:sz w:val="28"/>
-                <w:szCs w:val="28"/>
-                <w:lang w:eastAsia="ru-RU"/>
-              </w:rPr>
-              <m:t>c</m:t>
-            </m:r>
-          </m:sub>
-          <m:sup/>
-        </m:sSubSup>
-        <m:r>
-          <w:rPr>
-            <w:rFonts w:ascii="Cambria Math" w:eastAsia="Times New Roman" w:hAnsi="Cambria Math" w:cs="Times New Roman"/>
-            <w:color w:val="000000"/>
-            <w:sz w:val="28"/>
-            <w:szCs w:val="28"/>
-            <w:lang w:eastAsia="ru-RU"/>
-          </w:rPr>
-          <m:t>=</m:t>
-        </m:r>
-        <m:r>
-          <w:rPr>
-            <w:rFonts w:ascii="Cambria Math" w:eastAsia="Times New Roman" w:hAnsi="Cambria Math" w:cs="Times New Roman"/>
-            <w:color w:val="000000"/>
-            <w:sz w:val="28"/>
-            <w:szCs w:val="28"/>
-            <w:lang w:val="en-US" w:eastAsia="ru-RU"/>
-          </w:rPr>
-          <m:t>mid</m:t>
-        </m:r>
-        <m:sSub>
-          <m:sSubPr>
-            <m:ctrlPr>
-              <w:rPr>
-                <w:rFonts w:ascii="Cambria Math" w:eastAsia="Times New Roman" w:hAnsi="Cambria Math" w:cs="Times New Roman"/>
-                <w:bCs/>
-                <w:i/>
-                <w:color w:val="000000"/>
-                <w:sz w:val="28"/>
-                <w:szCs w:val="28"/>
-                <w:lang w:eastAsia="ru-RU"/>
-              </w:rPr>
-            </m:ctrlPr>
-          </m:sSubPr>
-          <m:e>
-            <m:r>
-              <w:rPr>
-                <w:rFonts w:ascii="Cambria Math" w:eastAsia="Times New Roman" w:hAnsi="Cambria Math" w:cs="Times New Roman"/>
-                <w:color w:val="000000"/>
-                <w:sz w:val="28"/>
-                <w:szCs w:val="28"/>
-                <w:lang w:eastAsia="ru-RU"/>
-              </w:rPr>
-              <m:t>A</m:t>
-            </m:r>
-          </m:e>
-          <m:sub>
-            <m:r>
-              <w:rPr>
-                <w:rFonts w:ascii="Cambria Math" w:eastAsia="Times New Roman" w:hAnsi="Cambria Math" w:cs="Times New Roman"/>
-                <w:color w:val="000000"/>
-                <w:sz w:val="28"/>
-                <w:szCs w:val="28"/>
-                <w:lang w:eastAsia="ru-RU"/>
-              </w:rPr>
-              <m:t>2</m:t>
-            </m:r>
-          </m:sub>
-        </m:sSub>
-      </m:oMath>
-      <w:r>
-        <w:rPr>
-          <w:rFonts w:ascii="Times New Roman" w:eastAsia="Times New Roman" w:hAnsi="Times New Roman" w:cs="Times New Roman"/>
-          <w:bCs/>
-          <w:color w:val="000000"/>
-          <w:sz w:val="28"/>
-          <w:szCs w:val="28"/>
-          <w:lang w:eastAsia="ru-RU"/>
-        </w:rPr>
-        <w:t xml:space="preserve">, </w:t>
-      </w:r>
-      <w:r>
-        <w:rPr>
-          <w:rFonts w:ascii="Times New Roman" w:eastAsia="Times New Roman" w:hAnsi="Times New Roman" w:cs="Times New Roman"/>
-          <w:bCs/>
-          <w:color w:val="000000"/>
-          <w:sz w:val="28"/>
-          <w:szCs w:val="28"/>
-          <w:lang w:eastAsia="ru-RU"/>
-        </w:rPr>
-        <w:t xml:space="preserve">а максимум берется по всем </w:t>
-      </w:r>
-      <w:r>
-        <w:rPr>
-          <w:rFonts w:ascii="Times New Roman" w:eastAsia="Times New Roman" w:hAnsi="Times New Roman" w:cs="Times New Roman"/>
-          <w:bCs/>
-          <w:color w:val="000000"/>
-          <w:sz w:val="28"/>
-          <w:szCs w:val="28"/>
-          <w:lang w:val="en-US" w:eastAsia="ru-RU"/>
-        </w:rPr>
-        <w:t>y</w:t>
-      </w:r>
-      <w:r>
-        <w:rPr>
-          <w:rFonts w:ascii="Times New Roman" w:eastAsia="Times New Roman" w:hAnsi="Times New Roman" w:cs="Times New Roman"/>
-          <w:bCs/>
-          <w:color w:val="000000"/>
-          <w:sz w:val="28"/>
-          <w:szCs w:val="28"/>
-          <w:lang w:eastAsia="ru-RU"/>
-        </w:rPr>
-        <w:t xml:space="preserve"> </w:t>
-      </w:r>
-      <w:r>
-        <w:rPr>
-          <w:rFonts w:ascii="Times New Roman" w:eastAsia="Times New Roman" w:hAnsi="Times New Roman" w:cs="Times New Roman"/>
-          <w:bCs/>
-          <w:color w:val="000000"/>
-          <w:sz w:val="28"/>
-          <w:szCs w:val="28"/>
-          <w:lang w:val="en-US" w:eastAsia="ru-RU"/>
-        </w:rPr>
-        <w:t>c</w:t>
-      </w:r>
-      <w:r>
-        <w:rPr>
-          <w:rFonts w:ascii="Times New Roman" w:eastAsia="Times New Roman" w:hAnsi="Times New Roman" w:cs="Times New Roman"/>
-          <w:bCs/>
-          <w:color w:val="000000"/>
-          <w:sz w:val="28"/>
-          <w:szCs w:val="28"/>
-          <w:lang w:eastAsia="ru-RU"/>
-        </w:rPr>
-        <w:t xml:space="preserve"> </w:t>
+          <w:color w:val="000000"/>
+          <w:sz w:val="28"/>
+          <w:szCs w:val="28"/>
+          <w:lang w:eastAsia="ru-RU"/>
+        </w:rPr>
+        <w:t xml:space="preserve">Нормировка </w:t>
       </w:r>
       <m:oMath>
         <m:sSub>
@@ -12411,13 +14493,12 @@
       <w:r>
         <w:rPr>
           <w:rFonts w:ascii="Times New Roman" w:eastAsia="Times New Roman" w:hAnsi="Times New Roman" w:cs="Times New Roman"/>
-          <w:bCs/>
-          <w:color w:val="000000"/>
-          <w:sz w:val="28"/>
-          <w:szCs w:val="28"/>
-          <w:lang w:eastAsia="ru-RU"/>
-        </w:rPr>
-        <w:t>.</w:t>
+          <w:color w:val="000000"/>
+          <w:sz w:val="28"/>
+          <w:szCs w:val="28"/>
+          <w:lang w:eastAsia="ru-RU"/>
+        </w:rPr>
+        <w:t xml:space="preserve"> фиксирует масштаб вектора у - без неё максимум был бы бесконечным.</w:t>
       </w:r>
     </w:p>
     <w:p>
@@ -12581,7 +14662,6 @@
       <w:pPr>
         <w:rPr>
           <w:rFonts w:ascii="Times New Roman" w:eastAsia="Times New Roman" w:hAnsi="Times New Roman" w:cs="Times New Roman"/>
-          <w:bCs/>
           <w:color w:val="000000"/>
           <w:sz w:val="28"/>
           <w:szCs w:val="28"/>
@@ -12661,15 +14741,57 @@
           <w:szCs w:val="28"/>
           <w:lang w:eastAsia="ru-RU"/>
         </w:rPr>
-        <w:t xml:space="preserve">: Пусть </w:t>
+        <w:t xml:space="preserve">: </w:t>
+      </w:r>
+      <w:r>
+        <w:rPr>
+          <w:rFonts w:ascii="Times New Roman" w:eastAsia="Times New Roman" w:hAnsi="Times New Roman" w:cs="Times New Roman"/>
+          <w:bCs/>
+          <w:color w:val="000000"/>
+          <w:sz w:val="28"/>
+          <w:szCs w:val="28"/>
+          <w:lang w:eastAsia="ru-RU"/>
+        </w:rPr>
+        <w:t xml:space="preserve">Из критерия особенности следует, что для особенной матрицы </w:t>
+      </w:r>
+      <w:r>
+        <w:rPr>
+          <w:rFonts w:ascii="Times New Roman" w:eastAsia="Times New Roman" w:hAnsi="Times New Roman" w:cs="Times New Roman"/>
+          <w:color w:val="000000"/>
+          <w:sz w:val="28"/>
+          <w:szCs w:val="28"/>
+          <w:lang w:eastAsia="ru-RU"/>
+        </w:rPr>
+        <w:t xml:space="preserve">существует ненулевой вектор </w:t>
+      </w:r>
+      <w:r>
+        <w:rPr>
+          <w:rFonts w:ascii="Times New Roman" w:eastAsia="Times New Roman" w:hAnsi="Times New Roman" w:cs="Times New Roman"/>
+          <w:color w:val="000000"/>
+          <w:sz w:val="28"/>
+          <w:szCs w:val="28"/>
+          <w:lang w:val="en-US" w:eastAsia="ru-RU"/>
+        </w:rPr>
+        <w:t>x</w:t>
+      </w:r>
+      <w:r>
+        <w:rPr>
+          <w:rFonts w:ascii="Times New Roman" w:eastAsia="Times New Roman" w:hAnsi="Times New Roman" w:cs="Times New Roman"/>
+          <w:color w:val="000000"/>
+          <w:sz w:val="28"/>
+          <w:szCs w:val="28"/>
+          <w:lang w:eastAsia="ru-RU"/>
+        </w:rPr>
+        <w:t xml:space="preserve">, для которого: </w:t>
       </w:r>
       <m:oMath>
-        <m:sSup>
-          <m:sSupPr>
+        <m:d>
+          <m:dPr>
+            <m:begChr m:val="|"/>
+            <m:endChr m:val="|"/>
             <m:ctrlPr>
               <w:rPr>
                 <w:rFonts w:ascii="Cambria Math" w:eastAsia="Times New Roman" w:hAnsi="Cambria Math" w:cs="Times New Roman"/>
-                <w:bCs/>
                 <w:i/>
                 <w:color w:val="000000"/>
                 <w:sz w:val="28"/>
@@ -12677,8 +14799,48 @@
                 <w:lang w:eastAsia="ru-RU"/>
               </w:rPr>
             </m:ctrlPr>
-          </m:sSupPr>
+          </m:dPr>
           <m:e>
+            <m:sSubSup>
+              <m:sSubSupPr>
+                <m:ctrlPr>
+                  <w:rPr>
+                    <w:rFonts w:ascii="Cambria Math" w:eastAsia="Times New Roman" w:hAnsi="Cambria Math" w:cs="Times New Roman"/>
+                    <w:bCs/>
+                    <w:i/>
+                    <w:color w:val="000000"/>
+                    <w:sz w:val="28"/>
+                    <w:szCs w:val="28"/>
+                    <w:lang w:eastAsia="ru-RU"/>
+                  </w:rPr>
+                </m:ctrlPr>
+              </m:sSubSupPr>
+              <m:e>
+                <m:r>
+                  <w:rPr>
+                    <w:rFonts w:ascii="Cambria Math" w:eastAsia="Times New Roman" w:hAnsi="Cambria Math" w:cs="Times New Roman"/>
+                    <w:color w:val="000000"/>
+                    <w:sz w:val="28"/>
+                    <w:szCs w:val="28"/>
+                    <w:lang w:eastAsia="ru-RU"/>
+                  </w:rPr>
+                  <m:t>A</m:t>
+                </m:r>
+              </m:e>
+              <m:sub>
+                <m:r>
+                  <w:rPr>
+                    <w:rFonts w:ascii="Cambria Math" w:eastAsia="Times New Roman" w:hAnsi="Cambria Math" w:cs="Times New Roman"/>
+                    <w:color w:val="000000"/>
+                    <w:sz w:val="28"/>
+                    <w:szCs w:val="28"/>
+                    <w:lang w:eastAsia="ru-RU"/>
+                  </w:rPr>
+                  <m:t>c</m:t>
+                </m:r>
+              </m:sub>
+              <m:sup/>
+            </m:sSubSup>
             <m:r>
               <w:rPr>
                 <w:rFonts w:ascii="Cambria Math" w:eastAsia="Times New Roman" w:hAnsi="Cambria Math" w:cs="Times New Roman"/>
@@ -12687,44 +14849,89 @@
                 <w:szCs w:val="28"/>
                 <w:lang w:val="en-US" w:eastAsia="ru-RU"/>
               </w:rPr>
-              <m:t>y</m:t>
+              <m:t>x</m:t>
             </m:r>
           </m:e>
-          <m:sup>
-            <m:r>
+        </m:d>
+        <m:r>
+          <w:rPr>
+            <w:rFonts w:ascii="Cambria Math" w:eastAsia="Times New Roman" w:hAnsi="Cambria Math" w:cs="Times New Roman"/>
+            <w:color w:val="000000"/>
+            <w:sz w:val="28"/>
+            <w:szCs w:val="28"/>
+            <w:lang w:eastAsia="ru-RU"/>
+          </w:rPr>
+          <m:t>≤</m:t>
+        </m:r>
+        <m:r>
+          <w:rPr>
+            <w:rFonts w:ascii="Cambria Math" w:eastAsia="Times New Roman" w:hAnsi="Cambria Math" w:cs="Times New Roman"/>
+            <w:color w:val="000000"/>
+            <w:sz w:val="28"/>
+            <w:szCs w:val="28"/>
+            <w:lang w:val="en-US" w:eastAsia="ru-RU"/>
+          </w:rPr>
+          <m:t>δ</m:t>
+        </m:r>
+        <m:d>
+          <m:dPr>
+            <m:begChr m:val="|"/>
+            <m:endChr m:val="|"/>
+            <m:ctrlPr>
               <w:rPr>
                 <w:rFonts w:ascii="Cambria Math" w:eastAsia="Times New Roman" w:hAnsi="Cambria Math" w:cs="Times New Roman"/>
-                <w:color w:val="000000"/>
-                <w:sz w:val="28"/>
-                <w:szCs w:val="28"/>
-                <w:lang w:eastAsia="ru-RU"/>
-              </w:rPr>
-              <m:t>*</m:t>
-            </m:r>
-          </m:sup>
-        </m:sSup>
+                <w:i/>
+                <w:color w:val="000000"/>
+                <w:sz w:val="28"/>
+                <w:szCs w:val="28"/>
+                <w:lang w:val="en-US" w:eastAsia="ru-RU"/>
+              </w:rPr>
+            </m:ctrlPr>
+          </m:dPr>
+          <m:e>
+            <m:r>
+              <w:rPr>
+                <w:rFonts w:ascii="Cambria Math" w:eastAsia="Times New Roman" w:hAnsi="Cambria Math" w:cs="Times New Roman"/>
+                <w:color w:val="000000"/>
+                <w:sz w:val="28"/>
+                <w:szCs w:val="28"/>
+                <w:lang w:val="en-US" w:eastAsia="ru-RU"/>
+              </w:rPr>
+              <m:t>x</m:t>
+            </m:r>
+          </m:e>
+        </m:d>
+        <m:r>
+          <w:rPr>
+            <w:rFonts w:ascii="Cambria Math" w:eastAsia="Times New Roman" w:hAnsi="Cambria Math" w:cs="Times New Roman"/>
+            <w:color w:val="000000"/>
+            <w:sz w:val="28"/>
+            <w:szCs w:val="28"/>
+            <w:lang w:eastAsia="ru-RU"/>
+          </w:rPr>
+          <m:t>.</m:t>
+        </m:r>
       </m:oMath>
       <w:r>
         <w:rPr>
           <w:rFonts w:ascii="Times New Roman" w:eastAsia="Times New Roman" w:hAnsi="Times New Roman" w:cs="Times New Roman"/>
-          <w:bCs/>
-          <w:color w:val="000000"/>
-          <w:sz w:val="28"/>
-          <w:szCs w:val="28"/>
-          <w:lang w:eastAsia="ru-RU"/>
-        </w:rPr>
-        <w:t xml:space="preserve"> - </w:t>
-      </w:r>
-      <w:r>
-        <w:rPr>
-          <w:rFonts w:ascii="Times New Roman" w:eastAsia="Times New Roman" w:hAnsi="Times New Roman" w:cs="Times New Roman"/>
-          <w:bCs/>
-          <w:color w:val="000000"/>
-          <w:sz w:val="28"/>
-          <w:szCs w:val="28"/>
-          <w:lang w:eastAsia="ru-RU"/>
-        </w:rPr>
-        <w:t xml:space="preserve">вектор, на котором достигается максимум </w:t>
+          <w:color w:val="000000"/>
+          <w:sz w:val="28"/>
+          <w:szCs w:val="28"/>
+          <w:lang w:eastAsia="ru-RU"/>
+        </w:rPr>
+        <w:t xml:space="preserve"> На границе особенности это неравенство обращается в равенство. Вектор, на котором </w:t>
+      </w:r>
+      <w:r>
+        <w:rPr>
+          <w:rFonts w:ascii="Times New Roman" w:eastAsia="Times New Roman" w:hAnsi="Times New Roman" w:cs="Times New Roman"/>
+          <w:bCs/>
+          <w:color w:val="000000"/>
+          <w:sz w:val="28"/>
+          <w:szCs w:val="28"/>
+          <w:lang w:eastAsia="ru-RU"/>
+        </w:rPr>
+        <w:t xml:space="preserve">достигается максимум </w:t>
       </w:r>
       <w:r>
         <w:rPr>
@@ -12847,7 +15054,762 @@
           <w:szCs w:val="28"/>
           <w:lang w:eastAsia="ru-RU"/>
         </w:rPr>
-        <w:t>. Тогда:</w:t>
+        <w:t>:</w:t>
+      </w:r>
+      <w:r>
+        <w:rPr>
+          <w:rFonts w:ascii="Times New Roman" w:eastAsia="Times New Roman" w:hAnsi="Times New Roman" w:cs="Times New Roman"/>
+          <w:bCs/>
+          <w:color w:val="000000"/>
+          <w:sz w:val="28"/>
+          <w:szCs w:val="28"/>
+          <w:lang w:eastAsia="ru-RU"/>
+        </w:rPr>
+        <w:t xml:space="preserve"> </w:t>
+      </w:r>
+      <w:r>
+        <w:rPr>
+          <w:rFonts w:ascii="Times New Roman" w:eastAsia="Times New Roman" w:hAnsi="Times New Roman" w:cs="Times New Roman"/>
+          <w:bCs/>
+          <w:color w:val="000000"/>
+          <w:sz w:val="28"/>
+          <w:szCs w:val="28"/>
+          <w:lang w:eastAsia="ru-RU"/>
+        </w:rPr>
+        <w:t xml:space="preserve"> </w:t>
+      </w:r>
+      <m:oMath>
+        <m:sSup>
+          <m:sSupPr>
+            <m:ctrlPr>
+              <w:rPr>
+                <w:rFonts w:ascii="Cambria Math" w:eastAsia="Times New Roman" w:hAnsi="Cambria Math" w:cs="Times New Roman"/>
+                <w:bCs/>
+                <w:i/>
+                <w:color w:val="000000"/>
+                <w:sz w:val="28"/>
+                <w:szCs w:val="28"/>
+                <w:lang w:eastAsia="ru-RU"/>
+              </w:rPr>
+            </m:ctrlPr>
+          </m:sSupPr>
+          <m:e>
+            <m:r>
+              <w:rPr>
+                <w:rFonts w:ascii="Cambria Math" w:eastAsia="Times New Roman" w:hAnsi="Cambria Math" w:cs="Times New Roman"/>
+                <w:color w:val="000000"/>
+                <w:sz w:val="28"/>
+                <w:szCs w:val="28"/>
+                <w:lang w:val="en-US" w:eastAsia="ru-RU"/>
+              </w:rPr>
+              <m:t>y</m:t>
+            </m:r>
+          </m:e>
+          <m:sup>
+            <m:r>
+              <w:rPr>
+                <w:rFonts w:ascii="Cambria Math" w:eastAsia="Times New Roman" w:hAnsi="Cambria Math" w:cs="Times New Roman"/>
+                <w:color w:val="000000"/>
+                <w:sz w:val="28"/>
+                <w:szCs w:val="28"/>
+                <w:lang w:eastAsia="ru-RU"/>
+              </w:rPr>
+              <m:t>*</m:t>
+            </m:r>
+          </m:sup>
+        </m:sSup>
+        <m:r>
+          <w:rPr>
+            <w:rFonts w:ascii="Cambria Math" w:eastAsia="Times New Roman" w:hAnsi="Cambria Math" w:cs="Times New Roman"/>
+            <w:color w:val="000000"/>
+            <w:sz w:val="28"/>
+            <w:szCs w:val="28"/>
+            <w:lang w:eastAsia="ru-RU"/>
+          </w:rPr>
+          <m:t>=</m:t>
+        </m:r>
+        <m:func>
+          <m:funcPr>
+            <m:ctrlPr>
+              <w:rPr>
+                <w:rFonts w:ascii="Cambria Math" w:eastAsia="Times New Roman" w:hAnsi="Cambria Math" w:cs="Times New Roman"/>
+                <w:bCs/>
+                <w:i/>
+                <w:color w:val="000000"/>
+                <w:sz w:val="28"/>
+                <w:szCs w:val="28"/>
+                <w:lang w:eastAsia="ru-RU"/>
+              </w:rPr>
+            </m:ctrlPr>
+          </m:funcPr>
+          <m:fName>
+            <m:r>
+              <m:rPr>
+                <m:sty m:val="p"/>
+              </m:rPr>
+              <w:rPr>
+                <w:rFonts w:ascii="Cambria Math" w:eastAsia="Times New Roman" w:hAnsi="Cambria Math" w:cs="Times New Roman"/>
+                <w:color w:val="000000"/>
+                <w:sz w:val="28"/>
+                <w:szCs w:val="28"/>
+                <w:lang w:eastAsia="ru-RU"/>
+              </w:rPr>
+              <m:t>arg</m:t>
+            </m:r>
+          </m:fName>
+          <m:e>
+            <m:sSub>
+              <m:sSubPr>
+                <m:ctrlPr>
+                  <w:rPr>
+                    <w:rFonts w:ascii="Cambria Math" w:eastAsia="Times New Roman" w:hAnsi="Cambria Math" w:cs="Times New Roman"/>
+                    <w:bCs/>
+                    <w:i/>
+                    <w:color w:val="000000"/>
+                    <w:sz w:val="28"/>
+                    <w:szCs w:val="28"/>
+                    <w:lang w:eastAsia="ru-RU"/>
+                  </w:rPr>
+                </m:ctrlPr>
+              </m:sSubPr>
+              <m:e>
+                <m:sSub>
+                  <m:sSubPr>
+                    <m:ctrlPr>
+                      <w:rPr>
+                        <w:rFonts w:ascii="Cambria Math" w:eastAsia="Times New Roman" w:hAnsi="Cambria Math" w:cs="Times New Roman"/>
+                        <w:bCs/>
+                        <w:i/>
+                        <w:color w:val="000000"/>
+                        <w:sz w:val="28"/>
+                        <w:szCs w:val="28"/>
+                        <w:lang w:eastAsia="ru-RU"/>
+                      </w:rPr>
+                    </m:ctrlPr>
+                  </m:sSubPr>
+                  <m:e>
+                    <m:r>
+                      <w:rPr>
+                        <w:rFonts w:ascii="Cambria Math" w:eastAsia="Times New Roman" w:hAnsi="Cambria Math" w:cs="Times New Roman"/>
+                        <w:color w:val="000000"/>
+                        <w:sz w:val="28"/>
+                        <w:szCs w:val="28"/>
+                        <w:lang w:eastAsia="ru-RU"/>
+                      </w:rPr>
+                      <m:t>max</m:t>
+                    </m:r>
+                  </m:e>
+                  <m:sub>
+                    <m:sSub>
+                      <m:sSubPr>
+                        <m:ctrlPr>
+                          <w:rPr>
+                            <w:rFonts w:ascii="Cambria Math" w:eastAsia="Times New Roman" w:hAnsi="Cambria Math" w:cs="Times New Roman"/>
+                            <w:bCs/>
+                            <w:i/>
+                            <w:color w:val="000000"/>
+                            <w:sz w:val="28"/>
+                            <w:szCs w:val="28"/>
+                            <w:lang w:eastAsia="ru-RU"/>
+                          </w:rPr>
+                        </m:ctrlPr>
+                      </m:sSubPr>
+                      <m:e>
+                        <m:d>
+                          <m:dPr>
+                            <m:begChr m:val="‖"/>
+                            <m:endChr m:val="‖"/>
+                            <m:ctrlPr>
+                              <w:rPr>
+                                <w:rFonts w:ascii="Cambria Math" w:eastAsia="Times New Roman" w:hAnsi="Cambria Math" w:cs="Times New Roman"/>
+                                <w:bCs/>
+                                <w:i/>
+                                <w:color w:val="000000"/>
+                                <w:sz w:val="28"/>
+                                <w:szCs w:val="28"/>
+                                <w:lang w:eastAsia="ru-RU"/>
+                              </w:rPr>
+                            </m:ctrlPr>
+                          </m:dPr>
+                          <m:e>
+                            <m:r>
+                              <w:rPr>
+                                <w:rFonts w:ascii="Cambria Math" w:eastAsia="Times New Roman" w:hAnsi="Cambria Math" w:cs="Times New Roman"/>
+                                <w:color w:val="000000"/>
+                                <w:sz w:val="28"/>
+                                <w:szCs w:val="28"/>
+                                <w:lang w:eastAsia="ru-RU"/>
+                              </w:rPr>
+                              <m:t>y</m:t>
+                            </m:r>
+                          </m:e>
+                        </m:d>
+                      </m:e>
+                      <m:sub>
+                        <m:r>
+                          <w:rPr>
+                            <w:rFonts w:ascii="Cambria Math" w:eastAsia="Times New Roman" w:hAnsi="Cambria Math" w:cs="Times New Roman"/>
+                            <w:color w:val="000000"/>
+                            <w:sz w:val="28"/>
+                            <w:szCs w:val="28"/>
+                            <w:lang w:eastAsia="ru-RU"/>
+                          </w:rPr>
+                          <m:t>∞</m:t>
+                        </m:r>
+                      </m:sub>
+                    </m:sSub>
+                    <m:r>
+                      <w:rPr>
+                        <w:rFonts w:ascii="Cambria Math" w:eastAsia="Times New Roman" w:hAnsi="Cambria Math" w:cs="Times New Roman"/>
+                        <w:color w:val="000000"/>
+                        <w:sz w:val="28"/>
+                        <w:szCs w:val="28"/>
+                        <w:lang w:eastAsia="ru-RU"/>
+                      </w:rPr>
+                      <m:t>=1</m:t>
+                    </m:r>
+                    <m:r>
+                      <m:rPr>
+                        <m:sty m:val="p"/>
+                      </m:rPr>
+                      <w:rPr>
+                        <w:rFonts w:ascii="Cambria Math" w:eastAsia="Times New Roman" w:hAnsi="Cambria Math" w:cs="Times New Roman"/>
+                        <w:color w:val="000000"/>
+                        <w:sz w:val="28"/>
+                        <w:szCs w:val="28"/>
+                        <w:lang w:eastAsia="ru-RU"/>
+                      </w:rPr>
+                      <m:t xml:space="preserve"> </m:t>
+                    </m:r>
+                  </m:sub>
+                </m:sSub>
+                <m:d>
+                  <m:dPr>
+                    <m:begChr m:val="‖"/>
+                    <m:endChr m:val="‖"/>
+                    <m:ctrlPr>
+                      <w:rPr>
+                        <w:rFonts w:ascii="Cambria Math" w:eastAsia="Times New Roman" w:hAnsi="Cambria Math" w:cs="Times New Roman"/>
+                        <w:bCs/>
+                        <w:i/>
+                        <w:color w:val="000000"/>
+                        <w:sz w:val="28"/>
+                        <w:szCs w:val="28"/>
+                        <w:lang w:eastAsia="ru-RU"/>
+                      </w:rPr>
+                    </m:ctrlPr>
+                  </m:dPr>
+                  <m:e>
+                    <m:sSubSup>
+                      <m:sSubSupPr>
+                        <m:ctrlPr>
+                          <w:rPr>
+                            <w:rFonts w:ascii="Cambria Math" w:eastAsia="Times New Roman" w:hAnsi="Cambria Math" w:cs="Times New Roman"/>
+                            <w:bCs/>
+                            <w:i/>
+                            <w:color w:val="000000"/>
+                            <w:sz w:val="28"/>
+                            <w:szCs w:val="28"/>
+                            <w:lang w:eastAsia="ru-RU"/>
+                          </w:rPr>
+                        </m:ctrlPr>
+                      </m:sSubSupPr>
+                      <m:e>
+                        <m:r>
+                          <w:rPr>
+                            <w:rFonts w:ascii="Cambria Math" w:eastAsia="Times New Roman" w:hAnsi="Cambria Math" w:cs="Times New Roman"/>
+                            <w:color w:val="000000"/>
+                            <w:sz w:val="28"/>
+                            <w:szCs w:val="28"/>
+                            <w:lang w:eastAsia="ru-RU"/>
+                          </w:rPr>
+                          <m:t>A</m:t>
+                        </m:r>
+                      </m:e>
+                      <m:sub>
+                        <m:r>
+                          <w:rPr>
+                            <w:rFonts w:ascii="Cambria Math" w:eastAsia="Times New Roman" w:hAnsi="Cambria Math" w:cs="Times New Roman"/>
+                            <w:color w:val="000000"/>
+                            <w:sz w:val="28"/>
+                            <w:szCs w:val="28"/>
+                            <w:lang w:eastAsia="ru-RU"/>
+                          </w:rPr>
+                          <m:t>c</m:t>
+                        </m:r>
+                      </m:sub>
+                      <m:sup>
+                        <m:r>
+                          <w:rPr>
+                            <w:rFonts w:ascii="Cambria Math" w:eastAsia="Times New Roman" w:hAnsi="Cambria Math" w:cs="Times New Roman"/>
+                            <w:color w:val="000000"/>
+                            <w:sz w:val="28"/>
+                            <w:szCs w:val="28"/>
+                            <w:lang w:eastAsia="ru-RU"/>
+                          </w:rPr>
+                          <m:t>-1</m:t>
+                        </m:r>
+                      </m:sup>
+                    </m:sSubSup>
+                    <m:r>
+                      <w:rPr>
+                        <w:rFonts w:ascii="Cambria Math" w:eastAsia="Times New Roman" w:hAnsi="Cambria Math" w:cs="Times New Roman"/>
+                        <w:color w:val="000000"/>
+                        <w:sz w:val="28"/>
+                        <w:szCs w:val="28"/>
+                        <w:lang w:eastAsia="ru-RU"/>
+                      </w:rPr>
+                      <m:t>y</m:t>
+                    </m:r>
+                  </m:e>
+                </m:d>
+              </m:e>
+              <m:sub>
+                <m:r>
+                  <w:rPr>
+                    <w:rFonts w:ascii="Cambria Math" w:eastAsia="Times New Roman" w:hAnsi="Cambria Math" w:cs="Times New Roman"/>
+                    <w:color w:val="000000"/>
+                    <w:sz w:val="28"/>
+                    <w:szCs w:val="28"/>
+                    <w:lang w:eastAsia="ru-RU"/>
+                  </w:rPr>
+                  <m:t>1</m:t>
+                </m:r>
+              </m:sub>
+            </m:sSub>
+          </m:e>
+        </m:func>
+      </m:oMath>
+      <w:r>
+        <w:rPr>
+          <w:rFonts w:ascii="Times New Roman" w:eastAsia="Times New Roman" w:hAnsi="Times New Roman" w:cs="Times New Roman"/>
+          <w:bCs/>
+          <w:color w:val="000000"/>
+          <w:sz w:val="28"/>
+          <w:szCs w:val="28"/>
+          <w:lang w:eastAsia="ru-RU"/>
+        </w:rPr>
+        <w:t xml:space="preserve">, определяет направление, в котором матрица </w:t>
+      </w:r>
+      <m:oMath>
+        <m:sSubSup>
+          <m:sSubSupPr>
+            <m:ctrlPr>
+              <w:rPr>
+                <w:rFonts w:ascii="Cambria Math" w:eastAsia="Times New Roman" w:hAnsi="Cambria Math" w:cs="Times New Roman"/>
+                <w:bCs/>
+                <w:i/>
+                <w:color w:val="000000"/>
+                <w:sz w:val="28"/>
+                <w:szCs w:val="28"/>
+                <w:lang w:eastAsia="ru-RU"/>
+              </w:rPr>
+            </m:ctrlPr>
+          </m:sSubSupPr>
+          <m:e>
+            <m:r>
+              <w:rPr>
+                <w:rFonts w:ascii="Cambria Math" w:eastAsia="Times New Roman" w:hAnsi="Cambria Math" w:cs="Times New Roman"/>
+                <w:color w:val="000000"/>
+                <w:sz w:val="28"/>
+                <w:szCs w:val="28"/>
+                <w:lang w:eastAsia="ru-RU"/>
+              </w:rPr>
+              <m:t>A</m:t>
+            </m:r>
+          </m:e>
+          <m:sub>
+            <m:r>
+              <w:rPr>
+                <w:rFonts w:ascii="Cambria Math" w:eastAsia="Times New Roman" w:hAnsi="Cambria Math" w:cs="Times New Roman"/>
+                <w:color w:val="000000"/>
+                <w:sz w:val="28"/>
+                <w:szCs w:val="28"/>
+                <w:lang w:eastAsia="ru-RU"/>
+              </w:rPr>
+              <m:t>c</m:t>
+            </m:r>
+          </m:sub>
+          <m:sup/>
+        </m:sSubSup>
+      </m:oMath>
+      <w:r>
+        <w:rPr>
+          <w:rFonts w:ascii="Times New Roman" w:eastAsia="Times New Roman" w:hAnsi="Times New Roman" w:cs="Times New Roman"/>
+          <w:bCs/>
+          <w:color w:val="000000"/>
+          <w:sz w:val="28"/>
+          <w:szCs w:val="28"/>
+          <w:lang w:eastAsia="ru-RU"/>
+        </w:rPr>
+        <w:t xml:space="preserve"> ближе всего к вырожденной. Пусть </w:t>
+      </w:r>
+      <m:oMath>
+        <m:sSup>
+          <m:sSupPr>
+            <m:ctrlPr>
+              <w:rPr>
+                <w:rFonts w:ascii="Cambria Math" w:eastAsia="Times New Roman" w:hAnsi="Cambria Math" w:cs="Times New Roman"/>
+                <w:bCs/>
+                <w:i/>
+                <w:color w:val="000000"/>
+                <w:sz w:val="28"/>
+                <w:szCs w:val="28"/>
+                <w:lang w:eastAsia="ru-RU"/>
+              </w:rPr>
+            </m:ctrlPr>
+          </m:sSupPr>
+          <m:e>
+            <m:r>
+              <w:rPr>
+                <w:rFonts w:ascii="Cambria Math" w:eastAsia="Times New Roman" w:hAnsi="Cambria Math" w:cs="Times New Roman"/>
+                <w:color w:val="000000"/>
+                <w:sz w:val="28"/>
+                <w:szCs w:val="28"/>
+                <w:lang w:val="en-US" w:eastAsia="ru-RU"/>
+              </w:rPr>
+              <m:t>x</m:t>
+            </m:r>
+          </m:e>
+          <m:sup>
+            <m:r>
+              <w:rPr>
+                <w:rFonts w:ascii="Cambria Math" w:eastAsia="Times New Roman" w:hAnsi="Cambria Math" w:cs="Times New Roman"/>
+                <w:color w:val="000000"/>
+                <w:sz w:val="28"/>
+                <w:szCs w:val="28"/>
+                <w:lang w:eastAsia="ru-RU"/>
+              </w:rPr>
+              <m:t>*</m:t>
+            </m:r>
+          </m:sup>
+        </m:sSup>
+        <m:r>
+          <w:rPr>
+            <w:rFonts w:ascii="Cambria Math" w:eastAsia="Times New Roman" w:hAnsi="Cambria Math" w:cs="Times New Roman"/>
+            <w:color w:val="000000"/>
+            <w:sz w:val="28"/>
+            <w:szCs w:val="28"/>
+            <w:lang w:eastAsia="ru-RU"/>
+          </w:rPr>
+          <m:t>=</m:t>
+        </m:r>
+        <m:sSub>
+          <m:sSubPr>
+            <m:ctrlPr>
+              <w:rPr>
+                <w:rFonts w:ascii="Cambria Math" w:eastAsia="Times New Roman" w:hAnsi="Cambria Math" w:cs="Times New Roman"/>
+                <w:bCs/>
+                <w:i/>
+                <w:color w:val="000000"/>
+                <w:sz w:val="28"/>
+                <w:szCs w:val="28"/>
+                <w:lang w:eastAsia="ru-RU"/>
+              </w:rPr>
+            </m:ctrlPr>
+          </m:sSubPr>
+          <m:e>
+            <m:r>
+              <w:rPr>
+                <w:rFonts w:ascii="Cambria Math" w:eastAsia="Times New Roman" w:hAnsi="Cambria Math" w:cs="Times New Roman"/>
+                <w:color w:val="000000"/>
+                <w:sz w:val="28"/>
+                <w:szCs w:val="28"/>
+                <w:lang w:eastAsia="ru-RU"/>
+              </w:rPr>
+              <m:t>A</m:t>
+            </m:r>
+          </m:e>
+          <m:sub>
+            <m:r>
+              <w:rPr>
+                <w:rFonts w:ascii="Cambria Math" w:eastAsia="Times New Roman" w:hAnsi="Cambria Math" w:cs="Times New Roman"/>
+                <w:color w:val="000000"/>
+                <w:sz w:val="28"/>
+                <w:szCs w:val="28"/>
+                <w:lang w:eastAsia="ru-RU"/>
+              </w:rPr>
+              <m:t>c</m:t>
+            </m:r>
+          </m:sub>
+        </m:sSub>
+        <m:sSup>
+          <m:sSupPr>
+            <m:ctrlPr>
+              <w:rPr>
+                <w:rFonts w:ascii="Cambria Math" w:eastAsia="Times New Roman" w:hAnsi="Cambria Math" w:cs="Times New Roman"/>
+                <w:bCs/>
+                <w:i/>
+                <w:color w:val="000000"/>
+                <w:sz w:val="28"/>
+                <w:szCs w:val="28"/>
+                <w:lang w:eastAsia="ru-RU"/>
+              </w:rPr>
+            </m:ctrlPr>
+          </m:sSupPr>
+          <m:e>
+            <m:r>
+              <w:rPr>
+                <w:rFonts w:ascii="Cambria Math" w:eastAsia="Times New Roman" w:hAnsi="Cambria Math" w:cs="Times New Roman"/>
+                <w:color w:val="000000"/>
+                <w:sz w:val="28"/>
+                <w:szCs w:val="28"/>
+                <w:lang w:eastAsia="ru-RU"/>
+              </w:rPr>
+              <m:t>y</m:t>
+            </m:r>
+          </m:e>
+          <m:sup>
+            <m:r>
+              <w:rPr>
+                <w:rFonts w:ascii="Cambria Math" w:eastAsia="Times New Roman" w:hAnsi="Cambria Math" w:cs="Times New Roman"/>
+                <w:color w:val="000000"/>
+                <w:sz w:val="28"/>
+                <w:szCs w:val="28"/>
+                <w:lang w:eastAsia="ru-RU"/>
+              </w:rPr>
+              <m:t>*</m:t>
+            </m:r>
+          </m:sup>
+        </m:sSup>
+      </m:oMath>
+      <w:r>
+        <w:rPr>
+          <w:rFonts w:ascii="Times New Roman" w:eastAsia="Times New Roman" w:hAnsi="Times New Roman" w:cs="Times New Roman"/>
+          <w:bCs/>
+          <w:color w:val="000000"/>
+          <w:sz w:val="28"/>
+          <w:szCs w:val="28"/>
+          <w:lang w:eastAsia="ru-RU"/>
+        </w:rPr>
+        <w:t xml:space="preserve"> - соответствующий собственный вектор, для которого </w:t>
+      </w:r>
+      <m:oMath>
+        <m:sSubSup>
+          <m:sSubSupPr>
+            <m:ctrlPr>
+              <w:rPr>
+                <w:rFonts w:ascii="Cambria Math" w:eastAsia="Times New Roman" w:hAnsi="Cambria Math" w:cs="Times New Roman"/>
+                <w:bCs/>
+                <w:i/>
+                <w:color w:val="000000"/>
+                <w:sz w:val="28"/>
+                <w:szCs w:val="28"/>
+                <w:lang w:eastAsia="ru-RU"/>
+              </w:rPr>
+            </m:ctrlPr>
+          </m:sSubSupPr>
+          <m:e>
+            <m:r>
+              <w:rPr>
+                <w:rFonts w:ascii="Cambria Math" w:eastAsia="Times New Roman" w:hAnsi="Cambria Math" w:cs="Times New Roman"/>
+                <w:color w:val="000000"/>
+                <w:sz w:val="28"/>
+                <w:szCs w:val="28"/>
+                <w:lang w:eastAsia="ru-RU"/>
+              </w:rPr>
+              <m:t>A</m:t>
+            </m:r>
+          </m:e>
+          <m:sub>
+            <m:r>
+              <w:rPr>
+                <w:rFonts w:ascii="Cambria Math" w:eastAsia="Times New Roman" w:hAnsi="Cambria Math" w:cs="Times New Roman"/>
+                <w:color w:val="000000"/>
+                <w:sz w:val="28"/>
+                <w:szCs w:val="28"/>
+                <w:lang w:eastAsia="ru-RU"/>
+              </w:rPr>
+              <m:t>2</m:t>
+            </m:r>
+          </m:sub>
+          <m:sup>
+            <m:r>
+              <w:rPr>
+                <w:rFonts w:ascii="Cambria Math" w:eastAsia="Times New Roman" w:hAnsi="Cambria Math" w:cs="Times New Roman"/>
+                <w:color w:val="000000"/>
+                <w:sz w:val="28"/>
+                <w:szCs w:val="28"/>
+                <w:lang w:eastAsia="ru-RU"/>
+              </w:rPr>
+              <m:t>'</m:t>
+            </m:r>
+          </m:sup>
+        </m:sSubSup>
+        <m:sSup>
+          <m:sSupPr>
+            <m:ctrlPr>
+              <w:rPr>
+                <w:rFonts w:ascii="Cambria Math" w:eastAsia="Times New Roman" w:hAnsi="Cambria Math" w:cs="Times New Roman"/>
+                <w:bCs/>
+                <w:i/>
+                <w:color w:val="000000"/>
+                <w:sz w:val="28"/>
+                <w:szCs w:val="28"/>
+                <w:lang w:eastAsia="ru-RU"/>
+              </w:rPr>
+            </m:ctrlPr>
+          </m:sSupPr>
+          <m:e>
+            <m:r>
+              <w:rPr>
+                <w:rFonts w:ascii="Cambria Math" w:eastAsia="Times New Roman" w:hAnsi="Cambria Math" w:cs="Times New Roman"/>
+                <w:color w:val="000000"/>
+                <w:sz w:val="28"/>
+                <w:szCs w:val="28"/>
+                <w:lang w:val="en-US" w:eastAsia="ru-RU"/>
+              </w:rPr>
+              <m:t>x</m:t>
+            </m:r>
+          </m:e>
+          <m:sup>
+            <m:r>
+              <w:rPr>
+                <w:rFonts w:ascii="Cambria Math" w:eastAsia="Times New Roman" w:hAnsi="Cambria Math" w:cs="Times New Roman"/>
+                <w:color w:val="000000"/>
+                <w:sz w:val="28"/>
+                <w:szCs w:val="28"/>
+                <w:lang w:eastAsia="ru-RU"/>
+              </w:rPr>
+              <m:t>*</m:t>
+            </m:r>
+          </m:sup>
+        </m:sSup>
+        <m:r>
+          <w:rPr>
+            <w:rFonts w:ascii="Cambria Math" w:eastAsia="Times New Roman" w:hAnsi="Cambria Math" w:cs="Times New Roman"/>
+            <w:color w:val="000000"/>
+            <w:sz w:val="28"/>
+            <w:szCs w:val="28"/>
+            <w:lang w:eastAsia="ru-RU"/>
+          </w:rPr>
+          <m:t xml:space="preserve">=0. </m:t>
+        </m:r>
+      </m:oMath>
+      <w:r>
+        <w:rPr>
+          <w:rFonts w:ascii="Times New Roman" w:eastAsia="Times New Roman" w:hAnsi="Times New Roman" w:cs="Times New Roman"/>
+          <w:bCs/>
+          <w:color w:val="000000"/>
+          <w:sz w:val="28"/>
+          <w:szCs w:val="28"/>
+          <w:lang w:eastAsia="ru-RU"/>
+        </w:rPr>
+        <w:t xml:space="preserve">Сдвиг происходит в направлении знаков компонент вектора </w:t>
+      </w:r>
+      <m:oMath>
+        <m:sSubSup>
+          <m:sSubSupPr>
+            <m:ctrlPr>
+              <w:rPr>
+                <w:rFonts w:ascii="Cambria Math" w:eastAsia="Times New Roman" w:hAnsi="Cambria Math" w:cs="Times New Roman"/>
+                <w:bCs/>
+                <w:i/>
+                <w:color w:val="000000"/>
+                <w:sz w:val="28"/>
+                <w:szCs w:val="28"/>
+                <w:lang w:eastAsia="ru-RU"/>
+              </w:rPr>
+            </m:ctrlPr>
+          </m:sSubSupPr>
+          <m:e>
+            <m:r>
+              <w:rPr>
+                <w:rFonts w:ascii="Cambria Math" w:eastAsia="Times New Roman" w:hAnsi="Cambria Math" w:cs="Times New Roman"/>
+                <w:color w:val="000000"/>
+                <w:sz w:val="28"/>
+                <w:szCs w:val="28"/>
+                <w:lang w:eastAsia="ru-RU"/>
+              </w:rPr>
+              <m:t>A</m:t>
+            </m:r>
+          </m:e>
+          <m:sub>
+            <m:r>
+              <w:rPr>
+                <w:rFonts w:ascii="Cambria Math" w:eastAsia="Times New Roman" w:hAnsi="Cambria Math" w:cs="Times New Roman"/>
+                <w:color w:val="000000"/>
+                <w:sz w:val="28"/>
+                <w:szCs w:val="28"/>
+                <w:lang w:eastAsia="ru-RU"/>
+              </w:rPr>
+              <m:t>c</m:t>
+            </m:r>
+          </m:sub>
+          <m:sup>
+            <m:r>
+              <w:rPr>
+                <w:rFonts w:ascii="Cambria Math" w:eastAsia="Times New Roman" w:hAnsi="Cambria Math" w:cs="Times New Roman"/>
+                <w:color w:val="000000"/>
+                <w:sz w:val="28"/>
+                <w:szCs w:val="28"/>
+                <w:lang w:eastAsia="ru-RU"/>
+              </w:rPr>
+              <m:t>-1</m:t>
+            </m:r>
+          </m:sup>
+        </m:sSubSup>
+        <m:sSup>
+          <m:sSupPr>
+            <m:ctrlPr>
+              <w:rPr>
+                <w:rFonts w:ascii="Cambria Math" w:eastAsia="Times New Roman" w:hAnsi="Cambria Math" w:cs="Times New Roman"/>
+                <w:bCs/>
+                <w:i/>
+                <w:color w:val="000000"/>
+                <w:sz w:val="28"/>
+                <w:szCs w:val="28"/>
+                <w:lang w:eastAsia="ru-RU"/>
+              </w:rPr>
+            </m:ctrlPr>
+          </m:sSupPr>
+          <m:e>
+            <m:r>
+              <w:rPr>
+                <w:rFonts w:ascii="Cambria Math" w:eastAsia="Times New Roman" w:hAnsi="Cambria Math" w:cs="Times New Roman"/>
+                <w:color w:val="000000"/>
+                <w:sz w:val="28"/>
+                <w:szCs w:val="28"/>
+                <w:lang w:eastAsia="ru-RU"/>
+              </w:rPr>
+              <m:t>y</m:t>
+            </m:r>
+          </m:e>
+          <m:sup>
+            <m:r>
+              <w:rPr>
+                <w:rFonts w:ascii="Cambria Math" w:eastAsia="Times New Roman" w:hAnsi="Cambria Math" w:cs="Times New Roman"/>
+                <w:color w:val="000000"/>
+                <w:sz w:val="28"/>
+                <w:szCs w:val="28"/>
+                <w:lang w:eastAsia="ru-RU"/>
+              </w:rPr>
+              <m:t>*</m:t>
+            </m:r>
+          </m:sup>
+        </m:sSup>
+      </m:oMath>
+      <w:r>
+        <w:rPr>
+          <w:rFonts w:ascii="Times New Roman" w:eastAsia="Times New Roman" w:hAnsi="Times New Roman" w:cs="Times New Roman"/>
+          <w:bCs/>
+          <w:color w:val="000000"/>
+          <w:sz w:val="28"/>
+          <w:szCs w:val="28"/>
+          <w:lang w:eastAsia="ru-RU"/>
+        </w:rPr>
+        <w:t xml:space="preserve"> . </w:t>
+      </w:r>
+      <w:r>
+        <w:rPr>
+          <w:rFonts w:ascii="Times New Roman" w:eastAsia="Times New Roman" w:hAnsi="Times New Roman" w:cs="Times New Roman"/>
+          <w:bCs/>
+          <w:color w:val="000000"/>
+          <w:sz w:val="28"/>
+          <w:szCs w:val="28"/>
+          <w:lang w:eastAsia="ru-RU"/>
+        </w:rPr>
+        <w:t>Тогда:</w:t>
       </w:r>
     </w:p>
     <w:p>
@@ -13638,7 +16600,6 @@
           <w:sz w:val="28"/>
           <w:szCs w:val="28"/>
         </w:rPr>
-        <w:lastRenderedPageBreak/>
         <w:t>solve_rectangular</w:t>
       </w:r>
       <w:proofErr w:type="spellEnd"/>
@@ -14051,16 +17012,7 @@
           <w:sz w:val="28"/>
           <w:szCs w:val="28"/>
         </w:rPr>
-        <w:t xml:space="preserve"> </w:t>
-      </w:r>
-      <w:r>
-        <w:rPr>
-          <w:bCs/>
-          <w:color w:val="0F1115"/>
-          <w:sz w:val="28"/>
-          <w:szCs w:val="28"/>
-        </w:rPr>
-        <w:t>по четырём точкам и находит минимальный положительный корень; возвращает </w:t>
+        <w:t xml:space="preserve"> по четырём точкам и находит минимальный положительный корень; возвращает </w:t>
       </w:r>
       <m:oMath>
         <m:sSub>
@@ -14412,16 +17364,7 @@
           <w:sz w:val="28"/>
           <w:szCs w:val="28"/>
         </w:rPr>
-        <w:t> интервальной матрице, вычисляет ранг и определитель; выводит результ</w:t>
-      </w:r>
-      <w:r>
-        <w:rPr>
-          <w:bCs/>
-          <w:color w:val="0F1115"/>
-          <w:sz w:val="28"/>
-          <w:szCs w:val="28"/>
-        </w:rPr>
-        <w:t>аты</w:t>
+        <w:t> интервальной матрице, вычисляет ранг и определитель; выводит результаты</w:t>
       </w:r>
       <w:r>
         <w:rPr>
@@ -14452,6 +17395,7 @@
           <w:sz w:val="28"/>
           <w:szCs w:val="28"/>
         </w:rPr>
+        <w:lastRenderedPageBreak/>
         <w:t>Программа решает три задачи: регрессия, томография (для </w:t>
       </w:r>
       <m:oMath>
@@ -14723,27 +17667,14 @@
       <w:r>
         <w:t xml:space="preserve">Таблица </w:t>
       </w:r>
-      <w:r>
-        <w:fldChar w:fldCharType="begin"/>
-      </w:r>
-      <w:r>
-        <w:instrText xml:space="preserve"> SEQ Таблица \* ARABIC </w:instrText>
-      </w:r>
-      <w:r>
-        <w:fldChar w:fldCharType="separate"/>
-      </w:r>
-      <w:r>
-        <w:rPr>
-          <w:noProof/>
-        </w:rPr>
-        <w:t>1</w:t>
-      </w:r>
-      <w:r>
-        <w:rPr>
-          <w:noProof/>
-        </w:rPr>
-        <w:fldChar w:fldCharType="end"/>
-      </w:r>
+      <w:fldSimple w:instr=" SEQ Таблица \* ARABIC ">
+        <w:r>
+          <w:rPr>
+            <w:noProof/>
+          </w:rPr>
+          <w:t>1</w:t>
+        </w:r>
+      </w:fldSimple>
       <w:r>
         <w:t xml:space="preserve">: </w:t>
       </w:r>
@@ -15410,24 +18341,14 @@
       <w:r>
         <w:t xml:space="preserve">Таблица </w:t>
       </w:r>
-      <w:r>
-        <w:fldChar w:fldCharType="begin"/>
-      </w:r>
-      <w:r>
-        <w:instrText xml:space="preserve"> SEQ Таблица \* ARABIC </w:instrText>
-      </w:r>
-      <w:r>
-        <w:fldChar w:fldCharType="separate"/>
-      </w:r>
-      <w:r>
-        <w:rPr>
-          <w:noProof/>
-        </w:rPr>
-        <w:t>2</w:t>
-      </w:r>
-      <w:r>
-        <w:fldChar w:fldCharType="end"/>
-      </w:r>
+      <w:fldSimple w:instr=" SEQ Таблица \* ARABIC ">
+        <w:r>
+          <w:rPr>
+            <w:noProof/>
+          </w:rPr>
+          <w:t>2</w:t>
+        </w:r>
+      </w:fldSimple>
       <w:r>
         <w:t>: Построенные особенные матрицы</w:t>
       </w:r>
@@ -16481,16 +19402,7 @@
           <w:sz w:val="28"/>
           <w:szCs w:val="28"/>
         </w:rPr>
-        <w:lastRenderedPageBreak/>
-        <w:t xml:space="preserve">Во всех случаях </w:t>
-      </w:r>
-      <w:r>
-        <w:rPr>
-          <w:color w:val="0F1115"/>
-          <w:sz w:val="28"/>
-          <w:szCs w:val="28"/>
-        </w:rPr>
-        <w:t>найденная особенная матрица теряет ровно </w:t>
+        <w:t>Во всех случаях найденная особенная матрица теряет ровно </w:t>
       </w:r>
       <w:r>
         <w:rPr>
@@ -16716,23 +19628,7 @@
           <w:sz w:val="28"/>
           <w:szCs w:val="28"/>
         </w:rPr>
-        <w:t> -</w:t>
-      </w:r>
-      <w:r>
-        <w:rPr>
-          <w:color w:val="0F1115"/>
-          <w:sz w:val="28"/>
-          <w:szCs w:val="28"/>
-        </w:rPr>
-        <w:t xml:space="preserve"> минимальное возмущение, при котором матрица становится вырожденной</w:t>
-      </w:r>
-      <w:r>
-        <w:rPr>
-          <w:color w:val="0F1115"/>
-          <w:sz w:val="28"/>
-          <w:szCs w:val="28"/>
-        </w:rPr>
-        <w:t>.</w:t>
+        <w:t> - минимальное возмущение, при котором матрица становится вырожденной.</w:t>
       </w:r>
     </w:p>
     <w:p>
@@ -16772,6 +19668,7 @@
           <w:sz w:val="28"/>
           <w:szCs w:val="28"/>
         </w:rPr>
+        <w:lastRenderedPageBreak/>
         <w:t>В случае </w:t>
       </w:r>
       <w:r>
@@ -17515,6 +20412,284 @@
           <w:szCs w:val="28"/>
         </w:rPr>
         <w:t>Во всех случаях проверка подтвердила, что найденные матрицы принадлежат исходным интервальным матрицам и являются особенными. Это говорит о корректности использованных формул и численного метода.</w:t>
+      </w:r>
+    </w:p>
+    <w:p>
+      <w:pPr>
+        <w:pStyle w:val="ds-markdown-paragraph"/>
+        <w:shd w:val="clear" w:color="auto" w:fill="FFFFFF"/>
+        <w:spacing w:before="240" w:beforeAutospacing="0" w:after="240" w:afterAutospacing="0"/>
+        <w:rPr>
+          <w:color w:val="0F1115"/>
+          <w:sz w:val="28"/>
+          <w:szCs w:val="28"/>
+        </w:rPr>
+      </w:pPr>
+      <w:r>
+        <w:rPr>
+          <w:color w:val="0F1115"/>
+          <w:sz w:val="28"/>
+          <w:szCs w:val="28"/>
+        </w:rPr>
+        <w:t>Прежде чем переход</w:t>
+      </w:r>
+      <w:r>
+        <w:rPr>
+          <w:color w:val="0F1115"/>
+          <w:sz w:val="28"/>
+          <w:szCs w:val="28"/>
+        </w:rPr>
+        <w:t>ить к аналитическим формулам, было проверено</w:t>
+      </w:r>
+      <w:r>
+        <w:rPr>
+          <w:color w:val="0F1115"/>
+          <w:sz w:val="28"/>
+          <w:szCs w:val="28"/>
+        </w:rPr>
+        <w:t>, можно ли найт</w:t>
+      </w:r>
+      <w:r>
+        <w:rPr>
+          <w:color w:val="0F1115"/>
+          <w:sz w:val="28"/>
+          <w:szCs w:val="28"/>
+        </w:rPr>
+        <w:t xml:space="preserve">и границу особенности «в лоб» - </w:t>
+      </w:r>
+      <w:r>
+        <w:rPr>
+          <w:color w:val="0F1115"/>
+          <w:sz w:val="28"/>
+          <w:szCs w:val="28"/>
+        </w:rPr>
+        <w:t>через прямое интервальное вычисление определителя. Для матрицы </w:t>
+      </w:r>
+      <w:r>
+        <w:rPr>
+          <w:sz w:val="28"/>
+          <w:szCs w:val="28"/>
+        </w:rPr>
+        <w:t>2х2</w:t>
+      </w:r>
+      <w:r>
+        <w:rPr>
+          <w:color w:val="0F1115"/>
+          <w:sz w:val="28"/>
+          <w:szCs w:val="28"/>
+        </w:rPr>
+        <w:t> такой подход работает: каждая переменная входит в выражение определителя один раз, поэтому по основной теореме интервальной арифметики интервальное вычисление даёт точный результат. Однако для матрицы </w:t>
+      </w:r>
+      <w:r>
+        <w:rPr>
+          <w:sz w:val="28"/>
+          <w:szCs w:val="28"/>
+        </w:rPr>
+        <w:t>3х3</w:t>
+      </w:r>
+      <w:r>
+        <w:rPr>
+          <w:color w:val="0F1115"/>
+          <w:sz w:val="28"/>
+          <w:szCs w:val="28"/>
+        </w:rPr>
+        <w:t xml:space="preserve"> ситуация иная: переменные входят в формулу определителя многократно, и интервальное вычисление «в лоб» даёт завышенный интервал (эффект раздувания). </w:t>
+      </w:r>
+    </w:p>
+    <w:p>
+      <w:pPr>
+        <w:pStyle w:val="ds-markdown-paragraph"/>
+        <w:shd w:val="clear" w:color="auto" w:fill="FFFFFF"/>
+        <w:spacing w:before="240" w:beforeAutospacing="0" w:after="240" w:afterAutospacing="0"/>
+        <w:rPr>
+          <w:color w:val="0F1115"/>
+          <w:sz w:val="28"/>
+          <w:szCs w:val="28"/>
+        </w:rPr>
+      </w:pPr>
+      <w:r>
+        <w:rPr>
+          <w:color w:val="0F1115"/>
+          <w:sz w:val="28"/>
+          <w:szCs w:val="28"/>
+        </w:rPr>
+        <w:t>Численно это подтверждается сравнением с точным диапазоном, полученным перебором всех крайних матриц. Так, при </w:t>
+      </w:r>
+      <m:oMath>
+        <m:r>
+          <w:rPr>
+            <w:rFonts w:ascii="Cambria Math" w:hAnsi="Cambria Math"/>
+            <w:color w:val="0F1115"/>
+            <w:sz w:val="28"/>
+            <w:szCs w:val="28"/>
+          </w:rPr>
+          <m:t>δ</m:t>
+        </m:r>
+        <m:r>
+          <w:rPr>
+            <w:rFonts w:ascii="Cambria Math" w:hAnsi="Cambria Math"/>
+            <w:color w:val="0F1115"/>
+            <w:sz w:val="28"/>
+            <w:szCs w:val="28"/>
+          </w:rPr>
+          <m:t>=0.</m:t>
+        </m:r>
+        <m:r>
+          <w:rPr>
+            <w:rFonts w:ascii="Cambria Math" w:hAnsi="Cambria Math"/>
+            <w:color w:val="0F1115"/>
+            <w:sz w:val="28"/>
+            <w:szCs w:val="28"/>
+          </w:rPr>
+          <m:t>05</m:t>
+        </m:r>
+      </m:oMath>
+      <w:r>
+        <w:rPr>
+          <w:color w:val="0F1115"/>
+          <w:sz w:val="28"/>
+          <w:szCs w:val="28"/>
+        </w:rPr>
+        <w:t xml:space="preserve"> </w:t>
+      </w:r>
+      <w:r>
+        <w:rPr>
+          <w:color w:val="0F1115"/>
+          <w:sz w:val="28"/>
+          <w:szCs w:val="28"/>
+        </w:rPr>
+        <w:t xml:space="preserve">(что вдвое меньше найденного </w:t>
+      </w:r>
+      <m:oMath>
+        <m:sSub>
+          <m:sSubPr>
+            <m:ctrlPr>
+              <w:rPr>
+                <w:rFonts w:ascii="Cambria Math" w:hAnsi="Cambria Math"/>
+                <w:i/>
+                <w:color w:val="0F1115"/>
+                <w:sz w:val="28"/>
+                <w:szCs w:val="28"/>
+              </w:rPr>
+            </m:ctrlPr>
+          </m:sSubPr>
+          <m:e>
+            <m:r>
+              <w:rPr>
+                <w:rFonts w:ascii="Cambria Math" w:hAnsi="Cambria Math"/>
+                <w:color w:val="0F1115"/>
+                <w:sz w:val="28"/>
+                <w:szCs w:val="28"/>
+              </w:rPr>
+              <m:t>δ</m:t>
+            </m:r>
+          </m:e>
+          <m:sub>
+            <m:r>
+              <w:rPr>
+                <w:rFonts w:ascii="Cambria Math" w:hAnsi="Cambria Math"/>
+                <w:color w:val="0F1115"/>
+                <w:sz w:val="28"/>
+                <w:szCs w:val="28"/>
+                <w:lang w:val="en-US"/>
+              </w:rPr>
+              <m:t>min</m:t>
+            </m:r>
+          </m:sub>
+        </m:sSub>
+      </m:oMath>
+      <w:r>
+        <w:rPr>
+          <w:color w:val="0F1115"/>
+          <w:sz w:val="28"/>
+          <w:szCs w:val="28"/>
+        </w:rPr>
+        <w:t xml:space="preserve">) </w:t>
+      </w:r>
+      <w:r>
+        <w:rPr>
+          <w:color w:val="0F1115"/>
+          <w:sz w:val="28"/>
+          <w:szCs w:val="28"/>
+        </w:rPr>
+        <w:t>интервальное вычисление даёт диапазон </w:t>
+      </w:r>
+      <w:r>
+        <w:rPr>
+          <w:sz w:val="28"/>
+          <w:szCs w:val="28"/>
+        </w:rPr>
+        <w:t>[-</w:t>
+      </w:r>
+      <w:r>
+        <w:rPr>
+          <w:sz w:val="28"/>
+          <w:szCs w:val="28"/>
+        </w:rPr>
+        <w:t>0.372,1.238]</w:t>
+      </w:r>
+      <w:r>
+        <w:rPr>
+          <w:color w:val="0F1115"/>
+          <w:sz w:val="28"/>
+          <w:szCs w:val="28"/>
+        </w:rPr>
+        <w:t xml:space="preserve">, который </w:t>
+      </w:r>
+      <w:r>
+        <w:rPr>
+          <w:color w:val="0F1115"/>
+          <w:sz w:val="28"/>
+          <w:szCs w:val="28"/>
+        </w:rPr>
+        <w:t xml:space="preserve">содержит ноль, тогда как точный </w:t>
+      </w:r>
+      <w:r>
+        <w:rPr>
+          <w:color w:val="0F1115"/>
+          <w:sz w:val="28"/>
+          <w:szCs w:val="28"/>
+        </w:rPr>
+        <w:t>диапазон </w:t>
+      </w:r>
+      <w:r>
+        <w:rPr>
+          <w:sz w:val="28"/>
+          <w:szCs w:val="28"/>
+        </w:rPr>
+        <w:t>[0.191,0.711]</w:t>
+      </w:r>
+      <w:r>
+        <w:rPr>
+          <w:color w:val="0F1115"/>
+          <w:sz w:val="28"/>
+          <w:szCs w:val="28"/>
+        </w:rPr>
+        <w:t xml:space="preserve"> </w:t>
+      </w:r>
+      <w:r>
+        <w:rPr>
+          <w:color w:val="0F1115"/>
+          <w:sz w:val="28"/>
+          <w:szCs w:val="28"/>
+        </w:rPr>
+        <w:t>ноль не содержит. Это означает, что «в ло</w:t>
+      </w:r>
+      <w:r>
+        <w:rPr>
+          <w:color w:val="0F1115"/>
+          <w:sz w:val="28"/>
+          <w:szCs w:val="28"/>
+        </w:rPr>
+        <w:t>б» считать определитель нельзя -</w:t>
+      </w:r>
+      <w:r>
+        <w:rPr>
+          <w:color w:val="0F1115"/>
+          <w:sz w:val="28"/>
+          <w:szCs w:val="28"/>
+        </w:rPr>
+        <w:t xml:space="preserve"> можно ошибочно заключить, что матрица особенная, хотя на самом деле она неособенная. Поэтому для нахождения границы особенности используются специальные методы: критерий особенности через систему неравенств и формулу через норму обратной матрицы.</w:t>
       </w:r>
     </w:p>
     <w:p>
@@ -17553,6 +20728,7 @@
           <w:sz w:val="40"/>
           <w:szCs w:val="40"/>
         </w:rPr>
+        <w:lastRenderedPageBreak/>
         <w:t>Выводы</w:t>
       </w:r>
       <w:bookmarkEnd w:id="5"/>
@@ -17739,17 +20915,7 @@
             <w:szCs w:val="28"/>
             <w:lang w:eastAsia="ru-RU"/>
           </w:rPr>
-          <m:t>δ</m:t>
-        </m:r>
-        <m:r>
-          <w:rPr>
-            <w:rFonts w:ascii="Cambria Math" w:eastAsia="Times New Roman" w:hAnsi="Cambria Math" w:cs="Times New Roman"/>
-            <w:color w:val="0F1115"/>
-            <w:sz w:val="28"/>
-            <w:szCs w:val="28"/>
-            <w:lang w:eastAsia="ru-RU"/>
-          </w:rPr>
-          <m:t>=0.1</m:t>
+          <m:t>δ=0.1</m:t>
         </m:r>
       </m:oMath>
       <w:r>
@@ -17814,7 +20980,6 @@
           <w:szCs w:val="28"/>
           <w:lang w:eastAsia="ru-RU"/>
         </w:rPr>
-        <w:lastRenderedPageBreak/>
         <w:t>Томография даёт меньшее </w:t>
       </w:r>
       <m:oMath>
@@ -17930,20 +21095,66 @@
           <w:szCs w:val="28"/>
           <w:lang w:eastAsia="ru-RU"/>
         </w:rPr>
-        <w:t xml:space="preserve">Все построенные матрицы принадлежат исходным интервальным матрицам и являются особенными, что подтверждает правильность </w:t>
+        <w:t>Все построенные матрицы принадлежат исходным интервальным матрицам и являются особенными, что подтверждает правильность аналитических формул и численного метода.</w:t>
+      </w:r>
+    </w:p>
+    <w:p>
+      <w:pPr>
+        <w:numPr>
+          <w:ilvl w:val="0"/>
+          <w:numId w:val="12"/>
+        </w:numPr>
+        <w:shd w:val="clear" w:color="auto" w:fill="FFFFFF"/>
+        <w:spacing w:before="100" w:beforeAutospacing="1" w:after="0" w:line="240" w:lineRule="auto"/>
+        <w:rPr>
+          <w:rFonts w:ascii="Times New Roman" w:eastAsia="Times New Roman" w:hAnsi="Times New Roman" w:cs="Times New Roman"/>
+          <w:color w:val="0F1115"/>
+          <w:sz w:val="28"/>
+          <w:szCs w:val="28"/>
+          <w:lang w:eastAsia="ru-RU"/>
+        </w:rPr>
+      </w:pPr>
+      <w:r>
+        <w:rPr>
+          <w:rFonts w:ascii="Times New Roman" w:eastAsia="Times New Roman" w:hAnsi="Times New Roman" w:cs="Times New Roman"/>
+          <w:color w:val="0F1115"/>
+          <w:sz w:val="28"/>
+          <w:szCs w:val="28"/>
+          <w:lang w:eastAsia="ru-RU"/>
+        </w:rPr>
+        <w:t>Прямое интервальное вычисление определителя для матрицы </w:t>
+      </w:r>
+      <w:r>
+        <w:rPr>
+          <w:rFonts w:ascii="Times New Roman" w:eastAsia="Times New Roman" w:hAnsi="Times New Roman" w:cs="Times New Roman"/>
+          <w:sz w:val="28"/>
+          <w:szCs w:val="28"/>
+          <w:lang w:eastAsia="ru-RU"/>
+        </w:rPr>
+        <w:t>3×33×3</w:t>
+      </w:r>
+      <w:r>
+        <w:rPr>
+          <w:rFonts w:ascii="Times New Roman" w:eastAsia="Times New Roman" w:hAnsi="Times New Roman" w:cs="Times New Roman"/>
+          <w:color w:val="0F1115"/>
+          <w:sz w:val="28"/>
+          <w:szCs w:val="28"/>
+          <w:lang w:eastAsia="ru-RU"/>
+        </w:rPr>
+        <w:t> даёт завышенный результат из-за эффекта раздувания (переменные входят в формулу многократно)</w:t>
+      </w:r>
+      <w:r>
+        <w:rPr>
+          <w:rFonts w:ascii="Times New Roman" w:eastAsia="Times New Roman" w:hAnsi="Times New Roman" w:cs="Times New Roman"/>
+          <w:color w:val="0F1115"/>
+          <w:sz w:val="28"/>
+          <w:szCs w:val="28"/>
+          <w:lang w:eastAsia="ru-RU"/>
+        </w:rPr>
+        <w:t>.</w:t>
       </w:r>
       <w:bookmarkStart w:id="6" w:name="_GoBack"/>
       <w:bookmarkEnd w:id="6"/>
-      <w:r>
-        <w:rPr>
-          <w:rFonts w:ascii="Times New Roman" w:eastAsia="Times New Roman" w:hAnsi="Times New Roman" w:cs="Times New Roman"/>
-          <w:color w:val="0F1115"/>
-          <w:sz w:val="28"/>
-          <w:szCs w:val="28"/>
-          <w:lang w:eastAsia="ru-RU"/>
-        </w:rPr>
-        <w:t>аналитических формул и численного метода.</w:t>
-      </w:r>
     </w:p>
     <w:p>
       <w:pPr>
@@ -18097,6 +21308,7 @@
           <w:color w:val="000000"/>
           <w:sz w:val="28"/>
           <w:szCs w:val="28"/>
+          <w:lang w:val="en-US"/>
         </w:rPr>
       </w:pPr>
       <w:r>
@@ -18105,38 +21317,18 @@
           <w:color w:val="000000"/>
           <w:sz w:val="28"/>
           <w:szCs w:val="28"/>
-        </w:rPr>
-        <w:t>https://github.com/KiselevaKsu/IntervalAnalysis</w:t>
-      </w:r>
-      <w:r>
-        <w:rPr>
-          <w:rFonts w:ascii="Times New Roman" w:eastAsiaTheme="minorEastAsia" w:hAnsi="Times New Roman" w:cs="Times New Roman"/>
-          <w:color w:val="000000"/>
-          <w:sz w:val="28"/>
-          <w:szCs w:val="28"/>
-        </w:rPr>
-        <w:t>/</w:t>
-      </w:r>
-      <w:r>
-        <w:rPr>
-          <w:rFonts w:ascii="Times New Roman" w:eastAsiaTheme="minorEastAsia" w:hAnsi="Times New Roman" w:cs="Times New Roman"/>
-          <w:color w:val="000000"/>
-          <w:sz w:val="28"/>
-          <w:szCs w:val="28"/>
-        </w:rPr>
-        <w:t xml:space="preserve"> </w:t>
-      </w:r>
-      <w:r>
-        <w:rPr>
-          <w:rFonts w:ascii="Times New Roman" w:eastAsiaTheme="minorEastAsia" w:hAnsi="Times New Roman" w:cs="Times New Roman"/>
-          <w:color w:val="000000"/>
-          <w:sz w:val="28"/>
-          <w:szCs w:val="28"/>
-        </w:rPr>
-        <w:t>tree/Lab1</w:t>
+          <w:lang w:val="en-US"/>
+        </w:rPr>
+        <w:t>https://github.com/KiselevaKsu/IntervalAnalysis/ tree/Lab1</w:t>
       </w:r>
     </w:p>
-    <w:p/>
+    <w:p>
+      <w:pPr>
+        <w:rPr>
+          <w:lang w:val="en-US"/>
+        </w:rPr>
+      </w:pPr>
+    </w:p>
     <w:sectPr>
       <w:pgSz w:w="11906" w:h="16838"/>
       <w:pgMar w:top="1134" w:right="850" w:bottom="1134" w:left="1701" w:header="708" w:footer="708" w:gutter="0"/>
@@ -19937,6 +23129,7 @@
   <w:style w:type="character" w:default="1" w:styleId="a0">
     <w:name w:val="Default Paragraph Font"/>
     <w:uiPriority w:val="1"/>
+    <w:semiHidden/>
     <w:unhideWhenUsed/>
   </w:style>
   <w:style w:type="table" w:default="1" w:styleId="a1">
@@ -20418,6 +23611,7 @@
     <w:rsidRoot w:val="008D38BF"/>
     <w:rsid w:val="001F6105"/>
     <w:rsid w:val="008D38BF"/>
+    <w:rsid w:val="009574A1"/>
     <w:rsid w:val="00D00513"/>
   </w:rsids>
   <m:mathPr>
@@ -20867,7 +24061,7 @@
     <w:basedOn w:val="a0"/>
     <w:uiPriority w:val="99"/>
     <w:semiHidden/>
-    <w:rsid w:val="001F6105"/>
+    <w:rsid w:val="009574A1"/>
     <w:rPr>
       <w:color w:val="808080"/>
     </w:rPr>
